--- a/대본/7부/14화_The_Call.docx
+++ b/대본/7부/14화_The_Call.docx
@@ -2973,7 +2973,7 @@
               <w:jc w:val="left"/>
             </w:pPr>
             <w:r>
-              <w:t xml:space="preserve">15·74턴. 실시간 공조·보호자 소통.</w:t>
+              <w:t xml:space="preserve">15·75턴. 실시간 공조·보호자 소통.</w:t>
             </w:r>
           </w:p>
         </w:tc>

--- a/대본/7부/14화_The_Call.docx
+++ b/대본/7부/14화_The_Call.docx
@@ -2,7 +2,7 @@
 <file path=word/document.xml><?xml version="1.0" encoding="utf-8"?>
 <w:document xmlns:w="http://schemas.openxmlformats.org/wordprocessingml/2006/main" xmlns:m="http://schemas.openxmlformats.org/officeDocument/2006/math" xmlns:r="http://schemas.openxmlformats.org/officeDocument/2006/relationships" xmlns:o="urn:schemas-microsoft-com:office:office" xmlns:v="urn:schemas-microsoft-com:vml" xmlns:w10="urn:schemas-microsoft-com:office:word" xmlns:a="http://schemas.openxmlformats.org/drawingml/2006/main" xmlns:pic="http://schemas.openxmlformats.org/drawingml/2006/picture" xmlns:wp="http://schemas.openxmlformats.org/drawingml/2006/wordprocessingDrawing">
   <w:body>
-    <w:bookmarkStart w:id="31" w:name="ship-it-7부-14화"/>
+    <w:bookmarkStart w:id="32" w:name="ship-it-7부-14화"/>
     <w:p>
       <w:pPr>
         <w:pStyle w:val="Heading1"/>
@@ -65,7 +65,7 @@
         <w:t xml:space="preserve"> </w:t>
       </w:r>
       <w:r>
-        <w:t xml:space="preserve">- 규칙: 지문 없음. 전 화 100% 「화자명: 대사」. 1턴 20단어 이내.</w:t>
+        <w:t xml:space="preserve">- 규칙: 지문 없음. 전 화 100% 「화자명: 대사」. 1턴 20단어 이내 + 긴 턴 10~15회(30~60단어).</w:t>
       </w:r>
       <w:r>
         <w:t xml:space="preserve"> </w:t>
@@ -571,13 +571,13 @@
         </w:numPr>
       </w:pPr>
       <w:r>
-        <w:t xml:space="preserve">SONG: Seo-hyun, the filler may be pressing a small vessel. We’re going to dissolve it. Now. Breathe slowly.</w:t>
-      </w:r>
-      <w:r>
-        <w:t xml:space="preserve"> </w:t>
-      </w:r>
-      <w:r>
-        <w:t xml:space="preserve">송예진: 서현 씨, 필러가 작은 혈관을 누르고 있을 수 있어요. 녹일 거예요. 지금. 천천히 숨 쉬세요.</w:t>
+        <w:t xml:space="preserve">SONG: Seo-hyun, the filler may be pressing on a small blood vessel, so some of the skin isn’t getting enough blood. We have a medicine that dissolves it, and we’re using it right away. You don’t need to do anything except breathe slowly for me.</w:t>
+      </w:r>
+      <w:r>
+        <w:t xml:space="preserve"> </w:t>
+      </w:r>
+      <w:r>
+        <w:t xml:space="preserve">송예진: 서현 씨, 필러가 작은 혈관을 누르고 있을 수 있어서 피부 일부에 피가 충분히 가지 않고 있어요. 그걸 녹이는 약이 있고, 지금 바로 쓸 거예요. 서현 씨는 아무것도 안 해도 돼요. 저를 위해 천천히 숨만 쉬어 주세요.</w:t>
       </w:r>
     </w:p>
     <w:p>
@@ -1123,13 +1123,13 @@
         </w:numPr>
       </w:pPr>
       <w:r>
-        <w:t xml:space="preserve">ELENA: Thank you, Leo. So it’s anatomy. Not product. That’s normal. It happens to the best injectors.</w:t>
-      </w:r>
-      <w:r>
-        <w:t xml:space="preserve"> </w:t>
-      </w:r>
-      <w:r>
-        <w:t xml:space="preserve">엘레나: 고마워요, 레오. 그럼 해부학이네요. 제품이 아니라. 흔한 일이에요. 최고의 시술자에게도 일어나요.</w:t>
+        <w:t xml:space="preserve">ELENA: Thank you, Leo. So it’s anatomy, not product. That’s normal, and I want you to hear that, Dr. Song. It happens to the best injectors in the world, because no one can see the vessels under the skin. What matters is what you do next.</w:t>
+      </w:r>
+      <w:r>
+        <w:t xml:space="preserve"> </w:t>
+      </w:r>
+      <w:r>
+        <w:t xml:space="preserve">엘레나: 고마워요, 레오. 그럼 제품이 아니라 해부학이네요. 흔한 일이에요. 송 원장님, 이 말을 꼭 들어 줘요. 세계 최고의 시술자에게도 일어나요. 피부 밑의 혈관은 아무도 볼 수 없으니까요. 중요한 건 그다음에 무엇을 하느냐예요.</w:t>
       </w:r>
     </w:p>
     <w:p>
@@ -1327,13 +1327,13 @@
         </w:numPr>
       </w:pPr>
       <w:r>
-        <w:t xml:space="preserve">ELENA: Four is slow. Normal is under two. Keep going. You’re winning. It just doesn’t feel like it yet.</w:t>
-      </w:r>
-      <w:r>
-        <w:t xml:space="preserve"> </w:t>
-      </w:r>
-      <w:r>
-        <w:t xml:space="preserve">엘레나: 4초는 느려요. 정상은 2초 미만. 계속해요. 이기고 있어요. 아직 그렇게 느껴지지 않을 뿐이에요.</w:t>
+        <w:t xml:space="preserve">ELENA: Four is slow. Normal is under two. But keep going, because the net is already smaller, and that tells us the enzyme is working. You’re winning, Dr. Song. It just doesn’t feel like it yet, and in my experience, it never does at this point.</w:t>
+      </w:r>
+      <w:r>
+        <w:t xml:space="preserve"> </w:t>
+      </w:r>
+      <w:r>
+        <w:t xml:space="preserve">엘레나: 4초는 느려요. 정상은 2초 미만. 하지만 계속해요. 그물 무늬가 이미 작아졌고, 그건 효소가 듣고 있다는 뜻이에요. 이기고 있어요, 송 원장님. 아직 그렇게 느껴지지 않을 뿐이에요. 제 경험상 이 시점엔 늘 그래요.</w:t>
       </w:r>
     </w:p>
     <w:p>
@@ -1609,13 +1609,13 @@
         </w:numPr>
       </w:pPr>
       <w:r>
-        <w:t xml:space="preserve">NOAH: Seven years ago, I was where you are. A plastic chair. My sister. A filler. I didn’t know anything either.</w:t>
-      </w:r>
-      <w:r>
-        <w:t xml:space="preserve"> </w:t>
-      </w:r>
-      <w:r>
-        <w:t xml:space="preserve">노아: 7년 전에 내가 당신 자리에 있었어요. 플라스틱 의자. 내 동생. 필러. 나도 아무것도 몰랐어요.</w:t>
+        <w:t xml:space="preserve">NOAH: Seven years ago, I was where you are. A plastic chair, a waiting room, my sister on the other side of a door, and a filler nobody could take back. I didn’t know anything either, and nobody had time to explain. So I understand exactly how you feel.</w:t>
+      </w:r>
+      <w:r>
+        <w:t xml:space="preserve"> </w:t>
+      </w:r>
+      <w:r>
+        <w:t xml:space="preserve">노아: 7년 전에 내가 당신 자리에 있었어요. 플라스틱 의자, 대기실, 문 반대편에 있는 내 동생, 그리고 아무도 되돌릴 수 없는 필러. 나도 아무것도 몰랐고, 아무도 설명해 줄 시간이 없었어요. 그래서 당신 기분을 정확히 알아요.</w:t>
       </w:r>
     </w:p>
     <w:p>
@@ -1745,13 +1745,13 @@
         </w:numPr>
       </w:pPr>
       <w:r>
-        <w:t xml:space="preserve">NOAH: Her doctor is trained. She stopped in one second. The enzyme went in within one minute. Every syringe is traced.</w:t>
-      </w:r>
-      <w:r>
-        <w:t xml:space="preserve"> </w:t>
-      </w:r>
-      <w:r>
-        <w:t xml:space="preserve">노아: 담당 의사가 교육받았어요. 1초 만에 멈췄어요. 효소가 1분 안에 들어갔고. 모든 주사기가 추적돼요.</w:t>
+        <w:t xml:space="preserve">NOAH: Her doctor is trained, and she stopped in one second, the moment the skin changed. The enzyme went in within one minute, not forty. Every syringe is traced, so we already know this batch is clean. And two more doctors are on the phone, helping her right now.</w:t>
+      </w:r>
+      <w:r>
+        <w:t xml:space="preserve"> </w:t>
+      </w:r>
+      <w:r>
+        <w:t xml:space="preserve">노아: 담당 의사가 교육받았고, 피부가 변한 순간 1초 만에 멈췄어요. 효소는 40분이 아니라 1분 안에 들어갔어요. 모든 주사기가 추적되니까, 이 배치가 문제없다는 것도 이미 알아요. 그리고 지금 의사 두 명이 더 전화로 돕고 있어요.</w:t>
       </w:r>
     </w:p>
     <w:p>
@@ -2089,13 +2089,40 @@
         </w:numPr>
       </w:pPr>
       <w:r>
-        <w:t xml:space="preserve">SONG: …I treated first. Then I called. Ji-woo made me. I wanted to call first.</w:t>
-      </w:r>
-      <w:r>
-        <w:t xml:space="preserve"> </w:t>
-      </w:r>
-      <w:r>
-        <w:t xml:space="preserve">송예진: …먼저 처치했어요. 그다음 전화했고요. 지우 씨가 그렇게 하게 했어요. 저는 먼저 전화하고 싶었어요.</w:t>
+        <w:t xml:space="preserve">SONG: …I treated first. Then I called. Honestly, that was Ji-woo, not me. I wanted to call first, because I was frightened and I wanted someone more experienced to tell me what to do. She handed me the enzyme and said,</w:t>
+      </w:r>
+      <w:r>
+        <w:t xml:space="preserve"> </w:t>
+      </w:r>
+      <w:r>
+        <w:t xml:space="preserve">“</w:t>
+      </w:r>
+      <w:r>
+        <w:t xml:space="preserve">Treat first.</w:t>
+      </w:r>
+      <w:r>
+        <w:t xml:space="preserve">”</w:t>
+      </w:r>
+      <w:r>
+        <w:t xml:space="preserve"> </w:t>
+      </w:r>
+      <w:r>
+        <w:t xml:space="preserve">송예진: …먼저 처치했어요. 그다음 전화했고요. 솔직히 그건 제가 아니라 지우 씨였어요. 저는 먼저 전화하고 싶었어요. 무서웠고, 경험 많은 누군가가 뭘 해야 할지 말해 주길 바랐거든요. 지우 씨가 효소를 건네면서</w:t>
+      </w:r>
+      <w:r>
+        <w:t xml:space="preserve"> </w:t>
+      </w:r>
+      <w:r>
+        <w:t xml:space="preserve">“</w:t>
+      </w:r>
+      <w:r>
+        <w:t xml:space="preserve">먼저 처치</w:t>
+      </w:r>
+      <w:r>
+        <w:t xml:space="preserve">”</w:t>
+      </w:r>
+      <w:r>
+        <w:t xml:space="preserve">라고 했어요.</w:t>
       </w:r>
     </w:p>
     <w:p>
@@ -2123,13 +2150,13 @@
         </w:numPr>
       </w:pPr>
       <w:r>
-        <w:t xml:space="preserve">TASHA: Ji-woo, I wrote that card. In year three. For a night exactly like this.</w:t>
-      </w:r>
-      <w:r>
-        <w:t xml:space="preserve"> </w:t>
-      </w:r>
-      <w:r>
-        <w:t xml:space="preserve">타샤: 지우 씨, 내가 그 카드를 썼어요. 3년 차에. 딱 이런 밤을 위해서.</w:t>
+        <w:t xml:space="preserve">TASHA: Ji-woo, I wrote that card in year three, for a night exactly like this. I kept it to ten seconds on purpose, because frightened people forget anything long. Hearing that you remembered every line is the best review that card has ever had.</w:t>
+      </w:r>
+      <w:r>
+        <w:t xml:space="preserve"> </w:t>
+      </w:r>
+      <w:r>
+        <w:t xml:space="preserve">타샤: 지우 씨, 내가 그 카드를 3년 차에 썼어요. 딱 이런 밤을 위해서. 일부러 10초 분량으로 만들었어요. 겁먹은 사람은 긴 건 다 잊어버리니까요. 한 줄 한 줄 다 기억했다는 말이 그 카드가 받은 최고의 평가예요.</w:t>
       </w:r>
     </w:p>
     <w:p>
@@ -2181,13 +2208,13 @@
         </w:numPr>
       </w:pPr>
       <w:r>
-        <w:t xml:space="preserve">CHOI: Dr. Ruiz, post-event plan. Ice off. Aspirin per protocol. Follow-up in forty-eight hours. Photos daily.</w:t>
-      </w:r>
-      <w:r>
-        <w:t xml:space="preserve"> </w:t>
-      </w:r>
-      <w:r>
-        <w:t xml:space="preserve">최민준: 루이즈 박사님, 사후 계획. 찜질 중단. 프로토콜대로 아스피린. 48시간 후 재진. 매일 사진.</w:t>
+        <w:t xml:space="preserve">CHOI: Dr. Ruiz, here’s the post-event plan. Compress off, and aspirin per protocol. We’ll bring her back for a follow-up in forty-eight hours, and she’ll send photos every day until then, so we can catch any late change in colour early.</w:t>
+      </w:r>
+      <w:r>
+        <w:t xml:space="preserve"> </w:t>
+      </w:r>
+      <w:r>
+        <w:t xml:space="preserve">최민준: 루이즈 박사님, 사후 계획입니다. 찜질 중단, 프로토콜대로 아스피린. 48시간 후에 재진하러 오게 하고, 그때까지 매일 사진을 보내게 할게요. 그래야 뒤늦은 색 변화도 일찍 잡을 수 있으니까요.</w:t>
       </w:r>
     </w:p>
     <w:p>
@@ -2453,7 +2480,7 @@
         </w:numPr>
       </w:pPr>
       <w:r>
-        <w:t xml:space="preserve">ELENA:</w:t>
+        <w:t xml:space="preserve">ELENA: I told you</w:t>
       </w:r>
       <w:r>
         <w:t xml:space="preserve"> </w:t>
@@ -2462,7 +2489,7 @@
         <w:t xml:space="preserve">“</w:t>
       </w:r>
       <w:r>
-        <w:t xml:space="preserve">Every minute counts.</w:t>
+        <w:t xml:space="preserve">Every minute counts</w:t>
       </w:r>
       <w:r>
         <w:t xml:space="preserve">”</w:t>
@@ -2471,13 +2498,13 @@
         <w:t xml:space="preserve"> </w:t>
       </w:r>
       <w:r>
-        <w:t xml:space="preserve">I told you that in an emergency room. Seven years ago. Tonight, we won the minutes.</w:t>
-      </w:r>
-      <w:r>
-        <w:t xml:space="preserve"> </w:t>
-      </w:r>
-      <w:r>
-        <w:t xml:space="preserve">엘레나:</w:t>
+        <w:t xml:space="preserve">in an emergency room seven years ago, and that night we lost too many of them before anyone even called me. Tonight, everyone did their part in the right order, and we won the minutes. Thirteen of them.</w:t>
+      </w:r>
+      <w:r>
+        <w:t xml:space="preserve"> </w:t>
+      </w:r>
+      <w:r>
+        <w:t xml:space="preserve">엘레나: 7년 전 응급실에서</w:t>
       </w:r>
       <w:r>
         <w:t xml:space="preserve"> </w:t>
@@ -2486,16 +2513,13 @@
         <w:t xml:space="preserve">“</w:t>
       </w:r>
       <w:r>
-        <w:t xml:space="preserve">1분 1분이 중요하다.</w:t>
+        <w:t xml:space="preserve">1분 1분이 중요하다</w:t>
       </w:r>
       <w:r>
         <w:t xml:space="preserve">”</w:t>
       </w:r>
       <w:r>
-        <w:t xml:space="preserve"> </w:t>
-      </w:r>
-      <w:r>
-        <w:t xml:space="preserve">7년 전 응급실에서 했던 말이죠. 오늘 밤, 우린 그 분들을 이겼어요.</w:t>
+        <w:t xml:space="preserve">고 했죠. 그날 밤엔 누가 나를 부르기도 전에 너무 많은 분을 잃었어요. 오늘 밤엔 모두가 올바른 순서로 자기 몫을 했고, 우린 그 분들을 이겼어요. 13분.</w:t>
       </w:r>
     </w:p>
     <w:bookmarkEnd w:id="24"/>
@@ -2584,13 +2608,13 @@
         </w:numPr>
       </w:pPr>
       <w:r>
-        <w:t xml:space="preserve">TASHA: And write down what you felt. Tonight. You’ll teach it someday. Better than any card.</w:t>
-      </w:r>
-      <w:r>
-        <w:t xml:space="preserve"> </w:t>
-      </w:r>
-      <w:r>
-        <w:t xml:space="preserve">타샤: 그리고 느낀 걸 적어 둬요. 오늘 밤. 언젠가 가르치게 될 거예요. 어떤 카드보다 잘.</w:t>
+        <w:t xml:space="preserve">TASHA: And write down what you felt, tonight, while it’s fresh. Not the clinical notes. The fear, the decisions, the moment you saw the colour come back. You’ll teach it someday, and your story will help a young doctor more than any card I could write.</w:t>
+      </w:r>
+      <w:r>
+        <w:t xml:space="preserve"> </w:t>
+      </w:r>
+      <w:r>
+        <w:t xml:space="preserve">타샤: 그리고 느낀 걸 적어 둬요. 오늘 밤, 생생할 때. 임상 기록 말고요. 두려움, 결정들, 색이 돌아오는 걸 본 순간. 언젠가 그걸 가르치게 될 거고, 당신 이야기는 내가 쓸 수 있는 어떤 카드보다 젊은 의사에게 더 도움이 될 거예요.</w:t>
       </w:r>
     </w:p>
     <w:p>
@@ -2676,13 +2700,13 @@
         </w:numPr>
       </w:pPr>
       <w:r>
-        <w:t xml:space="preserve">ELENA: I say it to everyone. It’s the only thing a frightened family can do. It helps them more.</w:t>
-      </w:r>
-      <w:r>
-        <w:t xml:space="preserve"> </w:t>
-      </w:r>
-      <w:r>
-        <w:t xml:space="preserve">엘레나: 모두에게 해요. 겁먹은 가족이 할 수 있는 유일한 일이니까요. 가족에게 더 도움이 돼요.</w:t>
+        <w:t xml:space="preserve">ELENA: I say it to everyone. It’s the only thing a frightened family can do. Honestly, a warm blanket doesn’t change the blood flow much, but it gives their hands something to do, and it helps them more than it helps the patient.</w:t>
+      </w:r>
+      <w:r>
+        <w:t xml:space="preserve"> </w:t>
+      </w:r>
+      <w:r>
+        <w:t xml:space="preserve">엘레나: 모두에게 해요. 겁먹은 가족이 할 수 있는 유일한 일이니까요. 솔직히 따뜻한 담요가 혈류를 크게 바꾸진 않아요. 하지만 손에 할 일을 주고, 환자보다 가족에게 더 도움이 돼요.</w:t>
       </w:r>
     </w:p>
     <w:p>
@@ -2727,13 +2751,13 @@
         </w:numPr>
       </w:pPr>
       <w:r>
-        <w:t xml:space="preserve">LEO: Since the stopper? Six forty-five. Every day. I’d rather find the problem than hide it.</w:t>
-      </w:r>
-      <w:r>
-        <w:t xml:space="preserve"> </w:t>
-      </w:r>
-      <w:r>
-        <w:t xml:space="preserve">레오: 마개 사건 이후로요? 6시 45분. 매일. 문제를 숨기느니 찾겠어요.</w:t>
+        <w:t xml:space="preserve">LEO: Since the stopper? Six forty-five, every day. Most problems show up in the data before anyone notices them in a clinic, and I like to read the overnight reports before the building gets loud. I’d rather find the problem than hide it.</w:t>
+      </w:r>
+      <w:r>
+        <w:t xml:space="preserve"> </w:t>
+      </w:r>
+      <w:r>
+        <w:t xml:space="preserve">레오: 마개 사건 이후로요? 6시 45분. 매일. 대부분의 문제는 클리닉에서 누가 알아채기 전에 데이터에 먼저 나타나요. 건물이 시끄러워지기 전에 밤사이 보고서를 읽는 게 좋아요. 문제를 숨기느니 찾겠어요.</w:t>
       </w:r>
     </w:p>
     <w:p>
@@ -2844,7 +2868,7 @@
     </w:p>
     <w:bookmarkEnd w:id="25"/>
     <w:bookmarkEnd w:id="26"/>
-    <w:bookmarkStart w:id="30" w:name="학습-부록"/>
+    <w:bookmarkStart w:id="31" w:name="학습-부록"/>
     <w:p>
       <w:pPr>
         <w:pStyle w:val="Heading2"/>
@@ -4206,8 +4230,307 @@
       </w:r>
     </w:p>
     <w:bookmarkEnd w:id="29"/>
+    <w:bookmarkStart w:id="30" w:name="긴-발화-분석"/>
+    <w:p>
+      <w:pPr>
+        <w:pStyle w:val="Heading3"/>
+      </w:pPr>
+      <w:r>
+        <w:t xml:space="preserve">④ 긴 발화 분석</w:t>
+      </w:r>
+    </w:p>
+    <w:p>
+      <w:pPr>
+        <w:pStyle w:val="BlockText"/>
+      </w:pPr>
+      <w:r>
+        <w:rPr>
+          <w:bCs/>
+          <w:b/>
+        </w:rPr>
+        <w:t xml:space="preserve">71턴 NOAH:</w:t>
+      </w:r>
+      <w:r>
+        <w:t xml:space="preserve"> </w:t>
+      </w:r>
+      <w:r>
+        <w:t xml:space="preserve">“</w:t>
+      </w:r>
+      <w:r>
+        <w:t xml:space="preserve">Her doctor is trained, and she stopped in one second, the moment the skin changed. The enzyme went in within one minute, not forty. Every syringe is traced, so we already know this batch is clean. And two more doctors are on the phone, helping her right now.</w:t>
+      </w:r>
+      <w:r>
+        <w:t xml:space="preserve">”</w:t>
+      </w:r>
+    </w:p>
+    <w:tbl>
+      <w:tblPr>
+        <w:tblStyle w:val="Table"/>
+        <w:tblW w:type="pct" w:w="5000"/>
+        <w:tblLook w:firstRow="1" w:lastRow="0" w:firstColumn="0" w:lastColumn="0" w:noHBand="0" w:noVBand="0" w:val="0020"/>
+        <w:jc w:val="start"/>
+      </w:tblPr>
+      <w:tblGrid>
+        <w:gridCol w:w="2640"/>
+        <w:gridCol w:w="2640"/>
+        <w:gridCol w:w="2640"/>
+      </w:tblGrid>
+      <w:tr>
+        <w:trPr>
+          <w:tblHeader w:val="true"/>
+        </w:trPr>
+        <w:tc>
+          <w:tcPr/>
+          <w:p>
+            <w:pPr>
+              <w:pStyle w:val="Compact"/>
+              <w:jc w:val="left"/>
+            </w:pPr>
+            <w:r>
+              <w:t xml:space="preserve">구조</w:t>
+            </w:r>
+          </w:p>
+        </w:tc>
+        <w:tc>
+          <w:tcPr/>
+          <w:p>
+            <w:pPr>
+              <w:pStyle w:val="Compact"/>
+              <w:jc w:val="left"/>
+            </w:pPr>
+            <w:r>
+              <w:t xml:space="preserve">영어</w:t>
+            </w:r>
+          </w:p>
+        </w:tc>
+        <w:tc>
+          <w:tcPr/>
+          <w:p>
+            <w:pPr>
+              <w:pStyle w:val="Compact"/>
+              <w:jc w:val="left"/>
+            </w:pPr>
+            <w:r>
+              <w:t xml:space="preserve">기능</w:t>
+            </w:r>
+          </w:p>
+        </w:tc>
+      </w:tr>
+      <w:tr>
+        <w:tc>
+          <w:tcPr/>
+          <w:p>
+            <w:pPr>
+              <w:pStyle w:val="Compact"/>
+              <w:jc w:val="left"/>
+            </w:pPr>
+            <w:r>
+              <w:t xml:space="preserve">① 사람(교육·즉시 대응)</w:t>
+            </w:r>
+          </w:p>
+        </w:tc>
+        <w:tc>
+          <w:tcPr/>
+          <w:p>
+            <w:pPr>
+              <w:pStyle w:val="Compact"/>
+              <w:jc w:val="left"/>
+            </w:pPr>
+            <w:r>
+              <w:t xml:space="preserve">Her doctor is trained, and she stopped in one second, the moment the skin changed.</w:t>
+            </w:r>
+          </w:p>
+        </w:tc>
+        <w:tc>
+          <w:tcPr/>
+          <w:p>
+            <w:pPr>
+              <w:pStyle w:val="Compact"/>
+              <w:jc w:val="left"/>
+            </w:pPr>
+            <w:r>
+              <w:t xml:space="preserve">가장 불안한 질문(누가 하고 있나)에 먼저 답함</w:t>
+            </w:r>
+          </w:p>
+        </w:tc>
+      </w:tr>
+      <w:tr>
+        <w:tc>
+          <w:tcPr/>
+          <w:p>
+            <w:pPr>
+              <w:pStyle w:val="Compact"/>
+              <w:jc w:val="left"/>
+            </w:pPr>
+            <w:r>
+              <w:t xml:space="preserve">② 시간(대비)</w:t>
+            </w:r>
+          </w:p>
+        </w:tc>
+        <w:tc>
+          <w:tcPr/>
+          <w:p>
+            <w:pPr>
+              <w:pStyle w:val="Compact"/>
+              <w:jc w:val="left"/>
+            </w:pPr>
+            <w:r>
+              <w:t xml:space="preserve">The enzyme went in within one minute, not forty.</w:t>
+            </w:r>
+          </w:p>
+        </w:tc>
+        <w:tc>
+          <w:tcPr/>
+          <w:p>
+            <w:pPr>
+              <w:pStyle w:val="Compact"/>
+              <w:jc w:val="left"/>
+            </w:pPr>
+            <w:r>
+              <w:t xml:space="preserve">“</w:t>
+            </w:r>
+            <w:r>
+              <w:t xml:space="preserve">A, not B</w:t>
+            </w:r>
+            <w:r>
+              <w:t xml:space="preserve">”</w:t>
+            </w:r>
+            <w:r>
+              <w:t xml:space="preserve">로 과거와의 차이를 숫자로 보여 줌</w:t>
+            </w:r>
+          </w:p>
+        </w:tc>
+      </w:tr>
+      <w:tr>
+        <w:tc>
+          <w:tcPr/>
+          <w:p>
+            <w:pPr>
+              <w:pStyle w:val="Compact"/>
+              <w:jc w:val="left"/>
+            </w:pPr>
+            <w:r>
+              <w:t xml:space="preserve">③ 시스템(근거→결론)</w:t>
+            </w:r>
+          </w:p>
+        </w:tc>
+        <w:tc>
+          <w:tcPr/>
+          <w:p>
+            <w:pPr>
+              <w:pStyle w:val="Compact"/>
+              <w:jc w:val="left"/>
+            </w:pPr>
+            <w:r>
+              <w:t xml:space="preserve">Every syringe is traced, so we already know this batch is clean.</w:t>
+            </w:r>
+          </w:p>
+        </w:tc>
+        <w:tc>
+          <w:tcPr/>
+          <w:p>
+            <w:pPr>
+              <w:pStyle w:val="Compact"/>
+              <w:jc w:val="left"/>
+            </w:pPr>
+            <w:r>
+              <w:t xml:space="preserve">so로 사실에서 안심할 수 있는 결론을 끌어냄</w:t>
+            </w:r>
+          </w:p>
+        </w:tc>
+      </w:tr>
+      <w:tr>
+        <w:tc>
+          <w:tcPr/>
+          <w:p>
+            <w:pPr>
+              <w:pStyle w:val="Compact"/>
+              <w:jc w:val="left"/>
+            </w:pPr>
+            <w:r>
+              <w:t xml:space="preserve">④ 현재 지원</w:t>
+            </w:r>
+          </w:p>
+        </w:tc>
+        <w:tc>
+          <w:tcPr/>
+          <w:p>
+            <w:pPr>
+              <w:pStyle w:val="Compact"/>
+              <w:jc w:val="left"/>
+            </w:pPr>
+            <w:r>
+              <w:t xml:space="preserve">And two more doctors are on the phone, helping her right now.</w:t>
+            </w:r>
+          </w:p>
+        </w:tc>
+        <w:tc>
+          <w:tcPr/>
+          <w:p>
+            <w:pPr>
+              <w:pStyle w:val="Compact"/>
+              <w:jc w:val="left"/>
+            </w:pPr>
+            <w:r>
+              <w:t xml:space="preserve">right now로 지금 진행 중인 도움을 강조하며 마무리</w:t>
+            </w:r>
+          </w:p>
+        </w:tc>
+      </w:tr>
+    </w:tbl>
+    <w:p>
+      <w:pPr>
+        <w:pStyle w:val="BodyText"/>
+      </w:pPr>
+      <w:r>
+        <w:rPr>
+          <w:bCs/>
+          <w:b/>
+        </w:rPr>
+        <w:t xml:space="preserve">활용 패턴:</w:t>
+      </w:r>
+      <w:r>
+        <w:t xml:space="preserve"> </w:t>
+      </w:r>
+      <w:r>
+        <w:t xml:space="preserve">사람 → 시간(A, not B) → 시스템(so 결론) → 지금 진행 중인 지원</w:t>
+      </w:r>
+      <w:r>
+        <w:t xml:space="preserve"> </w:t>
+      </w:r>
+      <w:r>
+        <w:rPr>
+          <w:bCs/>
+          <w:b/>
+        </w:rPr>
+        <w:t xml:space="preserve">연결 표현:</w:t>
+      </w:r>
+      <w:r>
+        <w:t xml:space="preserve"> </w:t>
+      </w:r>
+      <w:r>
+        <w:t xml:space="preserve">the moment…(~하는 순간) · within one minute, not forty(40분이 아니라 1분 안에) · so we already know…(그래서 이미 ~를 안다) · right now(바로 지금)</w:t>
+      </w:r>
+      <w:r>
+        <w:t xml:space="preserve"> </w:t>
+      </w:r>
+      <w:r>
+        <w:rPr>
+          <w:bCs/>
+          <w:b/>
+        </w:rPr>
+        <w:t xml:space="preserve">연습:</w:t>
+      </w:r>
+      <w:r>
+        <w:t xml:space="preserve"> </w:t>
+      </w:r>
+      <w:r>
+        <w:t xml:space="preserve">서비스 장애 중 불안해하는 고객에게, 약속할 수 없는 결과 대신 확인된 사실 네 가지로 안심시키는 말을 45단어 안팎으로 해 보기.</w:t>
+      </w:r>
+    </w:p>
     <w:bookmarkEnd w:id="30"/>
     <w:bookmarkEnd w:id="31"/>
+    <w:bookmarkEnd w:id="32"/>
     <w:sectPr/>
   </w:body>
 </w:document>

--- a/대본/7부/14화_The_Call.docx
+++ b/대본/7부/14화_The_Call.docx
@@ -2,7 +2,7 @@
 <file path=word/document.xml><?xml version="1.0" encoding="utf-8"?>
 <w:document xmlns:w="http://schemas.openxmlformats.org/wordprocessingml/2006/main" xmlns:m="http://schemas.openxmlformats.org/officeDocument/2006/math" xmlns:r="http://schemas.openxmlformats.org/officeDocument/2006/relationships" xmlns:o="urn:schemas-microsoft-com:office:office" xmlns:v="urn:schemas-microsoft-com:vml" xmlns:w10="urn:schemas-microsoft-com:office:word" xmlns:a="http://schemas.openxmlformats.org/drawingml/2006/main" xmlns:pic="http://schemas.openxmlformats.org/drawingml/2006/picture" xmlns:wp="http://schemas.openxmlformats.org/drawingml/2006/wordprocessingDrawing">
   <w:body>
-    <w:bookmarkStart w:id="32" w:name="ship-it-7부-14화"/>
+    <w:bookmarkStart w:id="38" w:name="ship-it-7부-14화"/>
     <w:p>
       <w:pPr>
         <w:pStyle w:val="Heading1"/>
@@ -463,257 +463,122 @@
     </w:p>
     <w:p>
       <w:pPr>
-        <w:numPr>
-          <w:ilvl w:val="0"/>
-          <w:numId w:val="1001"/>
-        </w:numPr>
+        <w:pStyle w:val="FirstParagraph"/>
       </w:pPr>
       <w:r>
         <w:t xml:space="preserve">SONG: Seo-hyun, you’re doing well. Just a little more on the bridge of the nose. Stay still.</w:t>
       </w:r>
-      <w:r>
-        <w:t xml:space="preserve"> </w:t>
-      </w:r>
-      <w:r>
-        <w:t xml:space="preserve">송예진: 서현 씨, 잘하고 있어요. 콧등에 조금만 더. 가만히 계세요.</w:t>
-      </w:r>
-    </w:p>
-    <w:p>
-      <w:pPr>
-        <w:numPr>
-          <w:ilvl w:val="0"/>
-          <w:numId w:val="1001"/>
-        </w:numPr>
+    </w:p>
+    <w:p>
+      <w:pPr>
+        <w:pStyle w:val="BodyText"/>
       </w:pPr>
       <w:r>
         <w:t xml:space="preserve">SEOHYUN: It’s fine. It doesn’t hurt. The lidocaine works.</w:t>
       </w:r>
-      <w:r>
-        <w:t xml:space="preserve"> </w:t>
-      </w:r>
-      <w:r>
-        <w:t xml:space="preserve">서현: 괜찮아요. 안 아파요. 마취가 잘 돼요.</w:t>
-      </w:r>
-    </w:p>
-    <w:p>
-      <w:pPr>
-        <w:numPr>
-          <w:ilvl w:val="0"/>
-          <w:numId w:val="1001"/>
-        </w:numPr>
+    </w:p>
+    <w:p>
+      <w:pPr>
+        <w:pStyle w:val="BodyText"/>
       </w:pPr>
       <w:r>
         <w:t xml:space="preserve">JIWOO: Doctor. Look. The skin above the needle. It’s turning white.</w:t>
       </w:r>
-      <w:r>
-        <w:t xml:space="preserve"> </w:t>
-      </w:r>
-      <w:r>
-        <w:t xml:space="preserve">지우: 원장님. 보세요. 바늘 위쪽 피부. 하얘지고 있어요.</w:t>
-      </w:r>
-    </w:p>
-    <w:p>
-      <w:pPr>
-        <w:numPr>
-          <w:ilvl w:val="0"/>
-          <w:numId w:val="1001"/>
-        </w:numPr>
+    </w:p>
+    <w:p>
+      <w:pPr>
+        <w:pStyle w:val="BodyText"/>
       </w:pPr>
       <w:r>
         <w:t xml:space="preserve">SONG: …Stopping. Needle out. Ji-woo, time?</w:t>
       </w:r>
-      <w:r>
-        <w:t xml:space="preserve"> </w:t>
-      </w:r>
-      <w:r>
-        <w:t xml:space="preserve">송예진: …중단. 바늘 뺐어요. 지우 씨, 시간?</w:t>
-      </w:r>
-    </w:p>
-    <w:p>
-      <w:pPr>
-        <w:numPr>
-          <w:ilvl w:val="0"/>
-          <w:numId w:val="1001"/>
-        </w:numPr>
+    </w:p>
+    <w:p>
+      <w:pPr>
+        <w:pStyle w:val="BodyText"/>
       </w:pPr>
       <w:r>
         <w:t xml:space="preserve">JIWOO: Ten fourteen. Starting the timer. Opening the kit.</w:t>
       </w:r>
-      <w:r>
-        <w:t xml:space="preserve"> </w:t>
-      </w:r>
-      <w:r>
-        <w:t xml:space="preserve">지우: 10시 14분. 타이머 시작. 키트 열어요.</w:t>
-      </w:r>
-    </w:p>
-    <w:p>
-      <w:pPr>
-        <w:numPr>
-          <w:ilvl w:val="0"/>
-          <w:numId w:val="1001"/>
-        </w:numPr>
+    </w:p>
+    <w:p>
+      <w:pPr>
+        <w:pStyle w:val="BodyText"/>
       </w:pPr>
       <w:r>
         <w:t xml:space="preserve">SEOHYUN: What’s wrong? Why did you stop?</w:t>
       </w:r>
-      <w:r>
-        <w:t xml:space="preserve"> </w:t>
-      </w:r>
-      <w:r>
-        <w:t xml:space="preserve">서현: 뭐가 잘못됐어요? 왜 멈췄어요?</w:t>
-      </w:r>
-    </w:p>
-    <w:p>
-      <w:pPr>
-        <w:numPr>
-          <w:ilvl w:val="0"/>
-          <w:numId w:val="1001"/>
-        </w:numPr>
+    </w:p>
+    <w:p>
+      <w:pPr>
+        <w:pStyle w:val="BodyText"/>
       </w:pPr>
       <w:r>
         <w:t xml:space="preserve">SONG: Seo-hyun, the filler may be pressing on a small blood vessel, so some of the skin isn’t getting enough blood. We have a medicine that dissolves it, and we’re using it right away. You don’t need to do anything except breathe slowly for me.</w:t>
       </w:r>
-      <w:r>
-        <w:t xml:space="preserve"> </w:t>
-      </w:r>
-      <w:r>
-        <w:t xml:space="preserve">송예진: 서현 씨, 필러가 작은 혈관을 누르고 있을 수 있어서 피부 일부에 피가 충분히 가지 않고 있어요. 그걸 녹이는 약이 있고, 지금 바로 쓸 거예요. 서현 씨는 아무것도 안 해도 돼요. 저를 위해 천천히 숨만 쉬어 주세요.</w:t>
-      </w:r>
-    </w:p>
-    <w:p>
-      <w:pPr>
-        <w:numPr>
-          <w:ilvl w:val="0"/>
-          <w:numId w:val="1001"/>
-        </w:numPr>
+    </w:p>
+    <w:p>
+      <w:pPr>
+        <w:pStyle w:val="BodyText"/>
       </w:pPr>
       <w:r>
         <w:t xml:space="preserve">JIWOO: Hyaluronidase. High dose. Drawn up. Here. Treat first.</w:t>
       </w:r>
-      <w:r>
-        <w:t xml:space="preserve"> </w:t>
-      </w:r>
-      <w:r>
-        <w:t xml:space="preserve">지우: 히알루로니다아제. 고용량. 준비됐어요. 여기요. 먼저 처치.</w:t>
-      </w:r>
-    </w:p>
-    <w:p>
-      <w:pPr>
-        <w:numPr>
-          <w:ilvl w:val="0"/>
-          <w:numId w:val="1001"/>
-        </w:numPr>
+    </w:p>
+    <w:p>
+      <w:pPr>
+        <w:pStyle w:val="BodyText"/>
       </w:pPr>
       <w:r>
         <w:t xml:space="preserve">SONG: Treat first. Phone second. Injecting now. Ten fifteen.</w:t>
       </w:r>
-      <w:r>
-        <w:t xml:space="preserve"> </w:t>
-      </w:r>
-      <w:r>
-        <w:t xml:space="preserve">송예진: 먼저 처치. 전화는 그다음. 지금 주입해요. 10시 15분.</w:t>
-      </w:r>
-    </w:p>
-    <w:p>
-      <w:pPr>
-        <w:numPr>
-          <w:ilvl w:val="0"/>
-          <w:numId w:val="1001"/>
-        </w:numPr>
+    </w:p>
+    <w:p>
+      <w:pPr>
+        <w:pStyle w:val="BodyText"/>
       </w:pPr>
       <w:r>
         <w:t xml:space="preserve">JIWOO: I’m calling the hotline. Speaker on. You keep going.</w:t>
       </w:r>
-      <w:r>
-        <w:t xml:space="preserve"> </w:t>
-      </w:r>
-      <w:r>
-        <w:t xml:space="preserve">지우: 핫라인에 전화할게요. 스피커 켤게요. 원장님은 계속하세요.</w:t>
-      </w:r>
-    </w:p>
-    <w:p>
-      <w:pPr>
-        <w:numPr>
-          <w:ilvl w:val="0"/>
-          <w:numId w:val="1001"/>
-        </w:numPr>
+    </w:p>
+    <w:p>
+      <w:pPr>
+        <w:pStyle w:val="BodyText"/>
       </w:pPr>
       <w:r>
         <w:t xml:space="preserve">CHOI: Veyra Korea hotline. Choi Min-jun. I’m listening. Tell me what you see.</w:t>
       </w:r>
-      <w:r>
-        <w:t xml:space="preserve"> </w:t>
-      </w:r>
-      <w:r>
-        <w:t xml:space="preserve">최민준: 베이라 코리아 핫라인. 최민준입니다. 듣고 있어요. 보이는 걸 말해 주세요.</w:t>
-      </w:r>
-    </w:p>
-    <w:p>
-      <w:pPr>
-        <w:numPr>
-          <w:ilvl w:val="0"/>
-          <w:numId w:val="1001"/>
-        </w:numPr>
+    </w:p>
+    <w:p>
+      <w:pPr>
+        <w:pStyle w:val="BodyText"/>
       </w:pPr>
       <w:r>
         <w:t xml:space="preserve">SONG: Dr. Choi? It’s Song Ye-jin. Lumi Gangnam. Blanching on the nasal dorsum. Twenty-four-year-old female. Veyra Fill.</w:t>
       </w:r>
-      <w:r>
-        <w:t xml:space="preserve"> </w:t>
-      </w:r>
-      <w:r>
-        <w:t xml:space="preserve">송예진: 최 원장님? 송예진이에요. 루미 강남점. 콧등 창백. 24세 여성. 베이라 필.</w:t>
-      </w:r>
-    </w:p>
-    <w:p>
-      <w:pPr>
-        <w:numPr>
-          <w:ilvl w:val="0"/>
-          <w:numId w:val="1001"/>
-        </w:numPr>
+    </w:p>
+    <w:p>
+      <w:pPr>
+        <w:pStyle w:val="BodyText"/>
       </w:pPr>
       <w:r>
         <w:t xml:space="preserve">CHOI: Good. You stopped. You’ve already started the enzyme?</w:t>
       </w:r>
-      <w:r>
-        <w:t xml:space="preserve"> </w:t>
-      </w:r>
-      <w:r>
-        <w:t xml:space="preserve">최민준: 좋아요. 멈췄군요. 효소는 이미 시작했어요?</w:t>
-      </w:r>
-    </w:p>
-    <w:p>
-      <w:pPr>
-        <w:numPr>
-          <w:ilvl w:val="0"/>
-          <w:numId w:val="1001"/>
-        </w:numPr>
+    </w:p>
+    <w:p>
+      <w:pPr>
+        <w:pStyle w:val="BodyText"/>
       </w:pPr>
       <w:r>
         <w:t xml:space="preserve">SONG: First dose, ten fifteen. One minute after blanching.</w:t>
       </w:r>
-      <w:r>
-        <w:t xml:space="preserve"> </w:t>
-      </w:r>
-      <w:r>
-        <w:t xml:space="preserve">송예진: 1차 투여 10시 15분. 창백 후 1분.</w:t>
-      </w:r>
-    </w:p>
-    <w:p>
-      <w:pPr>
-        <w:numPr>
-          <w:ilvl w:val="0"/>
-          <w:numId w:val="1001"/>
-        </w:numPr>
+    </w:p>
+    <w:p>
+      <w:pPr>
+        <w:pStyle w:val="BodyText"/>
       </w:pPr>
       <w:r>
         <w:t xml:space="preserve">CHOI: One minute. Excellent. Stay on the line. I’m connecting Austin. It’s morning there. Dr. Ruiz is on.</w:t>
-      </w:r>
-      <w:r>
-        <w:t xml:space="preserve"> </w:t>
-      </w:r>
-      <w:r>
-        <w:t xml:space="preserve">최민준: 1분. 훌륭해요. 끊지 말고 계세요. 오스틴을 연결할게요. 거긴 아침이에요. 루이즈 박사님이 당직이에요.</w:t>
       </w:r>
     </w:p>
     <w:bookmarkEnd w:id="21"/>
@@ -728,78 +593,39 @@
     </w:p>
     <w:p>
       <w:pPr>
-        <w:numPr>
-          <w:ilvl w:val="0"/>
-          <w:numId w:val="1002"/>
-        </w:numPr>
+        <w:pStyle w:val="FirstParagraph"/>
       </w:pPr>
       <w:r>
         <w:t xml:space="preserve">ELENA: Elena Ruiz. Austin. Tasha Brooks is with me. Dr. Song, talk me through it. Slowly. Every step.</w:t>
       </w:r>
-      <w:r>
-        <w:t xml:space="preserve"> </w:t>
-      </w:r>
-      <w:r>
-        <w:t xml:space="preserve">엘레나: 엘레나 루이즈. 오스틴. 타샤 브룩스가 같이 있어요. 송 원장님, 차근차근 말해 줘요. 천천히. 단계마다.</w:t>
-      </w:r>
-    </w:p>
-    <w:p>
-      <w:pPr>
-        <w:numPr>
-          <w:ilvl w:val="0"/>
-          <w:numId w:val="1002"/>
-        </w:numPr>
+    </w:p>
+    <w:p>
+      <w:pPr>
+        <w:pStyle w:val="BodyText"/>
       </w:pPr>
       <w:r>
         <w:t xml:space="preserve">SONG: Nasal dorsum. Blanching at ten fourteen. Stopped immediately. Enzyme at ten fifteen. Massaging now.</w:t>
       </w:r>
-      <w:r>
-        <w:t xml:space="preserve"> </w:t>
-      </w:r>
-      <w:r>
-        <w:t xml:space="preserve">송예진: 콧등. 10시 14분 창백. 즉시 중단. 10시 15분 효소. 지금 마사지 중.</w:t>
-      </w:r>
-    </w:p>
-    <w:p>
-      <w:pPr>
-        <w:numPr>
-          <w:ilvl w:val="0"/>
-          <w:numId w:val="1002"/>
-        </w:numPr>
+    </w:p>
+    <w:p>
+      <w:pPr>
+        <w:pStyle w:val="BodyText"/>
       </w:pPr>
       <w:r>
         <w:t xml:space="preserve">TASHA: Warm compress. Ji-woo, can you do that while the doctor massages?</w:t>
       </w:r>
-      <w:r>
-        <w:t xml:space="preserve"> </w:t>
-      </w:r>
-      <w:r>
-        <w:t xml:space="preserve">타샤: 온찜질. 지우 씨, 원장님이 마사지하는 동안 해 줄 수 있어요?</w:t>
-      </w:r>
-    </w:p>
-    <w:p>
-      <w:pPr>
-        <w:numPr>
-          <w:ilvl w:val="0"/>
-          <w:numId w:val="1002"/>
-        </w:numPr>
+    </w:p>
+    <w:p>
+      <w:pPr>
+        <w:pStyle w:val="BodyText"/>
       </w:pPr>
       <w:r>
         <w:t xml:space="preserve">JIWOO: Yes. Warm compress on. Timer says two minutes.</w:t>
       </w:r>
-      <w:r>
-        <w:t xml:space="preserve"> </w:t>
-      </w:r>
-      <w:r>
-        <w:t xml:space="preserve">지우: 네. 온찜질 했어요. 타이머 2분.</w:t>
-      </w:r>
-    </w:p>
-    <w:p>
-      <w:pPr>
-        <w:numPr>
-          <w:ilvl w:val="0"/>
-          <w:numId w:val="1002"/>
-        </w:numPr>
+    </w:p>
+    <w:p>
+      <w:pPr>
+        <w:pStyle w:val="BodyText"/>
       </w:pPr>
       <w:r>
         <w:t xml:space="preserve">NOAH: Elena. What’s happening? I heard</w:t>
@@ -822,11 +648,45 @@
       <w:r>
         <w:t xml:space="preserve">from the corridor.</w:t>
       </w:r>
-      <w:r>
-        <w:t xml:space="preserve"> </w:t>
-      </w:r>
-      <w:r>
-        <w:t xml:space="preserve">노아: 엘레나. 무슨 일이에요? 복도에서</w:t>
+    </w:p>
+    <w:p>
+      <w:pPr>
+        <w:pStyle w:val="BodyText"/>
+      </w:pPr>
+      <w:r>
+        <w:t xml:space="preserve">ELENA: Vascular event. Lumi Gangnam. Nose. Two minutes in. Sit there. Don’t speak.</w:t>
+      </w:r>
+    </w:p>
+    <w:p>
+      <w:pPr>
+        <w:pStyle w:val="BodyText"/>
+      </w:pPr>
+      <w:r>
+        <w:t xml:space="preserve">NOAH: …</w:t>
+      </w:r>
+    </w:p>
+    <w:p>
+      <w:pPr>
+        <w:pStyle w:val="BodyText"/>
+      </w:pPr>
+      <w:r>
+        <w:t xml:space="preserve">ELENA: Dr. Song, describe the skin. Colour. Pattern. Is it spreading?</w:t>
+      </w:r>
+    </w:p>
+    <w:p>
+      <w:pPr>
+        <w:pStyle w:val="BodyText"/>
+      </w:pPr>
+      <w:r>
+        <w:t xml:space="preserve">SONG: Pale centre. A faint purple net at the edges. Toward the tip. It’s not spreading. I think.</w:t>
+      </w:r>
+    </w:p>
+    <w:p>
+      <w:pPr>
+        <w:pStyle w:val="BodyText"/>
+      </w:pPr>
+      <w:r>
+        <w:t xml:space="preserve">ELENA:</w:t>
       </w:r>
       <w:r>
         <w:t xml:space="preserve"> </w:t>
@@ -835,556 +695,216 @@
         <w:t xml:space="preserve">“</w:t>
       </w:r>
       <w:r>
-        <w:t xml:space="preserve">서울</w:t>
+        <w:t xml:space="preserve">I think</w:t>
       </w:r>
       <w:r>
         <w:t xml:space="preserve">”</w:t>
       </w:r>
       <w:r>
-        <w:t xml:space="preserve">이라고 들렸어요.</w:t>
-      </w:r>
-    </w:p>
-    <w:p>
-      <w:pPr>
-        <w:numPr>
-          <w:ilvl w:val="0"/>
-          <w:numId w:val="1002"/>
-        </w:numPr>
-      </w:pPr>
-      <w:r>
-        <w:t xml:space="preserve">ELENA: Vascular event. Lumi Gangnam. Nose. Two minutes in. Sit there. Don’t speak.</w:t>
-      </w:r>
-      <w:r>
-        <w:t xml:space="preserve"> </w:t>
-      </w:r>
-      <w:r>
-        <w:t xml:space="preserve">엘레나: 혈관 사건. 루미 강남점. 코. 2분 경과. 거기 앉아요. 말하지 말고.</w:t>
-      </w:r>
-    </w:p>
-    <w:p>
-      <w:pPr>
-        <w:numPr>
-          <w:ilvl w:val="0"/>
-          <w:numId w:val="1002"/>
-        </w:numPr>
-      </w:pPr>
-      <w:r>
-        <w:t xml:space="preserve">NOAH: …</w:t>
-      </w:r>
-      <w:r>
-        <w:t xml:space="preserve"> </w:t>
-      </w:r>
-      <w:r>
-        <w:t xml:space="preserve">노아: …</w:t>
-      </w:r>
-    </w:p>
-    <w:p>
-      <w:pPr>
-        <w:numPr>
-          <w:ilvl w:val="0"/>
-          <w:numId w:val="1002"/>
-        </w:numPr>
-      </w:pPr>
-      <w:r>
-        <w:t xml:space="preserve">ELENA: Dr. Song, describe the skin. Colour. Pattern. Is it spreading?</w:t>
-      </w:r>
-      <w:r>
-        <w:t xml:space="preserve"> </w:t>
-      </w:r>
-      <w:r>
-        <w:t xml:space="preserve">엘레나: 송 원장님, 피부를 묘사해 줘요. 색깔. 무늬. 퍼지고 있어요?</w:t>
-      </w:r>
-    </w:p>
-    <w:p>
-      <w:pPr>
-        <w:numPr>
-          <w:ilvl w:val="0"/>
-          <w:numId w:val="1002"/>
-        </w:numPr>
-      </w:pPr>
-      <w:r>
-        <w:t xml:space="preserve">SONG: Pale centre. A faint purple net at the edges. Toward the tip. It’s not spreading. I think.</w:t>
-      </w:r>
-      <w:r>
-        <w:t xml:space="preserve"> </w:t>
-      </w:r>
-      <w:r>
-        <w:t xml:space="preserve">송예진: 중심은 창백. 가장자리에 옅은 보라색 그물 무늬. 코끝 쪽으로. 퍼지진 않아요. 제 생각엔.</w:t>
-      </w:r>
-    </w:p>
-    <w:p>
-      <w:pPr>
-        <w:numPr>
-          <w:ilvl w:val="0"/>
-          <w:numId w:val="1002"/>
-        </w:numPr>
-      </w:pPr>
-      <w:r>
-        <w:t xml:space="preserve">ELENA:</w:t>
-      </w:r>
-      <w:r>
-        <w:t xml:space="preserve"> </w:t>
-      </w:r>
-      <w:r>
-        <w:t xml:space="preserve">“</w:t>
-      </w:r>
-      <w:r>
-        <w:t xml:space="preserve">I think</w:t>
-      </w:r>
-      <w:r>
-        <w:t xml:space="preserve">”</w:t>
-      </w:r>
-      <w:r>
         <w:t xml:space="preserve"> </w:t>
       </w:r>
       <w:r>
         <w:t xml:space="preserve">is fine. Tell me again in sixty seconds. What’s her vision?</w:t>
       </w:r>
-      <w:r>
-        <w:t xml:space="preserve"> </w:t>
-      </w:r>
-      <w:r>
-        <w:t xml:space="preserve">엘레나:</w:t>
-      </w:r>
-      <w:r>
-        <w:t xml:space="preserve"> </w:t>
-      </w:r>
-      <w:r>
-        <w:t xml:space="preserve">“</w:t>
-      </w:r>
-      <w:r>
-        <w:t xml:space="preserve">제 생각엔</w:t>
-      </w:r>
-      <w:r>
-        <w:t xml:space="preserve">”</w:t>
-      </w:r>
-      <w:r>
-        <w:t xml:space="preserve">도 괜찮아요. 60초 뒤에 다시 말해 줘요. 시력은요?</w:t>
-      </w:r>
-    </w:p>
-    <w:p>
-      <w:pPr>
-        <w:numPr>
-          <w:ilvl w:val="0"/>
-          <w:numId w:val="1002"/>
-        </w:numPr>
+    </w:p>
+    <w:p>
+      <w:pPr>
+        <w:pStyle w:val="BodyText"/>
       </w:pPr>
       <w:r>
         <w:t xml:space="preserve">SONG: Seo-hyun, look at my hand. How many fingers? Each eye. Cover the left.</w:t>
       </w:r>
-      <w:r>
-        <w:t xml:space="preserve"> </w:t>
-      </w:r>
-      <w:r>
-        <w:t xml:space="preserve">송예진: 서현 씨, 제 손 보세요. 손가락 몇 개예요? 한쪽씩. 왼쪽 가려요.</w:t>
-      </w:r>
-    </w:p>
-    <w:p>
-      <w:pPr>
-        <w:numPr>
-          <w:ilvl w:val="0"/>
-          <w:numId w:val="1002"/>
-        </w:numPr>
+    </w:p>
+    <w:p>
+      <w:pPr>
+        <w:pStyle w:val="BodyText"/>
       </w:pPr>
       <w:r>
         <w:t xml:space="preserve">SEOHYUN: Three. Now… two. Both eyes are fine. Am I going to be okay?</w:t>
       </w:r>
-      <w:r>
-        <w:t xml:space="preserve"> </w:t>
-      </w:r>
-      <w:r>
-        <w:t xml:space="preserve">서현: 세 개. 이제… 두 개. 양쪽 다 괜찮아요. 저 괜찮을까요?</w:t>
-      </w:r>
-    </w:p>
-    <w:p>
-      <w:pPr>
-        <w:numPr>
-          <w:ilvl w:val="0"/>
-          <w:numId w:val="1002"/>
-        </w:numPr>
+    </w:p>
+    <w:p>
+      <w:pPr>
+        <w:pStyle w:val="BodyText"/>
       </w:pPr>
       <w:r>
         <w:t xml:space="preserve">ELENA: Tell her yes. Tell her the doctor is doing exactly the right thing. Because she is.</w:t>
       </w:r>
-      <w:r>
-        <w:t xml:space="preserve"> </w:t>
-      </w:r>
-      <w:r>
-        <w:t xml:space="preserve">엘레나: 괜찮다고 말해 줘요. 원장님이 정확히 옳은 걸 하고 있다고. 실제로 그러니까요.</w:t>
-      </w:r>
-    </w:p>
-    <w:p>
-      <w:pPr>
-        <w:numPr>
-          <w:ilvl w:val="0"/>
-          <w:numId w:val="1002"/>
-        </w:numPr>
+    </w:p>
+    <w:p>
+      <w:pPr>
+        <w:pStyle w:val="BodyText"/>
       </w:pPr>
       <w:r>
         <w:t xml:space="preserve">SONG: Seo-hyun, your eyes are fine. We caught it early. We’re dissolving it. You’re doing well.</w:t>
       </w:r>
-      <w:r>
-        <w:t xml:space="preserve"> </w:t>
-      </w:r>
-      <w:r>
-        <w:t xml:space="preserve">송예진: 서현 씨, 눈은 괜찮아요. 일찍 발견했어요. 녹이고 있어요. 잘하고 있어요.</w:t>
-      </w:r>
-    </w:p>
-    <w:p>
-      <w:pPr>
-        <w:numPr>
-          <w:ilvl w:val="0"/>
-          <w:numId w:val="1002"/>
-        </w:numPr>
+    </w:p>
+    <w:p>
+      <w:pPr>
+        <w:pStyle w:val="BodyText"/>
       </w:pPr>
       <w:r>
         <w:t xml:space="preserve">CHOI: Dr. Ruiz, second dose timing? Our protocol says every few minutes until reperfusion.</w:t>
       </w:r>
-      <w:r>
-        <w:t xml:space="preserve"> </w:t>
-      </w:r>
-      <w:r>
-        <w:t xml:space="preserve">최민준: 루이즈 박사님, 2차 투여 시점은요? 저희 프로토콜은 재관류까지 몇 분마다예요.</w:t>
-      </w:r>
-    </w:p>
-    <w:p>
-      <w:pPr>
-        <w:numPr>
-          <w:ilvl w:val="0"/>
-          <w:numId w:val="1002"/>
-        </w:numPr>
+    </w:p>
+    <w:p>
+      <w:pPr>
+        <w:pStyle w:val="BodyText"/>
       </w:pPr>
       <w:r>
         <w:t xml:space="preserve">ELENA: Agreed. Reassess at ten twenty. If the net hasn’t shrunk, second dose immediately.</w:t>
       </w:r>
-      <w:r>
-        <w:t xml:space="preserve"> </w:t>
-      </w:r>
-      <w:r>
-        <w:t xml:space="preserve">엘레나: 동의해요. 10시 20분에 재평가. 그물 무늬가 줄지 않으면 즉시 2차.</w:t>
-      </w:r>
-    </w:p>
-    <w:p>
-      <w:pPr>
-        <w:numPr>
-          <w:ilvl w:val="0"/>
-          <w:numId w:val="1002"/>
-        </w:numPr>
+    </w:p>
+    <w:p>
+      <w:pPr>
+        <w:pStyle w:val="BodyText"/>
       </w:pPr>
       <w:r>
         <w:t xml:space="preserve">TASHA: Ji-woo, scan the syringe. The one in the tray. Two seconds.</w:t>
       </w:r>
-      <w:r>
-        <w:t xml:space="preserve"> </w:t>
-      </w:r>
-      <w:r>
-        <w:t xml:space="preserve">타샤: 지우 씨, 주사기 스캔해 줘요. 트레이에 있는 거. 2초.</w:t>
-      </w:r>
-    </w:p>
-    <w:p>
-      <w:pPr>
-        <w:numPr>
-          <w:ilvl w:val="0"/>
-          <w:numId w:val="1002"/>
-        </w:numPr>
+    </w:p>
+    <w:p>
+      <w:pPr>
+        <w:pStyle w:val="BodyText"/>
       </w:pPr>
       <w:r>
         <w:t xml:space="preserve">JIWOO: Scanned. Ten seventeen.</w:t>
       </w:r>
-      <w:r>
-        <w:t xml:space="preserve"> </w:t>
-      </w:r>
-      <w:r>
-        <w:t xml:space="preserve">지우: 스캔했어요. 10시 17분.</w:t>
-      </w:r>
-    </w:p>
-    <w:p>
-      <w:pPr>
-        <w:numPr>
-          <w:ilvl w:val="0"/>
-          <w:numId w:val="1002"/>
-        </w:numPr>
+    </w:p>
+    <w:p>
+      <w:pPr>
+        <w:pStyle w:val="BodyText"/>
       </w:pPr>
       <w:r>
         <w:t xml:space="preserve">LEO: Leo here. I’m on. Lot V-7-0912. Seorin, Ochang, line B. Released September. Zero complaints on this lot. Zero.</w:t>
       </w:r>
-      <w:r>
-        <w:t xml:space="preserve"> </w:t>
-      </w:r>
-      <w:r>
-        <w:t xml:space="preserve">레오: 레오예요. 들어왔어요. 로트 V-7-0912. 서린 오창 라인 B. 9월 출하. 이 로트 불만 0건. 0.</w:t>
-      </w:r>
-    </w:p>
-    <w:p>
-      <w:pPr>
-        <w:numPr>
-          <w:ilvl w:val="0"/>
-          <w:numId w:val="1002"/>
-        </w:numPr>
+    </w:p>
+    <w:p>
+      <w:pPr>
+        <w:pStyle w:val="BodyText"/>
       </w:pPr>
       <w:r>
         <w:t xml:space="preserve">ELENA: Thank you, Leo. So it’s anatomy, not product. That’s normal, and I want you to hear that, Dr. Song. It happens to the best injectors in the world, because no one can see the vessels under the skin. What matters is what you do next.</w:t>
       </w:r>
-      <w:r>
-        <w:t xml:space="preserve"> </w:t>
-      </w:r>
-      <w:r>
-        <w:t xml:space="preserve">엘레나: 고마워요, 레오. 그럼 제품이 아니라 해부학이네요. 흔한 일이에요. 송 원장님, 이 말을 꼭 들어 줘요. 세계 최고의 시술자에게도 일어나요. 피부 밑의 혈관은 아무도 볼 수 없으니까요. 중요한 건 그다음에 무엇을 하느냐예요.</w:t>
-      </w:r>
-    </w:p>
-    <w:p>
-      <w:pPr>
-        <w:numPr>
-          <w:ilvl w:val="0"/>
-          <w:numId w:val="1002"/>
-        </w:numPr>
+    </w:p>
+    <w:p>
+      <w:pPr>
+        <w:pStyle w:val="BodyText"/>
       </w:pPr>
       <w:r>
         <w:t xml:space="preserve">NOAH: Leo’s in the building at seven fifteen?</w:t>
       </w:r>
-      <w:r>
-        <w:t xml:space="preserve"> </w:t>
-      </w:r>
-      <w:r>
-        <w:t xml:space="preserve">노아: 레오가 7시 15분에 건물에 있어요?</w:t>
-      </w:r>
-    </w:p>
-    <w:p>
-      <w:pPr>
-        <w:numPr>
-          <w:ilvl w:val="0"/>
-          <w:numId w:val="1002"/>
-        </w:numPr>
+    </w:p>
+    <w:p>
+      <w:pPr>
+        <w:pStyle w:val="BodyText"/>
       </w:pPr>
       <w:r>
         <w:t xml:space="preserve">TASHA: Leo’s always in the building at seven fifteen. Shh.</w:t>
       </w:r>
-      <w:r>
-        <w:t xml:space="preserve"> </w:t>
-      </w:r>
-      <w:r>
-        <w:t xml:space="preserve">타샤: 레오는 늘 7시 15분에 건물에 있어요. 쉿.</w:t>
-      </w:r>
-    </w:p>
-    <w:p>
-      <w:pPr>
-        <w:numPr>
-          <w:ilvl w:val="0"/>
-          <w:numId w:val="1002"/>
-        </w:numPr>
+    </w:p>
+    <w:p>
+      <w:pPr>
+        <w:pStyle w:val="BodyText"/>
       </w:pPr>
       <w:r>
         <w:t xml:space="preserve">SONG: Ten twenty. The net is smaller. Paler at the tip. But still there.</w:t>
       </w:r>
-      <w:r>
-        <w:t xml:space="preserve"> </w:t>
-      </w:r>
-      <w:r>
-        <w:t xml:space="preserve">송예진: 10시 20분. 그물 무늬가 작아졌어요. 코끝이 더 창백하고. 하지만 아직 있어요.</w:t>
-      </w:r>
-    </w:p>
-    <w:p>
-      <w:pPr>
-        <w:numPr>
-          <w:ilvl w:val="0"/>
-          <w:numId w:val="1002"/>
-        </w:numPr>
+    </w:p>
+    <w:p>
+      <w:pPr>
+        <w:pStyle w:val="BodyText"/>
       </w:pPr>
       <w:r>
         <w:t xml:space="preserve">ELENA: Smaller is good. Still there means second dose. Now.</w:t>
       </w:r>
-      <w:r>
-        <w:t xml:space="preserve"> </w:t>
-      </w:r>
-      <w:r>
-        <w:t xml:space="preserve">엘레나: 작아진 건 좋아요. 아직 있다는 건 2차 투여. 지금.</w:t>
-      </w:r>
-    </w:p>
-    <w:p>
-      <w:pPr>
-        <w:numPr>
-          <w:ilvl w:val="0"/>
-          <w:numId w:val="1002"/>
-        </w:numPr>
+    </w:p>
+    <w:p>
+      <w:pPr>
+        <w:pStyle w:val="BodyText"/>
       </w:pPr>
       <w:r>
         <w:t xml:space="preserve">JIWOO: Second dose drawn. Here, Doctor.</w:t>
       </w:r>
-      <w:r>
-        <w:t xml:space="preserve"> </w:t>
-      </w:r>
-      <w:r>
-        <w:t xml:space="preserve">지우: 2차 준비됐어요. 여기요, 원장님.</w:t>
-      </w:r>
-    </w:p>
-    <w:p>
-      <w:pPr>
-        <w:numPr>
-          <w:ilvl w:val="0"/>
-          <w:numId w:val="1002"/>
-        </w:numPr>
+    </w:p>
+    <w:p>
+      <w:pPr>
+        <w:pStyle w:val="BodyText"/>
       </w:pPr>
       <w:r>
         <w:t xml:space="preserve">SONG: Second dose. Ten twenty-two. Massaging.</w:t>
       </w:r>
-      <w:r>
-        <w:t xml:space="preserve"> </w:t>
-      </w:r>
-      <w:r>
-        <w:t xml:space="preserve">송예진: 2차 투여. 10시 22분. 마사지 중.</w:t>
-      </w:r>
-    </w:p>
-    <w:p>
-      <w:pPr>
-        <w:numPr>
-          <w:ilvl w:val="0"/>
-          <w:numId w:val="1002"/>
-        </w:numPr>
+    </w:p>
+    <w:p>
+      <w:pPr>
+        <w:pStyle w:val="BodyText"/>
       </w:pPr>
       <w:r>
         <w:t xml:space="preserve">TASHA: Ji-woo, you’re doing great. Keep the compress warm. Change it every two minutes.</w:t>
       </w:r>
-      <w:r>
-        <w:t xml:space="preserve"> </w:t>
-      </w:r>
-      <w:r>
-        <w:t xml:space="preserve">타샤: 지우 씨, 아주 잘하고 있어요. 찜질 따뜻하게 유지해요. 2분마다 갈아요.</w:t>
-      </w:r>
-    </w:p>
-    <w:p>
-      <w:pPr>
-        <w:numPr>
-          <w:ilvl w:val="0"/>
-          <w:numId w:val="1002"/>
-        </w:numPr>
+    </w:p>
+    <w:p>
+      <w:pPr>
+        <w:pStyle w:val="BodyText"/>
       </w:pPr>
       <w:r>
         <w:t xml:space="preserve">JIWOO: I did your card. The First Ten Seconds. Last year. I remember it. Every line.</w:t>
       </w:r>
-      <w:r>
-        <w:t xml:space="preserve"> </w:t>
-      </w:r>
-      <w:r>
-        <w:t xml:space="preserve">지우: 카드 했어요. 첫 10초. 작년에. 기억해요. 한 줄 한 줄.</w:t>
-      </w:r>
-    </w:p>
-    <w:p>
-      <w:pPr>
-        <w:numPr>
-          <w:ilvl w:val="0"/>
-          <w:numId w:val="1002"/>
-        </w:numPr>
+    </w:p>
+    <w:p>
+      <w:pPr>
+        <w:pStyle w:val="BodyText"/>
       </w:pPr>
       <w:r>
         <w:t xml:space="preserve">TASHA: Then you already know what comes next.</w:t>
       </w:r>
-      <w:r>
-        <w:t xml:space="preserve"> </w:t>
-      </w:r>
-      <w:r>
-        <w:t xml:space="preserve">타샤: 그럼 다음에 뭐가 오는지 이미 알겠네요.</w:t>
-      </w:r>
-    </w:p>
-    <w:p>
-      <w:pPr>
-        <w:numPr>
-          <w:ilvl w:val="0"/>
-          <w:numId w:val="1002"/>
-        </w:numPr>
+    </w:p>
+    <w:p>
+      <w:pPr>
+        <w:pStyle w:val="BodyText"/>
       </w:pPr>
       <w:r>
         <w:t xml:space="preserve">JIWOO: Check capillary refill. Press, release, count.</w:t>
       </w:r>
-      <w:r>
-        <w:t xml:space="preserve"> </w:t>
-      </w:r>
-      <w:r>
-        <w:t xml:space="preserve">지우: 모세혈관 재충혈 확인. 누르고, 떼고, 세기.</w:t>
-      </w:r>
-    </w:p>
-    <w:p>
-      <w:pPr>
-        <w:numPr>
-          <w:ilvl w:val="0"/>
-          <w:numId w:val="1002"/>
-        </w:numPr>
+    </w:p>
+    <w:p>
+      <w:pPr>
+        <w:pStyle w:val="BodyText"/>
       </w:pPr>
       <w:r>
         <w:t xml:space="preserve">SONG: Pressing the tip. Releasing. One… two… three… four. Four seconds.</w:t>
       </w:r>
-      <w:r>
-        <w:t xml:space="preserve"> </w:t>
-      </w:r>
-      <w:r>
-        <w:t xml:space="preserve">송예진: 코끝 누르고. 떼고. 하나… 둘… 셋… 넷. 4초.</w:t>
-      </w:r>
-    </w:p>
-    <w:p>
-      <w:pPr>
-        <w:numPr>
-          <w:ilvl w:val="0"/>
-          <w:numId w:val="1002"/>
-        </w:numPr>
+    </w:p>
+    <w:p>
+      <w:pPr>
+        <w:pStyle w:val="BodyText"/>
       </w:pPr>
       <w:r>
         <w:t xml:space="preserve">ELENA: Four is slow. Normal is under two. But keep going, because the net is already smaller, and that tells us the enzyme is working. You’re winning, Dr. Song. It just doesn’t feel like it yet, and in my experience, it never does at this point.</w:t>
       </w:r>
-      <w:r>
-        <w:t xml:space="preserve"> </w:t>
-      </w:r>
-      <w:r>
-        <w:t xml:space="preserve">엘레나: 4초는 느려요. 정상은 2초 미만. 하지만 계속해요. 그물 무늬가 이미 작아졌고, 그건 효소가 듣고 있다는 뜻이에요. 이기고 있어요, 송 원장님. 아직 그렇게 느껴지지 않을 뿐이에요. 제 경험상 이 시점엔 늘 그래요.</w:t>
-      </w:r>
-    </w:p>
-    <w:p>
-      <w:pPr>
-        <w:numPr>
-          <w:ilvl w:val="0"/>
-          <w:numId w:val="1002"/>
-        </w:numPr>
+    </w:p>
+    <w:p>
+      <w:pPr>
+        <w:pStyle w:val="BodyText"/>
       </w:pPr>
       <w:r>
         <w:t xml:space="preserve">NOAH: Elena… four seconds…</w:t>
       </w:r>
-      <w:r>
-        <w:t xml:space="preserve"> </w:t>
-      </w:r>
-      <w:r>
-        <w:t xml:space="preserve">노아: 엘레나… 4초…</w:t>
-      </w:r>
-    </w:p>
-    <w:p>
-      <w:pPr>
-        <w:numPr>
-          <w:ilvl w:val="0"/>
-          <w:numId w:val="1002"/>
-        </w:numPr>
+    </w:p>
+    <w:p>
+      <w:pPr>
+        <w:pStyle w:val="BodyText"/>
       </w:pPr>
       <w:r>
         <w:t xml:space="preserve">ELENA: Noah. Seven years ago, Lily’s refill was over six seconds. At forty minutes. This is twelve minutes. Sit.</w:t>
       </w:r>
-      <w:r>
-        <w:t xml:space="preserve"> </w:t>
-      </w:r>
-      <w:r>
-        <w:t xml:space="preserve">엘레나: 노아. 7년 전 릴리의 재충혈은 6초가 넘었어요. 40분 시점에. 이건 12분이에요. 앉아요.</w:t>
-      </w:r>
-    </w:p>
-    <w:p>
-      <w:pPr>
-        <w:numPr>
-          <w:ilvl w:val="0"/>
-          <w:numId w:val="1002"/>
-        </w:numPr>
+    </w:p>
+    <w:p>
+      <w:pPr>
+        <w:pStyle w:val="BodyText"/>
       </w:pPr>
       <w:r>
         <w:t xml:space="preserve">NOAH: …Sitting.</w:t>
-      </w:r>
-      <w:r>
-        <w:t xml:space="preserve"> </w:t>
-      </w:r>
-      <w:r>
-        <w:t xml:space="preserve">노아: …앉을게요.</w:t>
       </w:r>
     </w:p>
     <w:bookmarkEnd w:id="22"/>
@@ -1399,435 +919,207 @@
     </w:p>
     <w:p>
       <w:pPr>
-        <w:numPr>
-          <w:ilvl w:val="0"/>
-          <w:numId w:val="1003"/>
-        </w:numPr>
+        <w:pStyle w:val="FirstParagraph"/>
       </w:pPr>
       <w:r>
         <w:t xml:space="preserve">SEOHYUN: Doctor, my brother is outside. He’ll be scared. He drove me here.</w:t>
       </w:r>
-      <w:r>
-        <w:t xml:space="preserve"> </w:t>
-      </w:r>
-      <w:r>
-        <w:t xml:space="preserve">서현: 원장님, 오빠가 밖에 있어요. 무서워할 거예요. 오빠가 데려다줬어요.</w:t>
-      </w:r>
-    </w:p>
-    <w:p>
-      <w:pPr>
-        <w:numPr>
-          <w:ilvl w:val="0"/>
-          <w:numId w:val="1003"/>
-        </w:numPr>
+    </w:p>
+    <w:p>
+      <w:pPr>
+        <w:pStyle w:val="BodyText"/>
       </w:pPr>
       <w:r>
         <w:t xml:space="preserve">SONG: Ji-woo, can you—no. Stay. I need you here.</w:t>
       </w:r>
-      <w:r>
-        <w:t xml:space="preserve"> </w:t>
-      </w:r>
-      <w:r>
-        <w:t xml:space="preserve">송예진: 지우 씨, 혹시—아니. 있어요. 여기 필요해요.</w:t>
-      </w:r>
-    </w:p>
-    <w:p>
-      <w:pPr>
-        <w:numPr>
-          <w:ilvl w:val="0"/>
-          <w:numId w:val="1003"/>
-        </w:numPr>
+    </w:p>
+    <w:p>
+      <w:pPr>
+        <w:pStyle w:val="BodyText"/>
       </w:pPr>
       <w:r>
         <w:t xml:space="preserve">CHOI: I’ll call the front desk. Someone can sit with him. What’s his name?</w:t>
       </w:r>
-      <w:r>
-        <w:t xml:space="preserve"> </w:t>
-      </w:r>
-      <w:r>
-        <w:t xml:space="preserve">최민준: 프런트에 전화할게요. 누가 옆에 있어 줄 수 있게. 이름이 뭐예요?</w:t>
-      </w:r>
-    </w:p>
-    <w:p>
-      <w:pPr>
-        <w:numPr>
-          <w:ilvl w:val="0"/>
-          <w:numId w:val="1003"/>
-        </w:numPr>
+    </w:p>
+    <w:p>
+      <w:pPr>
+        <w:pStyle w:val="BodyText"/>
       </w:pPr>
       <w:r>
         <w:t xml:space="preserve">SEOHYUN: Min-ho. Park Min-ho. He’s worse than me with hospitals.</w:t>
       </w:r>
-      <w:r>
-        <w:t xml:space="preserve"> </w:t>
-      </w:r>
-      <w:r>
-        <w:t xml:space="preserve">서현: 민호. 박민호. 병원이면 저보다 더 못 견뎌요.</w:t>
-      </w:r>
-    </w:p>
-    <w:p>
-      <w:pPr>
-        <w:numPr>
-          <w:ilvl w:val="0"/>
-          <w:numId w:val="1003"/>
-        </w:numPr>
+    </w:p>
+    <w:p>
+      <w:pPr>
+        <w:pStyle w:val="BodyText"/>
       </w:pPr>
       <w:r>
         <w:t xml:space="preserve">NOAH: Elena. Let me talk to him. Please. I know exactly where he’s sitting.</w:t>
       </w:r>
-      <w:r>
-        <w:t xml:space="preserve"> </w:t>
-      </w:r>
-      <w:r>
-        <w:t xml:space="preserve">노아: 엘레나. 내가 그 사람이랑 얘기할게요. 부탁해요. 그 사람이 어디 앉아 있는지 정확히 알아요.</w:t>
-      </w:r>
-    </w:p>
-    <w:p>
-      <w:pPr>
-        <w:numPr>
-          <w:ilvl w:val="0"/>
-          <w:numId w:val="1003"/>
-        </w:numPr>
+    </w:p>
+    <w:p>
+      <w:pPr>
+        <w:pStyle w:val="BodyText"/>
       </w:pPr>
       <w:r>
         <w:t xml:space="preserve">ELENA: …Grace’s line. Not this one. This line stays clinical.</w:t>
       </w:r>
-      <w:r>
-        <w:t xml:space="preserve"> </w:t>
-      </w:r>
-      <w:r>
-        <w:t xml:space="preserve">엘레나: …그레이스 회선으로. 이거 말고. 이 회선은 임상용이에요.</w:t>
-      </w:r>
-    </w:p>
-    <w:p>
-      <w:pPr>
-        <w:numPr>
-          <w:ilvl w:val="0"/>
-          <w:numId w:val="1003"/>
-        </w:numPr>
+    </w:p>
+    <w:p>
+      <w:pPr>
+        <w:pStyle w:val="BodyText"/>
       </w:pPr>
       <w:r>
         <w:t xml:space="preserve">GRACE: Noah, I’m awake. It’s ten twenty-six here. I’ll call the clinic and patch you to the waiting room.</w:t>
       </w:r>
-      <w:r>
-        <w:t xml:space="preserve"> </w:t>
-      </w:r>
-      <w:r>
-        <w:t xml:space="preserve">그레이스: 노아, 깨어 있어요. 여기 10시 26분이에요. 클리닉에 전화해서 대기실로 연결할게요.</w:t>
-      </w:r>
-    </w:p>
-    <w:p>
-      <w:pPr>
-        <w:numPr>
-          <w:ilvl w:val="0"/>
-          <w:numId w:val="1003"/>
-        </w:numPr>
+    </w:p>
+    <w:p>
+      <w:pPr>
+        <w:pStyle w:val="BodyText"/>
       </w:pPr>
       <w:r>
         <w:t xml:space="preserve">MINHO: Hello? Who is this? Is my sister okay? Nobody is telling me anything.</w:t>
       </w:r>
-      <w:r>
-        <w:t xml:space="preserve"> </w:t>
-      </w:r>
-      <w:r>
-        <w:t xml:space="preserve">민호: 여보세요? 누구세요? 제 동생 괜찮아요? 아무도 아무 말도 안 해 줘요.</w:t>
-      </w:r>
-    </w:p>
-    <w:p>
-      <w:pPr>
-        <w:numPr>
-          <w:ilvl w:val="0"/>
-          <w:numId w:val="1003"/>
-        </w:numPr>
+    </w:p>
+    <w:p>
+      <w:pPr>
+        <w:pStyle w:val="BodyText"/>
       </w:pPr>
       <w:r>
         <w:t xml:space="preserve">NOAH: Min-ho. I’m Noah. I’m with the company that makes the filler. Your sister is talking. Her eyes are fine.</w:t>
       </w:r>
-      <w:r>
-        <w:t xml:space="preserve"> </w:t>
-      </w:r>
-      <w:r>
-        <w:t xml:space="preserve">노아: 민호 씨. 노아예요. 필러 만드는 회사 사람이에요. 동생분은 말하고 있어요. 눈도 괜찮고요.</w:t>
-      </w:r>
-    </w:p>
-    <w:p>
-      <w:pPr>
-        <w:numPr>
-          <w:ilvl w:val="0"/>
-          <w:numId w:val="1003"/>
-        </w:numPr>
+    </w:p>
+    <w:p>
+      <w:pPr>
+        <w:pStyle w:val="BodyText"/>
       </w:pPr>
       <w:r>
         <w:t xml:space="preserve">MINHO: Then why is there a doctor on a speakerphone? Why are they running?</w:t>
       </w:r>
-      <w:r>
-        <w:t xml:space="preserve"> </w:t>
-      </w:r>
-      <w:r>
-        <w:t xml:space="preserve">민호: 그럼 왜 의사가 스피커폰으로 통화해요? 왜 다들 뛰어다녀요?</w:t>
-      </w:r>
-    </w:p>
-    <w:p>
-      <w:pPr>
-        <w:numPr>
-          <w:ilvl w:val="0"/>
-          <w:numId w:val="1003"/>
-        </w:numPr>
+    </w:p>
+    <w:p>
+      <w:pPr>
+        <w:pStyle w:val="BodyText"/>
       </w:pPr>
       <w:r>
         <w:t xml:space="preserve">NOAH: Because they’re doing everything fast. On purpose. Fast is the right speed tonight.</w:t>
       </w:r>
-      <w:r>
-        <w:t xml:space="preserve"> </w:t>
-      </w:r>
-      <w:r>
-        <w:t xml:space="preserve">노아: 모든 걸 빠르게 하고 있으니까요. 일부러. 오늘 밤엔 빠른 게 맞는 속도예요.</w:t>
-      </w:r>
-    </w:p>
-    <w:p>
-      <w:pPr>
-        <w:numPr>
-          <w:ilvl w:val="0"/>
-          <w:numId w:val="1003"/>
-        </w:numPr>
+    </w:p>
+    <w:p>
+      <w:pPr>
+        <w:pStyle w:val="BodyText"/>
       </w:pPr>
       <w:r>
         <w:t xml:space="preserve">MINHO: I told her not to do it. A nose filler. For a wedding photo. Our cousin’s wedding.</w:t>
       </w:r>
-      <w:r>
-        <w:t xml:space="preserve"> </w:t>
-      </w:r>
-      <w:r>
-        <w:t xml:space="preserve">민호: 하지 말라고 했어요. 코 필러. 결혼식 사진 때문에. 사촌 결혼식.</w:t>
-      </w:r>
-    </w:p>
-    <w:p>
-      <w:pPr>
-        <w:numPr>
-          <w:ilvl w:val="0"/>
-          <w:numId w:val="1003"/>
-        </w:numPr>
+    </w:p>
+    <w:p>
+      <w:pPr>
+        <w:pStyle w:val="BodyText"/>
       </w:pPr>
       <w:r>
         <w:t xml:space="preserve">NOAH: Seven years ago, I was where you are. A plastic chair, a waiting room, my sister on the other side of a door, and a filler nobody could take back. I didn’t know anything either, and nobody had time to explain. So I understand exactly how you feel.</w:t>
       </w:r>
-      <w:r>
-        <w:t xml:space="preserve"> </w:t>
-      </w:r>
-      <w:r>
-        <w:t xml:space="preserve">노아: 7년 전에 내가 당신 자리에 있었어요. 플라스틱 의자, 대기실, 문 반대편에 있는 내 동생, 그리고 아무도 되돌릴 수 없는 필러. 나도 아무것도 몰랐고, 아무도 설명해 줄 시간이 없었어요. 그래서 당신 기분을 정확히 알아요.</w:t>
-      </w:r>
-    </w:p>
-    <w:p>
-      <w:pPr>
-        <w:numPr>
-          <w:ilvl w:val="0"/>
-          <w:numId w:val="1003"/>
-        </w:numPr>
+    </w:p>
+    <w:p>
+      <w:pPr>
+        <w:pStyle w:val="BodyText"/>
       </w:pPr>
       <w:r>
         <w:t xml:space="preserve">MINHO: What happened to her? Your sister?</w:t>
       </w:r>
-      <w:r>
-        <w:t xml:space="preserve"> </w:t>
-      </w:r>
-      <w:r>
-        <w:t xml:space="preserve">민호: 그분은 어떻게 됐어요? 동생분은?</w:t>
-      </w:r>
-    </w:p>
-    <w:p>
-      <w:pPr>
-        <w:numPr>
-          <w:ilvl w:val="0"/>
-          <w:numId w:val="1003"/>
-        </w:numPr>
+    </w:p>
+    <w:p>
+      <w:pPr>
+        <w:pStyle w:val="BodyText"/>
       </w:pPr>
       <w:r>
         <w:t xml:space="preserve">NOAH: She went to a med spa. Two ninety-nine. An Instagram deal. No training. No enzyme. Forty minutes.</w:t>
       </w:r>
-      <w:r>
-        <w:t xml:space="preserve"> </w:t>
-      </w:r>
-      <w:r>
-        <w:t xml:space="preserve">노아: 메디스파에 갔어요. 299달러. 인스타그램 할인. 교육 없음. 효소 없음. 40분.</w:t>
-      </w:r>
-    </w:p>
-    <w:p>
-      <w:pPr>
-        <w:numPr>
-          <w:ilvl w:val="0"/>
-          <w:numId w:val="1003"/>
-        </w:numPr>
+    </w:p>
+    <w:p>
+      <w:pPr>
+        <w:pStyle w:val="BodyText"/>
       </w:pPr>
       <w:r>
         <w:t xml:space="preserve">MINHO: …And?</w:t>
       </w:r>
-      <w:r>
-        <w:t xml:space="preserve"> </w:t>
-      </w:r>
-      <w:r>
-        <w:t xml:space="preserve">민호: …그래서요?</w:t>
-      </w:r>
-    </w:p>
-    <w:p>
-      <w:pPr>
-        <w:numPr>
-          <w:ilvl w:val="0"/>
-          <w:numId w:val="1003"/>
-        </w:numPr>
+    </w:p>
+    <w:p>
+      <w:pPr>
+        <w:pStyle w:val="BodyText"/>
       </w:pPr>
       <w:r>
         <w:t xml:space="preserve">NOAH: She has a small scar. On the tip of her nose. She’s fine. She’s an artist. She drew our logo.</w:t>
       </w:r>
-      <w:r>
-        <w:t xml:space="preserve"> </w:t>
-      </w:r>
-      <w:r>
-        <w:t xml:space="preserve">노아: 작은 흉터가 있어요. 코끝에. 괜찮아요. 화가예요. 우리 로고를 그렸어요.</w:t>
-      </w:r>
-    </w:p>
-    <w:p>
-      <w:pPr>
-        <w:numPr>
-          <w:ilvl w:val="0"/>
-          <w:numId w:val="1003"/>
-        </w:numPr>
+    </w:p>
+    <w:p>
+      <w:pPr>
+        <w:pStyle w:val="BodyText"/>
       </w:pPr>
       <w:r>
         <w:t xml:space="preserve">MINHO: Is my sister going to have a scar?</w:t>
       </w:r>
-      <w:r>
-        <w:t xml:space="preserve"> </w:t>
-      </w:r>
-      <w:r>
-        <w:t xml:space="preserve">민호: 제 동생도 흉터가 생겨요?</w:t>
-      </w:r>
-    </w:p>
-    <w:p>
-      <w:pPr>
-        <w:numPr>
-          <w:ilvl w:val="0"/>
-          <w:numId w:val="1003"/>
-        </w:numPr>
+    </w:p>
+    <w:p>
+      <w:pPr>
+        <w:pStyle w:val="BodyText"/>
       </w:pPr>
       <w:r>
         <w:t xml:space="preserve">NOAH: I can’t promise. I’m not a doctor. But tonight is different from that night. In every way that matters.</w:t>
       </w:r>
-      <w:r>
-        <w:t xml:space="preserve"> </w:t>
-      </w:r>
-      <w:r>
-        <w:t xml:space="preserve">노아: 약속은 못 해요. 난 의사가 아니에요. 하지만 오늘 밤은 그날 밤과 달라요. 중요한 모든 면에서.</w:t>
-      </w:r>
-    </w:p>
-    <w:p>
-      <w:pPr>
-        <w:numPr>
-          <w:ilvl w:val="0"/>
-          <w:numId w:val="1003"/>
-        </w:numPr>
+    </w:p>
+    <w:p>
+      <w:pPr>
+        <w:pStyle w:val="BodyText"/>
       </w:pPr>
       <w:r>
         <w:t xml:space="preserve">MINHO: How?</w:t>
       </w:r>
-      <w:r>
-        <w:t xml:space="preserve"> </w:t>
-      </w:r>
-      <w:r>
-        <w:t xml:space="preserve">민호: 어떻게요?</w:t>
-      </w:r>
-    </w:p>
-    <w:p>
-      <w:pPr>
-        <w:numPr>
-          <w:ilvl w:val="0"/>
-          <w:numId w:val="1003"/>
-        </w:numPr>
+    </w:p>
+    <w:p>
+      <w:pPr>
+        <w:pStyle w:val="BodyText"/>
       </w:pPr>
       <w:r>
         <w:t xml:space="preserve">NOAH: Her doctor is trained, and she stopped in one second, the moment the skin changed. The enzyme went in within one minute, not forty. Every syringe is traced, so we already know this batch is clean. And two more doctors are on the phone, helping her right now.</w:t>
       </w:r>
-      <w:r>
-        <w:t xml:space="preserve"> </w:t>
-      </w:r>
-      <w:r>
-        <w:t xml:space="preserve">노아: 담당 의사가 교육받았고, 피부가 변한 순간 1초 만에 멈췄어요. 효소는 40분이 아니라 1분 안에 들어갔어요. 모든 주사기가 추적되니까, 이 배치가 문제없다는 것도 이미 알아요. 그리고 지금 의사 두 명이 더 전화로 돕고 있어요.</w:t>
-      </w:r>
-    </w:p>
-    <w:p>
-      <w:pPr>
-        <w:numPr>
-          <w:ilvl w:val="0"/>
-          <w:numId w:val="1003"/>
-        </w:numPr>
+    </w:p>
+    <w:p>
+      <w:pPr>
+        <w:pStyle w:val="BodyText"/>
       </w:pPr>
       <w:r>
         <w:t xml:space="preserve">MINHO: And the filler itself?</w:t>
       </w:r>
-      <w:r>
-        <w:t xml:space="preserve"> </w:t>
-      </w:r>
-      <w:r>
-        <w:t xml:space="preserve">민호: 필러 자체는요?</w:t>
-      </w:r>
-    </w:p>
-    <w:p>
-      <w:pPr>
-        <w:numPr>
-          <w:ilvl w:val="0"/>
-          <w:numId w:val="1003"/>
-        </w:numPr>
+    </w:p>
+    <w:p>
+      <w:pPr>
+        <w:pStyle w:val="BodyText"/>
       </w:pPr>
       <w:r>
         <w:t xml:space="preserve">NOAH: It dissolves three times faster. That’s why we built it. For a night like this one.</w:t>
       </w:r>
-      <w:r>
-        <w:t xml:space="preserve"> </w:t>
-      </w:r>
-      <w:r>
-        <w:t xml:space="preserve">노아: 세 배 빨리 녹아요. 그래서 만든 거예요. 오늘 같은 밤을 위해서.</w:t>
-      </w:r>
-    </w:p>
-    <w:p>
-      <w:pPr>
-        <w:numPr>
-          <w:ilvl w:val="0"/>
-          <w:numId w:val="1003"/>
-        </w:numPr>
+    </w:p>
+    <w:p>
+      <w:pPr>
+        <w:pStyle w:val="BodyText"/>
       </w:pPr>
       <w:r>
         <w:t xml:space="preserve">MINHO: …My hands are shaking.</w:t>
       </w:r>
-      <w:r>
-        <w:t xml:space="preserve"> </w:t>
-      </w:r>
-      <w:r>
-        <w:t xml:space="preserve">민호: …손이 떨려요.</w:t>
-      </w:r>
-    </w:p>
-    <w:p>
-      <w:pPr>
-        <w:numPr>
-          <w:ilvl w:val="0"/>
-          <w:numId w:val="1003"/>
-        </w:numPr>
+    </w:p>
+    <w:p>
+      <w:pPr>
+        <w:pStyle w:val="BodyText"/>
       </w:pPr>
       <w:r>
         <w:t xml:space="preserve">NOAH: Mine shook for two hours. Phone on your knee. Breathe. I’ll stay on the line.</w:t>
       </w:r>
-      <w:r>
-        <w:t xml:space="preserve"> </w:t>
-      </w:r>
-      <w:r>
-        <w:t xml:space="preserve">노아: 내 손은 두 시간 동안 떨렸어요. 전화를 무릎에. 숨 쉬어요. 끊지 않고 있을게요.</w:t>
-      </w:r>
-    </w:p>
-    <w:p>
-      <w:pPr>
-        <w:numPr>
-          <w:ilvl w:val="0"/>
-          <w:numId w:val="1003"/>
-        </w:numPr>
+    </w:p>
+    <w:p>
+      <w:pPr>
+        <w:pStyle w:val="BodyText"/>
       </w:pPr>
       <w:r>
         <w:t xml:space="preserve">GRACE: Noah, Ji-woo texted.</w:t>
@@ -1850,11 +1142,21 @@
       <w:r>
         <w:t xml:space="preserve">Tell him.</w:t>
       </w:r>
-      <w:r>
-        <w:t xml:space="preserve"> </w:t>
-      </w:r>
-      <w:r>
-        <w:t xml:space="preserve">그레이스: 노아, 지우가 문자했어요.</w:t>
+    </w:p>
+    <w:p>
+      <w:pPr>
+        <w:pStyle w:val="BodyText"/>
+      </w:pPr>
+      <w:r>
+        <w:t xml:space="preserve">NOAH: Min-ho. Three seconds. It was four. It’s getting better.</w:t>
+      </w:r>
+    </w:p>
+    <w:p>
+      <w:pPr>
+        <w:pStyle w:val="BodyText"/>
+      </w:pPr>
+      <w:r>
+        <w:t xml:space="preserve">MINHO: I don’t know what that means. But you said</w:t>
       </w:r>
       <w:r>
         <w:t xml:space="preserve"> </w:t>
@@ -1863,7 +1165,7 @@
         <w:t xml:space="preserve">“</w:t>
       </w:r>
       <w:r>
-        <w:t xml:space="preserve">재충혈 3초. 나아짐.</w:t>
+        <w:t xml:space="preserve">better.</w:t>
       </w:r>
       <w:r>
         <w:t xml:space="preserve">”</w:t>
@@ -1872,35 +1174,7 @@
         <w:t xml:space="preserve"> </w:t>
       </w:r>
       <w:r>
-        <w:t xml:space="preserve">전해 줘요.</w:t>
-      </w:r>
-    </w:p>
-    <w:p>
-      <w:pPr>
-        <w:numPr>
-          <w:ilvl w:val="0"/>
-          <w:numId w:val="1003"/>
-        </w:numPr>
-      </w:pPr>
-      <w:r>
-        <w:t xml:space="preserve">NOAH: Min-ho. Three seconds. It was four. It’s getting better.</w:t>
-      </w:r>
-      <w:r>
-        <w:t xml:space="preserve"> </w:t>
-      </w:r>
-      <w:r>
-        <w:t xml:space="preserve">노아: 민호 씨. 3초. 4초였어요. 좋아지고 있어요.</w:t>
-      </w:r>
-    </w:p>
-    <w:p>
-      <w:pPr>
-        <w:numPr>
-          <w:ilvl w:val="0"/>
-          <w:numId w:val="1003"/>
-        </w:numPr>
-      </w:pPr>
-      <w:r>
-        <w:t xml:space="preserve">MINHO: I don’t know what that means. But you said</w:t>
+        <w:t xml:space="preserve">I’ll take</w:t>
       </w:r>
       <w:r>
         <w:t xml:space="preserve"> </w:t>
@@ -1914,93 +1188,21 @@
       <w:r>
         <w:t xml:space="preserve">”</w:t>
       </w:r>
-      <w:r>
-        <w:t xml:space="preserve"> </w:t>
-      </w:r>
-      <w:r>
-        <w:t xml:space="preserve">I’ll take</w:t>
-      </w:r>
-      <w:r>
-        <w:t xml:space="preserve"> </w:t>
-      </w:r>
-      <w:r>
-        <w:t xml:space="preserve">“</w:t>
-      </w:r>
-      <w:r>
-        <w:t xml:space="preserve">better.</w:t>
-      </w:r>
-      <w:r>
-        <w:t xml:space="preserve">”</w:t>
-      </w:r>
-      <w:r>
-        <w:t xml:space="preserve"> </w:t>
-      </w:r>
-      <w:r>
-        <w:t xml:space="preserve">민호: 그게 무슨 뜻인지 모르겠어요. 하지만</w:t>
-      </w:r>
-      <w:r>
-        <w:t xml:space="preserve"> </w:t>
-      </w:r>
-      <w:r>
-        <w:t xml:space="preserve">“</w:t>
-      </w:r>
-      <w:r>
-        <w:t xml:space="preserve">나아졌다</w:t>
-      </w:r>
-      <w:r>
-        <w:t xml:space="preserve">”</w:t>
-      </w:r>
-      <w:r>
-        <w:t xml:space="preserve">고 하셨죠.</w:t>
-      </w:r>
-      <w:r>
-        <w:t xml:space="preserve"> </w:t>
-      </w:r>
-      <w:r>
-        <w:t xml:space="preserve">“</w:t>
-      </w:r>
-      <w:r>
-        <w:t xml:space="preserve">나아졌다</w:t>
-      </w:r>
-      <w:r>
-        <w:t xml:space="preserve">”</w:t>
-      </w:r>
-      <w:r>
-        <w:t xml:space="preserve">면 됐어요.</w:t>
-      </w:r>
-    </w:p>
-    <w:p>
-      <w:pPr>
-        <w:numPr>
-          <w:ilvl w:val="0"/>
-          <w:numId w:val="1003"/>
-        </w:numPr>
+    </w:p>
+    <w:p>
+      <w:pPr>
+        <w:pStyle w:val="BodyText"/>
       </w:pPr>
       <w:r>
         <w:t xml:space="preserve">NOAH: That’s what I said seven years ago. To a dermatologist named Elena. She’s on the other line now.</w:t>
       </w:r>
-      <w:r>
-        <w:t xml:space="preserve"> </w:t>
-      </w:r>
-      <w:r>
-        <w:t xml:space="preserve">노아: 7년 전에 나도 그렇게 말했어요. 엘레나라는 피부과 의사에게. 지금 다른 회선에 있어요.</w:t>
-      </w:r>
-    </w:p>
-    <w:p>
-      <w:pPr>
-        <w:numPr>
-          <w:ilvl w:val="0"/>
-          <w:numId w:val="1003"/>
-        </w:numPr>
+    </w:p>
+    <w:p>
+      <w:pPr>
+        <w:pStyle w:val="BodyText"/>
       </w:pPr>
       <w:r>
         <w:t xml:space="preserve">MINHO: The same doctor? Still?</w:t>
-      </w:r>
-      <w:r>
-        <w:t xml:space="preserve"> </w:t>
-      </w:r>
-      <w:r>
-        <w:t xml:space="preserve">민호: 같은 의사요? 아직도요?</w:t>
       </w:r>
     </w:p>
     <w:bookmarkEnd w:id="23"/>
@@ -2015,78 +1217,39 @@
     </w:p>
     <w:p>
       <w:pPr>
-        <w:numPr>
-          <w:ilvl w:val="0"/>
-          <w:numId w:val="1004"/>
-        </w:numPr>
+        <w:pStyle w:val="FirstParagraph"/>
       </w:pPr>
       <w:r>
         <w:t xml:space="preserve">SONG: Dr. Ruiz. Refill again. Pressing. Releasing. One… two. Two seconds.</w:t>
       </w:r>
-      <w:r>
-        <w:t xml:space="preserve"> </w:t>
-      </w:r>
-      <w:r>
-        <w:t xml:space="preserve">송예진: 루이즈 박사님. 재충혈 다시. 누르고. 떼고. 하나… 둘. 2초.</w:t>
-      </w:r>
-    </w:p>
-    <w:p>
-      <w:pPr>
-        <w:numPr>
-          <w:ilvl w:val="0"/>
-          <w:numId w:val="1004"/>
-        </w:numPr>
+    </w:p>
+    <w:p>
+      <w:pPr>
+        <w:pStyle w:val="BodyText"/>
       </w:pPr>
       <w:r>
         <w:t xml:space="preserve">ELENA: Two seconds. Colour?</w:t>
       </w:r>
-      <w:r>
-        <w:t xml:space="preserve"> </w:t>
-      </w:r>
-      <w:r>
-        <w:t xml:space="preserve">엘레나: 2초. 색깔은요?</w:t>
-      </w:r>
-    </w:p>
-    <w:p>
-      <w:pPr>
-        <w:numPr>
-          <w:ilvl w:val="0"/>
-          <w:numId w:val="1004"/>
-        </w:numPr>
+    </w:p>
+    <w:p>
+      <w:pPr>
+        <w:pStyle w:val="BodyText"/>
       </w:pPr>
       <w:r>
         <w:t xml:space="preserve">SONG: Pink. The net is gone. The tip is pink. Ten twenty-seven.</w:t>
       </w:r>
-      <w:r>
-        <w:t xml:space="preserve"> </w:t>
-      </w:r>
-      <w:r>
-        <w:t xml:space="preserve">송예진: 분홍색. 그물 무늬 사라졌어요. 코끝이 분홍색이에요. 10시 27분.</w:t>
-      </w:r>
-    </w:p>
-    <w:p>
-      <w:pPr>
-        <w:numPr>
-          <w:ilvl w:val="0"/>
-          <w:numId w:val="1004"/>
-        </w:numPr>
+    </w:p>
+    <w:p>
+      <w:pPr>
+        <w:pStyle w:val="BodyText"/>
       </w:pPr>
       <w:r>
         <w:t xml:space="preserve">ELENA: Reperfusion at thirteen minutes. Vision normal. Dr. Song… you did everything right.</w:t>
       </w:r>
-      <w:r>
-        <w:t xml:space="preserve"> </w:t>
-      </w:r>
-      <w:r>
-        <w:t xml:space="preserve">엘레나: 13분 만에 재관류. 시력 정상. 송 원장님… 모든 걸 옳게 했어요.</w:t>
-      </w:r>
-    </w:p>
-    <w:p>
-      <w:pPr>
-        <w:numPr>
-          <w:ilvl w:val="0"/>
-          <w:numId w:val="1004"/>
-        </w:numPr>
+    </w:p>
+    <w:p>
+      <w:pPr>
+        <w:pStyle w:val="BodyText"/>
       </w:pPr>
       <w:r>
         <w:t xml:space="preserve">SONG: …I treated first. Then I called. Honestly, that was Ji-woo, not me. I wanted to call first, because I was frightened and I wanted someone more experienced to tell me what to do. She handed me the enzyme and said,</w:t>
@@ -2103,11 +1266,29 @@
       <w:r>
         <w:t xml:space="preserve">”</w:t>
       </w:r>
-      <w:r>
-        <w:t xml:space="preserve"> </w:t>
-      </w:r>
-      <w:r>
-        <w:t xml:space="preserve">송예진: …먼저 처치했어요. 그다음 전화했고요. 솔직히 그건 제가 아니라 지우 씨였어요. 저는 먼저 전화하고 싶었어요. 무서웠고, 경험 많은 누군가가 뭘 해야 할지 말해 주길 바랐거든요. 지우 씨가 효소를 건네면서</w:t>
+    </w:p>
+    <w:p>
+      <w:pPr>
+        <w:pStyle w:val="BodyText"/>
+      </w:pPr>
+      <w:r>
+        <w:t xml:space="preserve">JIWOO: Everybody wants to call first. The card says no.</w:t>
+      </w:r>
+    </w:p>
+    <w:p>
+      <w:pPr>
+        <w:pStyle w:val="BodyText"/>
+      </w:pPr>
+      <w:r>
+        <w:t xml:space="preserve">TASHA: Ji-woo, I wrote that card in year three, for a night exactly like this. I kept it to ten seconds on purpose, because frightened people forget anything long. Hearing that you remembered every line is the best review that card has ever had.</w:t>
+      </w:r>
+    </w:p>
+    <w:p>
+      <w:pPr>
+        <w:pStyle w:val="BodyText"/>
+      </w:pPr>
+      <w:r>
+        <w:t xml:space="preserve">JIWOO: Then thank you. And thank Margaret. Grace told me her story.</w:t>
       </w:r>
       <w:r>
         <w:t xml:space="preserve"> </w:t>
@@ -2116,58 +1297,146 @@
         <w:t xml:space="preserve">“</w:t>
       </w:r>
       <w:r>
-        <w:t xml:space="preserve">먼저 처치</w:t>
+        <w:t xml:space="preserve">Treat first, dear.</w:t>
       </w:r>
       <w:r>
         <w:t xml:space="preserve">”</w:t>
       </w:r>
-      <w:r>
-        <w:t xml:space="preserve">라고 했어요.</w:t>
-      </w:r>
-    </w:p>
-    <w:p>
-      <w:pPr>
-        <w:numPr>
-          <w:ilvl w:val="0"/>
-          <w:numId w:val="1004"/>
-        </w:numPr>
-      </w:pPr>
-      <w:r>
-        <w:t xml:space="preserve">JIWOO: Everybody wants to call first. The card says no.</w:t>
-      </w:r>
-      <w:r>
-        <w:t xml:space="preserve"> </w:t>
-      </w:r>
-      <w:r>
-        <w:t xml:space="preserve">지우: 다들 먼저 전화하고 싶어 해요. 카드에서 안 된다고 해요.</w:t>
-      </w:r>
-    </w:p>
-    <w:p>
-      <w:pPr>
-        <w:numPr>
-          <w:ilvl w:val="0"/>
-          <w:numId w:val="1004"/>
-        </w:numPr>
-      </w:pPr>
-      <w:r>
-        <w:t xml:space="preserve">TASHA: Ji-woo, I wrote that card in year three, for a night exactly like this. I kept it to ten seconds on purpose, because frightened people forget anything long. Hearing that you remembered every line is the best review that card has ever had.</w:t>
-      </w:r>
-      <w:r>
-        <w:t xml:space="preserve"> </w:t>
-      </w:r>
-      <w:r>
-        <w:t xml:space="preserve">타샤: 지우 씨, 내가 그 카드를 3년 차에 썼어요. 딱 이런 밤을 위해서. 일부러 10초 분량으로 만들었어요. 겁먹은 사람은 긴 건 다 잊어버리니까요. 한 줄 한 줄 다 기억했다는 말이 그 카드가 받은 최고의 평가예요.</w:t>
-      </w:r>
-    </w:p>
-    <w:p>
-      <w:pPr>
-        <w:numPr>
-          <w:ilvl w:val="0"/>
-          <w:numId w:val="1004"/>
-        </w:numPr>
-      </w:pPr>
-      <w:r>
-        <w:t xml:space="preserve">JIWOO: Then thank you. And thank Margaret. Grace told me her story.</w:t>
+    </w:p>
+    <w:p>
+      <w:pPr>
+        <w:pStyle w:val="BodyText"/>
+      </w:pPr>
+      <w:r>
+        <w:t xml:space="preserve">CHOI: Dr. Ruiz, here’s the post-event plan. Compress off, and aspirin per protocol. We’ll bring her back for a follow-up in forty-eight hours, and she’ll send photos every day until then, so we can catch any late change in colour early.</w:t>
+      </w:r>
+    </w:p>
+    <w:p>
+      <w:pPr>
+        <w:pStyle w:val="BodyText"/>
+      </w:pPr>
+      <w:r>
+        <w:t xml:space="preserve">ELENA: Agreed. And a report to the Korean ministry. Voluntary. Tomorrow. With the timeline. Minute by minute.</w:t>
+      </w:r>
+    </w:p>
+    <w:p>
+      <w:pPr>
+        <w:pStyle w:val="BodyText"/>
+      </w:pPr>
+      <w:r>
+        <w:t xml:space="preserve">LEO: And the registry. Event number one thousand one hundred forty-eight. Reperfusion at thirteen minutes. That’s our fastest in Asia.</w:t>
+      </w:r>
+    </w:p>
+    <w:p>
+      <w:pPr>
+        <w:pStyle w:val="BodyText"/>
+      </w:pPr>
+      <w:r>
+        <w:t xml:space="preserve">SEOHYUN: Doctor. Can I see? A mirror?</w:t>
+      </w:r>
+    </w:p>
+    <w:p>
+      <w:pPr>
+        <w:pStyle w:val="BodyText"/>
+      </w:pPr>
+      <w:r>
+        <w:t xml:space="preserve">SONG: Here. It’s a little red. From the massage. And a little swollen. It’ll settle.</w:t>
+      </w:r>
+    </w:p>
+    <w:p>
+      <w:pPr>
+        <w:pStyle w:val="BodyText"/>
+      </w:pPr>
+      <w:r>
+        <w:t xml:space="preserve">SEOHYUN: My nose. It looks… like my nose.</w:t>
+      </w:r>
+    </w:p>
+    <w:p>
+      <w:pPr>
+        <w:pStyle w:val="BodyText"/>
+      </w:pPr>
+      <w:r>
+        <w:t xml:space="preserve">ELENA: That’s the best sentence a patient can say after a night like this.</w:t>
+      </w:r>
+    </w:p>
+    <w:p>
+      <w:pPr>
+        <w:pStyle w:val="BodyText"/>
+      </w:pPr>
+      <w:r>
+        <w:t xml:space="preserve">GRACE: Noah. They’re bringing Min-ho in. He’s crying. In a good way. Mostly.</w:t>
+      </w:r>
+    </w:p>
+    <w:p>
+      <w:pPr>
+        <w:pStyle w:val="BodyText"/>
+      </w:pPr>
+      <w:r>
+        <w:t xml:space="preserve">MINHO: Seo-hyun! You idiot. You absolute idiot. I’m so glad you’re okay.</w:t>
+      </w:r>
+    </w:p>
+    <w:p>
+      <w:pPr>
+        <w:pStyle w:val="BodyText"/>
+      </w:pPr>
+      <w:r>
+        <w:t xml:space="preserve">SEOHYUN: Oppa, the wedding photos… I’ll be swollen.</w:t>
+      </w:r>
+    </w:p>
+    <w:p>
+      <w:pPr>
+        <w:pStyle w:val="BodyText"/>
+      </w:pPr>
+      <w:r>
+        <w:t xml:space="preserve">MINHO: I’ll stand in front of you. Mr. Noah? Are you still there?</w:t>
+      </w:r>
+    </w:p>
+    <w:p>
+      <w:pPr>
+        <w:pStyle w:val="BodyText"/>
+      </w:pPr>
+      <w:r>
+        <w:t xml:space="preserve">NOAH: I’m here.</w:t>
+      </w:r>
+    </w:p>
+    <w:p>
+      <w:pPr>
+        <w:pStyle w:val="BodyText"/>
+      </w:pPr>
+      <w:r>
+        <w:t xml:space="preserve">MINHO: Thank you. For staying on the line. Tell your sister… tell her thank you for the logo.</w:t>
+      </w:r>
+    </w:p>
+    <w:p>
+      <w:pPr>
+        <w:pStyle w:val="BodyText"/>
+      </w:pPr>
+      <w:r>
+        <w:t xml:space="preserve">NOAH: I will. Tonight.</w:t>
+      </w:r>
+    </w:p>
+    <w:p>
+      <w:pPr>
+        <w:pStyle w:val="BodyText"/>
+      </w:pPr>
+      <w:r>
+        <w:t xml:space="preserve">ELENA: Noah. Look at the clock. Seven twenty-seven here. Thirteen minutes.</w:t>
+      </w:r>
+    </w:p>
+    <w:p>
+      <w:pPr>
+        <w:pStyle w:val="BodyText"/>
+      </w:pPr>
+      <w:r>
+        <w:t xml:space="preserve">NOAH: Lily was forty minutes. And a scar.</w:t>
+      </w:r>
+    </w:p>
+    <w:p>
+      <w:pPr>
+        <w:pStyle w:val="BodyText"/>
+      </w:pPr>
+      <w:r>
+        <w:t xml:space="preserve">ELENA: I told you</w:t>
       </w:r>
       <w:r>
         <w:t xml:space="preserve"> </w:t>
@@ -2176,7 +1445,7 @@
         <w:t xml:space="preserve">“</w:t>
       </w:r>
       <w:r>
-        <w:t xml:space="preserve">Treat first, dear.</w:t>
+        <w:t xml:space="preserve">Every minute counts</w:t>
       </w:r>
       <w:r>
         <w:t xml:space="preserve">”</w:t>
@@ -2185,341 +1454,7 @@
         <w:t xml:space="preserve"> </w:t>
       </w:r>
       <w:r>
-        <w:t xml:space="preserve">지우: 그럼 고마워요. 그리고 마거릿에게도. 그레이스가 그분 이야기를 해 줬어요.</w:t>
-      </w:r>
-      <w:r>
-        <w:t xml:space="preserve"> </w:t>
-      </w:r>
-      <w:r>
-        <w:t xml:space="preserve">“</w:t>
-      </w:r>
-      <w:r>
-        <w:t xml:space="preserve">먼저 처치해요, 아가씨.</w:t>
-      </w:r>
-      <w:r>
-        <w:t xml:space="preserve">”</w:t>
-      </w:r>
-    </w:p>
-    <w:p>
-      <w:pPr>
-        <w:numPr>
-          <w:ilvl w:val="0"/>
-          <w:numId w:val="1004"/>
-        </w:numPr>
-      </w:pPr>
-      <w:r>
-        <w:t xml:space="preserve">CHOI: Dr. Ruiz, here’s the post-event plan. Compress off, and aspirin per protocol. We’ll bring her back for a follow-up in forty-eight hours, and she’ll send photos every day until then, so we can catch any late change in colour early.</w:t>
-      </w:r>
-      <w:r>
-        <w:t xml:space="preserve"> </w:t>
-      </w:r>
-      <w:r>
-        <w:t xml:space="preserve">최민준: 루이즈 박사님, 사후 계획입니다. 찜질 중단, 프로토콜대로 아스피린. 48시간 후에 재진하러 오게 하고, 그때까지 매일 사진을 보내게 할게요. 그래야 뒤늦은 색 변화도 일찍 잡을 수 있으니까요.</w:t>
-      </w:r>
-    </w:p>
-    <w:p>
-      <w:pPr>
-        <w:numPr>
-          <w:ilvl w:val="0"/>
-          <w:numId w:val="1004"/>
-        </w:numPr>
-      </w:pPr>
-      <w:r>
-        <w:t xml:space="preserve">ELENA: Agreed. And a report to the Korean ministry. Voluntary. Tomorrow. With the timeline. Minute by minute.</w:t>
-      </w:r>
-      <w:r>
-        <w:t xml:space="preserve"> </w:t>
-      </w:r>
-      <w:r>
-        <w:t xml:space="preserve">엘레나: 동의해요. 그리고 식약처 보고. 자발적으로. 내일. 타임라인과 함께. 분 단위로.</w:t>
-      </w:r>
-    </w:p>
-    <w:p>
-      <w:pPr>
-        <w:numPr>
-          <w:ilvl w:val="0"/>
-          <w:numId w:val="1004"/>
-        </w:numPr>
-      </w:pPr>
-      <w:r>
-        <w:t xml:space="preserve">LEO: And the registry. Event number one thousand one hundred forty-eight. Reperfusion at thirteen minutes. That’s our fastest in Asia.</w:t>
-      </w:r>
-      <w:r>
-        <w:t xml:space="preserve"> </w:t>
-      </w:r>
-      <w:r>
-        <w:t xml:space="preserve">레오: 그리고 레지스트리. 사건 1,148번. 13분 만에 재관류. 아시아에서 가장 빨라요.</w:t>
-      </w:r>
-    </w:p>
-    <w:p>
-      <w:pPr>
-        <w:numPr>
-          <w:ilvl w:val="0"/>
-          <w:numId w:val="1004"/>
-        </w:numPr>
-      </w:pPr>
-      <w:r>
-        <w:t xml:space="preserve">SEOHYUN: Doctor. Can I see? A mirror?</w:t>
-      </w:r>
-      <w:r>
-        <w:t xml:space="preserve"> </w:t>
-      </w:r>
-      <w:r>
-        <w:t xml:space="preserve">서현: 원장님. 봐도 돼요? 거울?</w:t>
-      </w:r>
-    </w:p>
-    <w:p>
-      <w:pPr>
-        <w:numPr>
-          <w:ilvl w:val="0"/>
-          <w:numId w:val="1004"/>
-        </w:numPr>
-      </w:pPr>
-      <w:r>
-        <w:t xml:space="preserve">SONG: Here. It’s a little red. From the massage. And a little swollen. It’ll settle.</w:t>
-      </w:r>
-      <w:r>
-        <w:t xml:space="preserve"> </w:t>
-      </w:r>
-      <w:r>
-        <w:t xml:space="preserve">송예진: 여기요. 조금 빨개요. 마사지 때문에. 그리고 조금 부었어요. 가라앉을 거예요.</w:t>
-      </w:r>
-    </w:p>
-    <w:p>
-      <w:pPr>
-        <w:numPr>
-          <w:ilvl w:val="0"/>
-          <w:numId w:val="1004"/>
-        </w:numPr>
-      </w:pPr>
-      <w:r>
-        <w:t xml:space="preserve">SEOHYUN: My nose. It looks… like my nose.</w:t>
-      </w:r>
-      <w:r>
-        <w:t xml:space="preserve"> </w:t>
-      </w:r>
-      <w:r>
-        <w:t xml:space="preserve">서현: 내 코. …내 코 같아요.</w:t>
-      </w:r>
-    </w:p>
-    <w:p>
-      <w:pPr>
-        <w:numPr>
-          <w:ilvl w:val="0"/>
-          <w:numId w:val="1004"/>
-        </w:numPr>
-      </w:pPr>
-      <w:r>
-        <w:t xml:space="preserve">ELENA: That’s the best sentence a patient can say after a night like this.</w:t>
-      </w:r>
-      <w:r>
-        <w:t xml:space="preserve"> </w:t>
-      </w:r>
-      <w:r>
-        <w:t xml:space="preserve">엘레나: 이런 밤 뒤에 환자가 할 수 있는 최고의 문장이에요.</w:t>
-      </w:r>
-    </w:p>
-    <w:p>
-      <w:pPr>
-        <w:numPr>
-          <w:ilvl w:val="0"/>
-          <w:numId w:val="1004"/>
-        </w:numPr>
-      </w:pPr>
-      <w:r>
-        <w:t xml:space="preserve">GRACE: Noah. They’re bringing Min-ho in. He’s crying. In a good way. Mostly.</w:t>
-      </w:r>
-      <w:r>
-        <w:t xml:space="preserve"> </w:t>
-      </w:r>
-      <w:r>
-        <w:t xml:space="preserve">그레이스: 노아. 민호 씨를 들여보내고 있어요. 울고 있어요. 좋은 쪽으로. 대체로.</w:t>
-      </w:r>
-    </w:p>
-    <w:p>
-      <w:pPr>
-        <w:numPr>
-          <w:ilvl w:val="0"/>
-          <w:numId w:val="1004"/>
-        </w:numPr>
-      </w:pPr>
-      <w:r>
-        <w:t xml:space="preserve">MINHO: Seo-hyun! You idiot. You absolute idiot. I’m so glad you’re okay.</w:t>
-      </w:r>
-      <w:r>
-        <w:t xml:space="preserve"> </w:t>
-      </w:r>
-      <w:r>
-        <w:t xml:space="preserve">민호: 서현아! 이 바보야. 진짜 바보. 괜찮아서 너무 다행이야.</w:t>
-      </w:r>
-    </w:p>
-    <w:p>
-      <w:pPr>
-        <w:numPr>
-          <w:ilvl w:val="0"/>
-          <w:numId w:val="1004"/>
-        </w:numPr>
-      </w:pPr>
-      <w:r>
-        <w:t xml:space="preserve">SEOHYUN: Oppa, the wedding photos… I’ll be swollen.</w:t>
-      </w:r>
-      <w:r>
-        <w:t xml:space="preserve"> </w:t>
-      </w:r>
-      <w:r>
-        <w:t xml:space="preserve">서현: 오빠, 결혼식 사진… 나 부어 있을 거야.</w:t>
-      </w:r>
-    </w:p>
-    <w:p>
-      <w:pPr>
-        <w:numPr>
-          <w:ilvl w:val="0"/>
-          <w:numId w:val="1004"/>
-        </w:numPr>
-      </w:pPr>
-      <w:r>
-        <w:t xml:space="preserve">MINHO: I’ll stand in front of you. Mr. Noah? Are you still there?</w:t>
-      </w:r>
-      <w:r>
-        <w:t xml:space="preserve"> </w:t>
-      </w:r>
-      <w:r>
-        <w:t xml:space="preserve">민호: 내가 앞에 서 있을게. 노아 씨? 아직 계세요?</w:t>
-      </w:r>
-    </w:p>
-    <w:p>
-      <w:pPr>
-        <w:numPr>
-          <w:ilvl w:val="0"/>
-          <w:numId w:val="1004"/>
-        </w:numPr>
-      </w:pPr>
-      <w:r>
-        <w:t xml:space="preserve">NOAH: I’m here.</w:t>
-      </w:r>
-      <w:r>
-        <w:t xml:space="preserve"> </w:t>
-      </w:r>
-      <w:r>
-        <w:t xml:space="preserve">노아: 여기 있어요.</w:t>
-      </w:r>
-    </w:p>
-    <w:p>
-      <w:pPr>
-        <w:numPr>
-          <w:ilvl w:val="0"/>
-          <w:numId w:val="1004"/>
-        </w:numPr>
-      </w:pPr>
-      <w:r>
-        <w:t xml:space="preserve">MINHO: Thank you. For staying on the line. Tell your sister… tell her thank you for the logo.</w:t>
-      </w:r>
-      <w:r>
-        <w:t xml:space="preserve"> </w:t>
-      </w:r>
-      <w:r>
-        <w:t xml:space="preserve">민호: 고마워요. 끊지 않고 있어 줘서. 동생분께… 로고 고맙다고 전해 주세요.</w:t>
-      </w:r>
-    </w:p>
-    <w:p>
-      <w:pPr>
-        <w:numPr>
-          <w:ilvl w:val="0"/>
-          <w:numId w:val="1004"/>
-        </w:numPr>
-      </w:pPr>
-      <w:r>
-        <w:t xml:space="preserve">NOAH: I will. Tonight.</w:t>
-      </w:r>
-      <w:r>
-        <w:t xml:space="preserve"> </w:t>
-      </w:r>
-      <w:r>
-        <w:t xml:space="preserve">노아: 전할게요. 오늘 밤.</w:t>
-      </w:r>
-    </w:p>
-    <w:p>
-      <w:pPr>
-        <w:numPr>
-          <w:ilvl w:val="0"/>
-          <w:numId w:val="1004"/>
-        </w:numPr>
-      </w:pPr>
-      <w:r>
-        <w:t xml:space="preserve">ELENA: Noah. Look at the clock. Seven twenty-seven here. Thirteen minutes.</w:t>
-      </w:r>
-      <w:r>
-        <w:t xml:space="preserve"> </w:t>
-      </w:r>
-      <w:r>
-        <w:t xml:space="preserve">엘레나: 노아. 시계 봐요. 여기 7시 27분. 13분.</w:t>
-      </w:r>
-    </w:p>
-    <w:p>
-      <w:pPr>
-        <w:numPr>
-          <w:ilvl w:val="0"/>
-          <w:numId w:val="1004"/>
-        </w:numPr>
-      </w:pPr>
-      <w:r>
-        <w:t xml:space="preserve">NOAH: Lily was forty minutes. And a scar.</w:t>
-      </w:r>
-      <w:r>
-        <w:t xml:space="preserve"> </w:t>
-      </w:r>
-      <w:r>
-        <w:t xml:space="preserve">노아: 릴리는 40분이었어요. 그리고 흉터.</w:t>
-      </w:r>
-    </w:p>
-    <w:p>
-      <w:pPr>
-        <w:numPr>
-          <w:ilvl w:val="0"/>
-          <w:numId w:val="1004"/>
-        </w:numPr>
-      </w:pPr>
-      <w:r>
-        <w:t xml:space="preserve">ELENA: I told you</w:t>
-      </w:r>
-      <w:r>
-        <w:t xml:space="preserve"> </w:t>
-      </w:r>
-      <w:r>
-        <w:t xml:space="preserve">“</w:t>
-      </w:r>
-      <w:r>
-        <w:t xml:space="preserve">Every minute counts</w:t>
-      </w:r>
-      <w:r>
-        <w:t xml:space="preserve">”</w:t>
-      </w:r>
-      <w:r>
-        <w:t xml:space="preserve"> </w:t>
-      </w:r>
-      <w:r>
         <w:t xml:space="preserve">in an emergency room seven years ago, and that night we lost too many of them before anyone even called me. Tonight, everyone did their part in the right order, and we won the minutes. Thirteen of them.</w:t>
-      </w:r>
-      <w:r>
-        <w:t xml:space="preserve"> </w:t>
-      </w:r>
-      <w:r>
-        <w:t xml:space="preserve">엘레나: 7년 전 응급실에서</w:t>
-      </w:r>
-      <w:r>
-        <w:t xml:space="preserve"> </w:t>
-      </w:r>
-      <w:r>
-        <w:t xml:space="preserve">“</w:t>
-      </w:r>
-      <w:r>
-        <w:t xml:space="preserve">1분 1분이 중요하다</w:t>
-      </w:r>
-      <w:r>
-        <w:t xml:space="preserve">”</w:t>
-      </w:r>
-      <w:r>
-        <w:t xml:space="preserve">고 했죠. 그날 밤엔 누가 나를 부르기도 전에 너무 많은 분을 잃었어요. 오늘 밤엔 모두가 올바른 순서로 자기 몫을 했고, 우린 그 분들을 이겼어요. 13분.</w:t>
       </w:r>
     </w:p>
     <w:bookmarkEnd w:id="24"/>
@@ -2534,129 +1469,63 @@
     </w:p>
     <w:p>
       <w:pPr>
-        <w:numPr>
-          <w:ilvl w:val="0"/>
-          <w:numId w:val="1005"/>
-        </w:numPr>
+        <w:pStyle w:val="FirstParagraph"/>
       </w:pPr>
       <w:r>
         <w:t xml:space="preserve">SONG: Dr. Ruiz. Before you go. Can I ask something? Not clinical.</w:t>
       </w:r>
-      <w:r>
-        <w:t xml:space="preserve"> </w:t>
-      </w:r>
-      <w:r>
-        <w:t xml:space="preserve">송예진: 루이즈 박사님. 끊기 전에. 하나 물어봐도 될까요? 임상 말고.</w:t>
-      </w:r>
-    </w:p>
-    <w:p>
-      <w:pPr>
-        <w:numPr>
-          <w:ilvl w:val="0"/>
-          <w:numId w:val="1005"/>
-        </w:numPr>
+    </w:p>
+    <w:p>
+      <w:pPr>
+        <w:pStyle w:val="BodyText"/>
       </w:pPr>
       <w:r>
         <w:t xml:space="preserve">ELENA: Of course.</w:t>
       </w:r>
-      <w:r>
-        <w:t xml:space="preserve"> </w:t>
-      </w:r>
-      <w:r>
-        <w:t xml:space="preserve">엘레나: 물론이죠.</w:t>
-      </w:r>
-    </w:p>
-    <w:p>
-      <w:pPr>
-        <w:numPr>
-          <w:ilvl w:val="0"/>
-          <w:numId w:val="1005"/>
-        </w:numPr>
+    </w:p>
+    <w:p>
+      <w:pPr>
+        <w:pStyle w:val="BodyText"/>
       </w:pPr>
       <w:r>
         <w:t xml:space="preserve">SONG: My hands are shaking now. Not during. Now. Is that normal?</w:t>
       </w:r>
-      <w:r>
-        <w:t xml:space="preserve"> </w:t>
-      </w:r>
-      <w:r>
-        <w:t xml:space="preserve">송예진: 지금 손이 떨려요. 그때가 아니라. 지금. 정상인가요?</w:t>
-      </w:r>
-    </w:p>
-    <w:p>
-      <w:pPr>
-        <w:numPr>
-          <w:ilvl w:val="0"/>
-          <w:numId w:val="1005"/>
-        </w:numPr>
+    </w:p>
+    <w:p>
+      <w:pPr>
+        <w:pStyle w:val="BodyText"/>
       </w:pPr>
       <w:r>
         <w:t xml:space="preserve">ELENA: Completely. During, you were a doctor. Now, you’re a person. Go home. Eat something. Sleep.</w:t>
       </w:r>
-      <w:r>
-        <w:t xml:space="preserve"> </w:t>
-      </w:r>
-      <w:r>
-        <w:t xml:space="preserve">엘레나: 완전히요. 그땐 의사였고. 지금은 사람이에요. 집에 가요. 뭐 좀 먹고. 자요.</w:t>
-      </w:r>
-    </w:p>
-    <w:p>
-      <w:pPr>
-        <w:numPr>
-          <w:ilvl w:val="0"/>
-          <w:numId w:val="1005"/>
-        </w:numPr>
+    </w:p>
+    <w:p>
+      <w:pPr>
+        <w:pStyle w:val="BodyText"/>
       </w:pPr>
       <w:r>
         <w:t xml:space="preserve">TASHA: And write down what you felt, tonight, while it’s fresh. Not the clinical notes. The fear, the decisions, the moment you saw the colour come back. You’ll teach it someday, and your story will help a young doctor more than any card I could write.</w:t>
       </w:r>
-      <w:r>
-        <w:t xml:space="preserve"> </w:t>
-      </w:r>
-      <w:r>
-        <w:t xml:space="preserve">타샤: 그리고 느낀 걸 적어 둬요. 오늘 밤, 생생할 때. 임상 기록 말고요. 두려움, 결정들, 색이 돌아오는 걸 본 순간. 언젠가 그걸 가르치게 될 거고, 당신 이야기는 내가 쓸 수 있는 어떤 카드보다 젊은 의사에게 더 도움이 될 거예요.</w:t>
-      </w:r>
-    </w:p>
-    <w:p>
-      <w:pPr>
-        <w:numPr>
-          <w:ilvl w:val="0"/>
-          <w:numId w:val="1005"/>
-        </w:numPr>
+    </w:p>
+    <w:p>
+      <w:pPr>
+        <w:pStyle w:val="BodyText"/>
       </w:pPr>
       <w:r>
         <w:t xml:space="preserve">JIWOO: Dr. Ruiz. One more thing. Keep her warm? Tonight? Is that right?</w:t>
       </w:r>
-      <w:r>
-        <w:t xml:space="preserve"> </w:t>
-      </w:r>
-      <w:r>
-        <w:t xml:space="preserve">지우: 루이즈 박사님. 하나 더. 따뜻하게 해 줘요? 오늘 밤? 맞죠?</w:t>
-      </w:r>
-    </w:p>
-    <w:p>
-      <w:pPr>
-        <w:numPr>
-          <w:ilvl w:val="0"/>
-          <w:numId w:val="1005"/>
-        </w:numPr>
+    </w:p>
+    <w:p>
+      <w:pPr>
+        <w:pStyle w:val="BodyText"/>
       </w:pPr>
       <w:r>
         <w:t xml:space="preserve">ELENA: …Keep her warm. Yes. That’s exactly right.</w:t>
       </w:r>
-      <w:r>
-        <w:t xml:space="preserve"> </w:t>
-      </w:r>
-      <w:r>
-        <w:t xml:space="preserve">엘레나: …따뜻하게 해 줘요. 네. 정확히 맞아요.</w:t>
-      </w:r>
-    </w:p>
-    <w:p>
-      <w:pPr>
-        <w:numPr>
-          <w:ilvl w:val="0"/>
-          <w:numId w:val="1005"/>
-        </w:numPr>
+    </w:p>
+    <w:p>
+      <w:pPr>
+        <w:pStyle w:val="BodyText"/>
       </w:pPr>
       <w:r>
         <w:t xml:space="preserve">NOAH: You said that to me. In the ER.</w:t>
@@ -2673,11 +1542,45 @@
       <w:r>
         <w:t xml:space="preserve">”</w:t>
       </w:r>
-      <w:r>
-        <w:t xml:space="preserve"> </w:t>
-      </w:r>
-      <w:r>
-        <w:t xml:space="preserve">노아: 그 말 나한테 했었죠. 응급실에서.</w:t>
+    </w:p>
+    <w:p>
+      <w:pPr>
+        <w:pStyle w:val="BodyText"/>
+      </w:pPr>
+      <w:r>
+        <w:t xml:space="preserve">ELENA: I say it to everyone. It’s the only thing a frightened family can do. Honestly, a warm blanket doesn’t change the blood flow much, but it gives their hands something to do, and it helps them more than it helps the patient.</w:t>
+      </w:r>
+    </w:p>
+    <w:p>
+      <w:pPr>
+        <w:pStyle w:val="BodyText"/>
+      </w:pPr>
+      <w:r>
+        <w:t xml:space="preserve">LEO: Report filed. Registry updated. Ministry draft ready for Grace’s review. Seven twenty-nine.</w:t>
+      </w:r>
+    </w:p>
+    <w:p>
+      <w:pPr>
+        <w:pStyle w:val="BodyText"/>
+      </w:pPr>
+      <w:r>
+        <w:t xml:space="preserve">NOAH: Leo, what time do you actually come in?</w:t>
+      </w:r>
+    </w:p>
+    <w:p>
+      <w:pPr>
+        <w:pStyle w:val="BodyText"/>
+      </w:pPr>
+      <w:r>
+        <w:t xml:space="preserve">LEO: Since the stopper? Six forty-five, every day. Most problems show up in the data before anyone notices them in a clinic, and I like to read the overnight reports before the building gets loud. I’d rather find the problem than hide it.</w:t>
+      </w:r>
+    </w:p>
+    <w:p>
+      <w:pPr>
+        <w:pStyle w:val="BodyText"/>
+      </w:pPr>
+      <w:r>
+        <w:t xml:space="preserve">NOAH: Texting Lily.</w:t>
       </w:r>
       <w:r>
         <w:t xml:space="preserve"> </w:t>
@@ -2686,7 +1589,7 @@
         <w:t xml:space="preserve">“</w:t>
       </w:r>
       <w:r>
-        <w:t xml:space="preserve">따뜻하게 해 줘요, 베넷 씨.</w:t>
+        <w:t xml:space="preserve">Seoul tonight. Nose. Thirteen minutes. No scar. Her brother says thank you for the logo.</w:t>
       </w:r>
       <w:r>
         <w:t xml:space="preserve">”</w:t>
@@ -2694,81 +1597,18 @@
     </w:p>
     <w:p>
       <w:pPr>
-        <w:numPr>
-          <w:ilvl w:val="0"/>
-          <w:numId w:val="1005"/>
-        </w:numPr>
-      </w:pPr>
-      <w:r>
-        <w:t xml:space="preserve">ELENA: I say it to everyone. It’s the only thing a frightened family can do. Honestly, a warm blanket doesn’t change the blood flow much, but it gives their hands something to do, and it helps them more than it helps the patient.</w:t>
-      </w:r>
-      <w:r>
-        <w:t xml:space="preserve"> </w:t>
-      </w:r>
-      <w:r>
-        <w:t xml:space="preserve">엘레나: 모두에게 해요. 겁먹은 가족이 할 수 있는 유일한 일이니까요. 솔직히 따뜻한 담요가 혈류를 크게 바꾸진 않아요. 하지만 손에 할 일을 주고, 환자보다 가족에게 더 도움이 돼요.</w:t>
-      </w:r>
-    </w:p>
-    <w:p>
-      <w:pPr>
-        <w:numPr>
-          <w:ilvl w:val="0"/>
-          <w:numId w:val="1005"/>
-        </w:numPr>
-      </w:pPr>
-      <w:r>
-        <w:t xml:space="preserve">LEO: Report filed. Registry updated. Ministry draft ready for Grace’s review. Seven twenty-nine.</w:t>
-      </w:r>
-      <w:r>
-        <w:t xml:space="preserve"> </w:t>
-      </w:r>
-      <w:r>
-        <w:t xml:space="preserve">레오: 보고서 제출. 레지스트리 업데이트. 식약처 보고 초안 그레이스 검토 대기. 7시 29분.</w:t>
-      </w:r>
-    </w:p>
-    <w:p>
-      <w:pPr>
-        <w:numPr>
-          <w:ilvl w:val="0"/>
-          <w:numId w:val="1005"/>
-        </w:numPr>
-      </w:pPr>
-      <w:r>
-        <w:t xml:space="preserve">NOAH: Leo, what time do you actually come in?</w:t>
-      </w:r>
-      <w:r>
-        <w:t xml:space="preserve"> </w:t>
-      </w:r>
-      <w:r>
-        <w:t xml:space="preserve">노아: 레오, 실제로 몇 시에 출근해요?</w:t>
-      </w:r>
-    </w:p>
-    <w:p>
-      <w:pPr>
-        <w:numPr>
-          <w:ilvl w:val="0"/>
-          <w:numId w:val="1005"/>
-        </w:numPr>
-      </w:pPr>
-      <w:r>
-        <w:t xml:space="preserve">LEO: Since the stopper? Six forty-five, every day. Most problems show up in the data before anyone notices them in a clinic, and I like to read the overnight reports before the building gets loud. I’d rather find the problem than hide it.</w:t>
-      </w:r>
-      <w:r>
-        <w:t xml:space="preserve"> </w:t>
-      </w:r>
-      <w:r>
-        <w:t xml:space="preserve">레오: 마개 사건 이후로요? 6시 45분. 매일. 대부분의 문제는 클리닉에서 누가 알아채기 전에 데이터에 먼저 나타나요. 건물이 시끄러워지기 전에 밤사이 보고서를 읽는 게 좋아요. 문제를 숨기느니 찾겠어요.</w:t>
-      </w:r>
-    </w:p>
-    <w:p>
-      <w:pPr>
-        <w:numPr>
-          <w:ilvl w:val="0"/>
-          <w:numId w:val="1005"/>
-        </w:numPr>
-      </w:pPr>
-      <w:r>
-        <w:t xml:space="preserve">NOAH: Texting Lily.</w:t>
+        <w:pStyle w:val="BodyText"/>
+      </w:pPr>
+      <w:r>
+        <w:t xml:space="preserve">TASHA: She replied already? It’s eight thirty.</w:t>
+      </w:r>
+    </w:p>
+    <w:p>
+      <w:pPr>
+        <w:pStyle w:val="BodyText"/>
+      </w:pPr>
+      <w:r>
+        <w:t xml:space="preserve">NOAH:</w:t>
       </w:r>
       <w:r>
         <w:t xml:space="preserve"> </w:t>
@@ -2777,83 +1617,7 @@
         <w:t xml:space="preserve">“</w:t>
       </w:r>
       <w:r>
-        <w:t xml:space="preserve">Seoul tonight. Nose. Thirteen minutes. No scar. Her brother says thank you for the logo.</w:t>
-      </w:r>
-      <w:r>
-        <w:t xml:space="preserve">”</w:t>
-      </w:r>
-      <w:r>
-        <w:t xml:space="preserve"> </w:t>
-      </w:r>
-      <w:r>
-        <w:t xml:space="preserve">노아: 릴리한테 문자.</w:t>
-      </w:r>
-      <w:r>
-        <w:t xml:space="preserve"> </w:t>
-      </w:r>
-      <w:r>
-        <w:t xml:space="preserve">“</w:t>
-      </w:r>
-      <w:r>
-        <w:t xml:space="preserve">오늘 밤 서울. 코. 13분. 흉터 없음. 오빠가 로고 고맙대.</w:t>
-      </w:r>
-      <w:r>
-        <w:t xml:space="preserve">”</w:t>
-      </w:r>
-    </w:p>
-    <w:p>
-      <w:pPr>
-        <w:numPr>
-          <w:ilvl w:val="0"/>
-          <w:numId w:val="1005"/>
-        </w:numPr>
-      </w:pPr>
-      <w:r>
-        <w:t xml:space="preserve">TASHA: She replied already? It’s eight thirty.</w:t>
-      </w:r>
-      <w:r>
-        <w:t xml:space="preserve"> </w:t>
-      </w:r>
-      <w:r>
-        <w:t xml:space="preserve">타샤: 벌써 답장했어요? 8시 반인데.</w:t>
-      </w:r>
-    </w:p>
-    <w:p>
-      <w:pPr>
-        <w:numPr>
-          <w:ilvl w:val="0"/>
-          <w:numId w:val="1005"/>
-        </w:numPr>
-      </w:pPr>
-      <w:r>
-        <w:t xml:space="preserve">NOAH:</w:t>
-      </w:r>
-      <w:r>
-        <w:t xml:space="preserve"> </w:t>
-      </w:r>
-      <w:r>
-        <w:t xml:space="preserve">“</w:t>
-      </w:r>
-      <w:r>
         <w:t xml:space="preserve">Then November eighteenth is easy. Don’t be late. —L.</w:t>
-      </w:r>
-      <w:r>
-        <w:t xml:space="preserve">”</w:t>
-      </w:r>
-      <w:r>
-        <w:t xml:space="preserve"> </w:t>
-      </w:r>
-      <w:r>
-        <w:t xml:space="preserve">노아:</w:t>
-      </w:r>
-      <w:r>
-        <w:t xml:space="preserve"> </w:t>
-      </w:r>
-      <w:r>
-        <w:t xml:space="preserve">“</w:t>
-      </w:r>
-      <w:r>
-        <w:t xml:space="preserve">그럼 11월 18일은 쉽겠네. 늦지 마. —L.</w:t>
       </w:r>
       <w:r>
         <w:t xml:space="preserve">”</w:t>
@@ -2997,7 +1761,7 @@
               <w:jc w:val="left"/>
             </w:pPr>
             <w:r>
-              <w:t xml:space="preserve">15·75턴. 실시간 공조·보호자 소통.</w:t>
+              <w:t xml:space="preserve">도입. 실시간 공조·보호자 소통.</w:t>
             </w:r>
           </w:p>
         </w:tc>
@@ -3047,7 +1811,7 @@
               <w:jc w:val="left"/>
             </w:pPr>
             <w:r>
-              <w:t xml:space="preserve">16턴. 원격 지원의 첫 요청.</w:t>
+              <w:t xml:space="preserve">장면1. 원격 지원의 첫 요청.</w:t>
             </w:r>
           </w:p>
         </w:tc>
@@ -3097,7 +1861,7 @@
               <w:jc w:val="left"/>
             </w:pPr>
             <w:r>
-              <w:t xml:space="preserve">11턴. 사실 기반 상황 파악.</w:t>
+              <w:t xml:space="preserve">도입. 사실 기반 상황 파악.</w:t>
             </w:r>
           </w:p>
         </w:tc>
@@ -3147,7 +1911,7 @@
               <w:jc w:val="left"/>
             </w:pPr>
             <w:r>
-              <w:t xml:space="preserve">8~9턴. 우선순위 원칙.</w:t>
+              <w:t xml:space="preserve">도입. 우선순위 원칙.</w:t>
             </w:r>
           </w:p>
         </w:tc>
@@ -3197,7 +1961,7 @@
               <w:jc w:val="left"/>
             </w:pPr>
             <w:r>
-              <w:t xml:space="preserve">31턴. 시간 기준 의사결정.</w:t>
+              <w:t xml:space="preserve">장면1. 시간 기준 의사결정.</w:t>
             </w:r>
           </w:p>
         </w:tc>
@@ -3268,7 +2032,7 @@
               <w:jc w:val="left"/>
             </w:pPr>
             <w:r>
-              <w:t xml:space="preserve">25턴. 불확실성 허용과 재확인.</w:t>
+              <w:t xml:space="preserve">장면1. 불확실성 허용과 재확인.</w:t>
             </w:r>
           </w:p>
         </w:tc>
@@ -3318,7 +2082,7 @@
               <w:jc w:val="left"/>
             </w:pPr>
             <w:r>
-              <w:t xml:space="preserve">47턴. 위기 중 격려.</w:t>
+              <w:t xml:space="preserve">장면1. 위기 중 격려.</w:t>
             </w:r>
           </w:p>
         </w:tc>
@@ -3368,7 +2132,7 @@
               <w:jc w:val="left"/>
             </w:pPr>
             <w:r>
-              <w:t xml:space="preserve">84턴. 사후 인정.</w:t>
+              <w:t xml:space="preserve">절정·전환. 사후 인정.</w:t>
             </w:r>
           </w:p>
         </w:tc>
@@ -3418,7 +2182,7 @@
               <w:jc w:val="left"/>
             </w:pPr>
             <w:r>
-              <w:t xml:space="preserve">69턴. 정직한 안심시키기.</w:t>
+              <w:t xml:space="preserve">장면2. 정직한 안심시키기.</w:t>
             </w:r>
           </w:p>
         </w:tc>
@@ -3468,7 +2232,7 @@
               <w:jc w:val="left"/>
             </w:pPr>
             <w:r>
-              <w:t xml:space="preserve">105턴. 1부 1화 대구.</w:t>
+              <w:t xml:space="preserve">절정·전환. 1부 1화 대구.</w:t>
             </w:r>
           </w:p>
         </w:tc>
@@ -4248,7 +3012,7 @@
           <w:bCs/>
           <w:b/>
         </w:rPr>
-        <w:t xml:space="preserve">71턴 NOAH:</w:t>
+        <w:t xml:space="preserve">NOAH (장면2):</w:t>
       </w:r>
       <w:r>
         <w:t xml:space="preserve"> </w:t>
@@ -4528,9 +3292,1192 @@
         <w:t xml:space="preserve">서비스 장애 중 불안해하는 고객에게, 약속할 수 없는 결과 대신 확인된 사실 네 가지로 안심시키는 말을 45단어 안팎으로 해 보기.</w:t>
       </w:r>
     </w:p>
+    <w:p>
+      <w:r>
+        <w:pict>
+          <v:rect style="width:0;height:1.5pt" o:hralign="center" o:hrstd="t" o:hr="t"/>
+        </w:pict>
+      </w:r>
+    </w:p>
     <w:bookmarkEnd w:id="30"/>
     <w:bookmarkEnd w:id="31"/>
+    <w:bookmarkStart w:id="37" w:name="한국어-번역"/>
+    <w:p>
+      <w:pPr>
+        <w:pStyle w:val="Heading2"/>
+      </w:pPr>
+      <w:r>
+        <w:t xml:space="preserve">한국어 번역</w:t>
+      </w:r>
+    </w:p>
+    <w:bookmarkStart w:id="32" w:name="도입-서울-밤-10시-10분-lumi-clinic-강남점-1"/>
+    <w:p>
+      <w:pPr>
+        <w:pStyle w:val="Heading3"/>
+      </w:pPr>
+      <w:r>
+        <w:t xml:space="preserve">도입 — 서울 밤 10시 10분, Lumi Clinic 강남점</w:t>
+      </w:r>
+    </w:p>
+    <w:p>
+      <w:pPr>
+        <w:pStyle w:val="FirstParagraph"/>
+      </w:pPr>
+      <w:r>
+        <w:t xml:space="preserve">송예진: 서현 씨, 잘하고 있어요. 콧등에 조금만 더. 가만히 계세요.</w:t>
+      </w:r>
+    </w:p>
+    <w:p>
+      <w:pPr>
+        <w:pStyle w:val="BodyText"/>
+      </w:pPr>
+      <w:r>
+        <w:t xml:space="preserve">서현: 괜찮아요. 안 아파요. 마취가 잘 돼요.</w:t>
+      </w:r>
+    </w:p>
+    <w:p>
+      <w:pPr>
+        <w:pStyle w:val="BodyText"/>
+      </w:pPr>
+      <w:r>
+        <w:t xml:space="preserve">지우: 원장님. 보세요. 바늘 위쪽 피부. 하얘지고 있어요.</w:t>
+      </w:r>
+    </w:p>
+    <w:p>
+      <w:pPr>
+        <w:pStyle w:val="BodyText"/>
+      </w:pPr>
+      <w:r>
+        <w:t xml:space="preserve">송예진: …중단. 바늘 뺐어요. 지우 씨, 시간?</w:t>
+      </w:r>
+    </w:p>
+    <w:p>
+      <w:pPr>
+        <w:pStyle w:val="BodyText"/>
+      </w:pPr>
+      <w:r>
+        <w:t xml:space="preserve">지우: 10시 14분. 타이머 시작. 키트 열어요.</w:t>
+      </w:r>
+    </w:p>
+    <w:p>
+      <w:pPr>
+        <w:pStyle w:val="BodyText"/>
+      </w:pPr>
+      <w:r>
+        <w:t xml:space="preserve">서현: 뭐가 잘못됐어요? 왜 멈췄어요?</w:t>
+      </w:r>
+    </w:p>
+    <w:p>
+      <w:pPr>
+        <w:pStyle w:val="BodyText"/>
+      </w:pPr>
+      <w:r>
+        <w:t xml:space="preserve">송예진: 서현 씨, 필러가 작은 혈관을 누르고 있을 수 있어서 피부 일부에 피가 충분히 가지 않고 있어요. 그걸 녹이는 약이 있고, 지금 바로 쓸 거예요. 서현 씨는 아무것도 안 해도 돼요. 저를 위해 천천히 숨만 쉬어 주세요.</w:t>
+      </w:r>
+    </w:p>
+    <w:p>
+      <w:pPr>
+        <w:pStyle w:val="BodyText"/>
+      </w:pPr>
+      <w:r>
+        <w:t xml:space="preserve">지우: 히알루로니다아제. 고용량. 준비됐어요. 여기요. 먼저 처치.</w:t>
+      </w:r>
+    </w:p>
+    <w:p>
+      <w:pPr>
+        <w:pStyle w:val="BodyText"/>
+      </w:pPr>
+      <w:r>
+        <w:t xml:space="preserve">송예진: 먼저 처치. 전화는 그다음. 지금 주입해요. 10시 15분.</w:t>
+      </w:r>
+    </w:p>
+    <w:p>
+      <w:pPr>
+        <w:pStyle w:val="BodyText"/>
+      </w:pPr>
+      <w:r>
+        <w:t xml:space="preserve">지우: 핫라인에 전화할게요. 스피커 켤게요. 원장님은 계속하세요.</w:t>
+      </w:r>
+    </w:p>
+    <w:p>
+      <w:pPr>
+        <w:pStyle w:val="BodyText"/>
+      </w:pPr>
+      <w:r>
+        <w:t xml:space="preserve">최민준: 베이라 코리아 핫라인. 최민준입니다. 듣고 있어요. 보이는 걸 말해 주세요.</w:t>
+      </w:r>
+    </w:p>
+    <w:p>
+      <w:pPr>
+        <w:pStyle w:val="BodyText"/>
+      </w:pPr>
+      <w:r>
+        <w:t xml:space="preserve">송예진: 최 원장님? 송예진이에요. 루미 강남점. 콧등 창백. 24세 여성. 베이라 필.</w:t>
+      </w:r>
+    </w:p>
+    <w:p>
+      <w:pPr>
+        <w:pStyle w:val="BodyText"/>
+      </w:pPr>
+      <w:r>
+        <w:t xml:space="preserve">최민준: 좋아요. 멈췄군요. 효소는 이미 시작했어요?</w:t>
+      </w:r>
+    </w:p>
+    <w:p>
+      <w:pPr>
+        <w:pStyle w:val="BodyText"/>
+      </w:pPr>
+      <w:r>
+        <w:t xml:space="preserve">송예진: 1차 투여 10시 15분. 창백 후 1분.</w:t>
+      </w:r>
+    </w:p>
+    <w:p>
+      <w:pPr>
+        <w:pStyle w:val="BodyText"/>
+      </w:pPr>
+      <w:r>
+        <w:t xml:space="preserve">최민준: 1분. 훌륭해요. 끊지 말고 계세요. 오스틴을 연결할게요. 거긴 아침이에요. 루이즈 박사님이 당직이에요.</w:t>
+      </w:r>
+    </w:p>
     <w:bookmarkEnd w:id="32"/>
+    <w:bookmarkStart w:id="33" w:name="장면1-삼자-통화-서울-밤-10시-16분-오스틴-오전-7시-16분-1"/>
+    <w:p>
+      <w:pPr>
+        <w:pStyle w:val="Heading3"/>
+      </w:pPr>
+      <w:r>
+        <w:t xml:space="preserve">장면1 — 삼자 통화, 서울 밤 10시 16분 / 오스틴 오전 7시 16분</w:t>
+      </w:r>
+    </w:p>
+    <w:p>
+      <w:pPr>
+        <w:pStyle w:val="FirstParagraph"/>
+      </w:pPr>
+      <w:r>
+        <w:t xml:space="preserve">엘레나: 엘레나 루이즈. 오스틴. 타샤 브룩스가 같이 있어요. 송 원장님, 차근차근 말해 줘요. 천천히. 단계마다.</w:t>
+      </w:r>
+    </w:p>
+    <w:p>
+      <w:pPr>
+        <w:pStyle w:val="BodyText"/>
+      </w:pPr>
+      <w:r>
+        <w:t xml:space="preserve">송예진: 콧등. 10시 14분 창백. 즉시 중단. 10시 15분 효소. 지금 마사지 중.</w:t>
+      </w:r>
+    </w:p>
+    <w:p>
+      <w:pPr>
+        <w:pStyle w:val="BodyText"/>
+      </w:pPr>
+      <w:r>
+        <w:t xml:space="preserve">타샤: 온찜질. 지우 씨, 원장님이 마사지하는 동안 해 줄 수 있어요?</w:t>
+      </w:r>
+    </w:p>
+    <w:p>
+      <w:pPr>
+        <w:pStyle w:val="BodyText"/>
+      </w:pPr>
+      <w:r>
+        <w:t xml:space="preserve">지우: 네. 온찜질 했어요. 타이머 2분.</w:t>
+      </w:r>
+    </w:p>
+    <w:p>
+      <w:pPr>
+        <w:pStyle w:val="BodyText"/>
+      </w:pPr>
+      <w:r>
+        <w:t xml:space="preserve">노아: 엘레나. 무슨 일이에요? 복도에서</w:t>
+      </w:r>
+      <w:r>
+        <w:t xml:space="preserve"> </w:t>
+      </w:r>
+      <w:r>
+        <w:t xml:space="preserve">“</w:t>
+      </w:r>
+      <w:r>
+        <w:t xml:space="preserve">서울</w:t>
+      </w:r>
+      <w:r>
+        <w:t xml:space="preserve">”</w:t>
+      </w:r>
+      <w:r>
+        <w:t xml:space="preserve">이라고 들렸어요.</w:t>
+      </w:r>
+    </w:p>
+    <w:p>
+      <w:pPr>
+        <w:pStyle w:val="BodyText"/>
+      </w:pPr>
+      <w:r>
+        <w:t xml:space="preserve">엘레나: 혈관 사건. 루미 강남점. 코. 2분 경과. 거기 앉아요. 말하지 말고.</w:t>
+      </w:r>
+    </w:p>
+    <w:p>
+      <w:pPr>
+        <w:pStyle w:val="BodyText"/>
+      </w:pPr>
+      <w:r>
+        <w:t xml:space="preserve">노아: …</w:t>
+      </w:r>
+    </w:p>
+    <w:p>
+      <w:pPr>
+        <w:pStyle w:val="BodyText"/>
+      </w:pPr>
+      <w:r>
+        <w:t xml:space="preserve">엘레나: 송 원장님, 피부를 묘사해 줘요. 색깔. 무늬. 퍼지고 있어요?</w:t>
+      </w:r>
+    </w:p>
+    <w:p>
+      <w:pPr>
+        <w:pStyle w:val="BodyText"/>
+      </w:pPr>
+      <w:r>
+        <w:t xml:space="preserve">송예진: 중심은 창백. 가장자리에 옅은 보라색 그물 무늬. 코끝 쪽으로. 퍼지진 않아요. 제 생각엔.</w:t>
+      </w:r>
+    </w:p>
+    <w:p>
+      <w:pPr>
+        <w:pStyle w:val="BodyText"/>
+      </w:pPr>
+      <w:r>
+        <w:t xml:space="preserve">엘레나:</w:t>
+      </w:r>
+      <w:r>
+        <w:t xml:space="preserve"> </w:t>
+      </w:r>
+      <w:r>
+        <w:t xml:space="preserve">“</w:t>
+      </w:r>
+      <w:r>
+        <w:t xml:space="preserve">제 생각엔</w:t>
+      </w:r>
+      <w:r>
+        <w:t xml:space="preserve">”</w:t>
+      </w:r>
+      <w:r>
+        <w:t xml:space="preserve">도 괜찮아요. 60초 뒤에 다시 말해 줘요. 시력은요?</w:t>
+      </w:r>
+    </w:p>
+    <w:p>
+      <w:pPr>
+        <w:pStyle w:val="BodyText"/>
+      </w:pPr>
+      <w:r>
+        <w:t xml:space="preserve">송예진: 서현 씨, 제 손 보세요. 손가락 몇 개예요? 한쪽씩. 왼쪽 가려요.</w:t>
+      </w:r>
+    </w:p>
+    <w:p>
+      <w:pPr>
+        <w:pStyle w:val="BodyText"/>
+      </w:pPr>
+      <w:r>
+        <w:t xml:space="preserve">서현: 세 개. 이제… 두 개. 양쪽 다 괜찮아요. 저 괜찮을까요?</w:t>
+      </w:r>
+    </w:p>
+    <w:p>
+      <w:pPr>
+        <w:pStyle w:val="BodyText"/>
+      </w:pPr>
+      <w:r>
+        <w:t xml:space="preserve">엘레나: 괜찮다고 말해 줘요. 원장님이 정확히 옳은 걸 하고 있다고. 실제로 그러니까요.</w:t>
+      </w:r>
+    </w:p>
+    <w:p>
+      <w:pPr>
+        <w:pStyle w:val="BodyText"/>
+      </w:pPr>
+      <w:r>
+        <w:t xml:space="preserve">송예진: 서현 씨, 눈은 괜찮아요. 일찍 발견했어요. 녹이고 있어요. 잘하고 있어요.</w:t>
+      </w:r>
+    </w:p>
+    <w:p>
+      <w:pPr>
+        <w:pStyle w:val="BodyText"/>
+      </w:pPr>
+      <w:r>
+        <w:t xml:space="preserve">최민준: 루이즈 박사님, 2차 투여 시점은요? 저희 프로토콜은 재관류까지 몇 분마다예요.</w:t>
+      </w:r>
+    </w:p>
+    <w:p>
+      <w:pPr>
+        <w:pStyle w:val="BodyText"/>
+      </w:pPr>
+      <w:r>
+        <w:t xml:space="preserve">엘레나: 동의해요. 10시 20분에 재평가. 그물 무늬가 줄지 않으면 즉시 2차.</w:t>
+      </w:r>
+    </w:p>
+    <w:p>
+      <w:pPr>
+        <w:pStyle w:val="BodyText"/>
+      </w:pPr>
+      <w:r>
+        <w:t xml:space="preserve">타샤: 지우 씨, 주사기 스캔해 줘요. 트레이에 있는 거. 2초.</w:t>
+      </w:r>
+    </w:p>
+    <w:p>
+      <w:pPr>
+        <w:pStyle w:val="BodyText"/>
+      </w:pPr>
+      <w:r>
+        <w:t xml:space="preserve">지우: 스캔했어요. 10시 17분.</w:t>
+      </w:r>
+    </w:p>
+    <w:p>
+      <w:pPr>
+        <w:pStyle w:val="BodyText"/>
+      </w:pPr>
+      <w:r>
+        <w:t xml:space="preserve">레오: 레오예요. 들어왔어요. 로트 V-7-0912. 서린 오창 라인 B. 9월 출하. 이 로트 불만 0건. 0.</w:t>
+      </w:r>
+    </w:p>
+    <w:p>
+      <w:pPr>
+        <w:pStyle w:val="BodyText"/>
+      </w:pPr>
+      <w:r>
+        <w:t xml:space="preserve">엘레나: 고마워요, 레오. 그럼 제품이 아니라 해부학이네요. 흔한 일이에요. 송 원장님, 이 말을 꼭 들어 줘요. 세계 최고의 시술자에게도 일어나요. 피부 밑의 혈관은 아무도 볼 수 없으니까요. 중요한 건 그다음에 무엇을 하느냐예요.</w:t>
+      </w:r>
+    </w:p>
+    <w:p>
+      <w:pPr>
+        <w:pStyle w:val="BodyText"/>
+      </w:pPr>
+      <w:r>
+        <w:t xml:space="preserve">노아: 레오가 7시 15분에 건물에 있어요?</w:t>
+      </w:r>
+    </w:p>
+    <w:p>
+      <w:pPr>
+        <w:pStyle w:val="BodyText"/>
+      </w:pPr>
+      <w:r>
+        <w:t xml:space="preserve">타샤: 레오는 늘 7시 15분에 건물에 있어요. 쉿.</w:t>
+      </w:r>
+    </w:p>
+    <w:p>
+      <w:pPr>
+        <w:pStyle w:val="BodyText"/>
+      </w:pPr>
+      <w:r>
+        <w:t xml:space="preserve">송예진: 10시 20분. 그물 무늬가 작아졌어요. 코끝이 더 창백하고. 하지만 아직 있어요.</w:t>
+      </w:r>
+    </w:p>
+    <w:p>
+      <w:pPr>
+        <w:pStyle w:val="BodyText"/>
+      </w:pPr>
+      <w:r>
+        <w:t xml:space="preserve">엘레나: 작아진 건 좋아요. 아직 있다는 건 2차 투여. 지금.</w:t>
+      </w:r>
+    </w:p>
+    <w:p>
+      <w:pPr>
+        <w:pStyle w:val="BodyText"/>
+      </w:pPr>
+      <w:r>
+        <w:t xml:space="preserve">지우: 2차 준비됐어요. 여기요, 원장님.</w:t>
+      </w:r>
+    </w:p>
+    <w:p>
+      <w:pPr>
+        <w:pStyle w:val="BodyText"/>
+      </w:pPr>
+      <w:r>
+        <w:t xml:space="preserve">송예진: 2차 투여. 10시 22분. 마사지 중.</w:t>
+      </w:r>
+    </w:p>
+    <w:p>
+      <w:pPr>
+        <w:pStyle w:val="BodyText"/>
+      </w:pPr>
+      <w:r>
+        <w:t xml:space="preserve">타샤: 지우 씨, 아주 잘하고 있어요. 찜질 따뜻하게 유지해요. 2분마다 갈아요.</w:t>
+      </w:r>
+    </w:p>
+    <w:p>
+      <w:pPr>
+        <w:pStyle w:val="BodyText"/>
+      </w:pPr>
+      <w:r>
+        <w:t xml:space="preserve">지우: 카드 했어요. 첫 10초. 작년에. 기억해요. 한 줄 한 줄.</w:t>
+      </w:r>
+    </w:p>
+    <w:p>
+      <w:pPr>
+        <w:pStyle w:val="BodyText"/>
+      </w:pPr>
+      <w:r>
+        <w:t xml:space="preserve">타샤: 그럼 다음에 뭐가 오는지 이미 알겠네요.</w:t>
+      </w:r>
+    </w:p>
+    <w:p>
+      <w:pPr>
+        <w:pStyle w:val="BodyText"/>
+      </w:pPr>
+      <w:r>
+        <w:t xml:space="preserve">지우: 모세혈관 재충혈 확인. 누르고, 떼고, 세기.</w:t>
+      </w:r>
+    </w:p>
+    <w:p>
+      <w:pPr>
+        <w:pStyle w:val="BodyText"/>
+      </w:pPr>
+      <w:r>
+        <w:t xml:space="preserve">송예진: 코끝 누르고. 떼고. 하나… 둘… 셋… 넷. 4초.</w:t>
+      </w:r>
+    </w:p>
+    <w:p>
+      <w:pPr>
+        <w:pStyle w:val="BodyText"/>
+      </w:pPr>
+      <w:r>
+        <w:t xml:space="preserve">엘레나: 4초는 느려요. 정상은 2초 미만. 하지만 계속해요. 그물 무늬가 이미 작아졌고, 그건 효소가 듣고 있다는 뜻이에요. 이기고 있어요, 송 원장님. 아직 그렇게 느껴지지 않을 뿐이에요. 제 경험상 이 시점엔 늘 그래요.</w:t>
+      </w:r>
+    </w:p>
+    <w:p>
+      <w:pPr>
+        <w:pStyle w:val="BodyText"/>
+      </w:pPr>
+      <w:r>
+        <w:t xml:space="preserve">노아: 엘레나… 4초…</w:t>
+      </w:r>
+    </w:p>
+    <w:p>
+      <w:pPr>
+        <w:pStyle w:val="BodyText"/>
+      </w:pPr>
+      <w:r>
+        <w:t xml:space="preserve">엘레나: 노아. 7년 전 릴리의 재충혈은 6초가 넘었어요. 40분 시점에. 이건 12분이에요. 앉아요.</w:t>
+      </w:r>
+    </w:p>
+    <w:p>
+      <w:pPr>
+        <w:pStyle w:val="BodyText"/>
+      </w:pPr>
+      <w:r>
+        <w:t xml:space="preserve">노아: …앉을게요.</w:t>
+      </w:r>
+    </w:p>
+    <w:bookmarkEnd w:id="33"/>
+    <w:bookmarkStart w:id="34" w:name="장면2-서울-밤-10시-25분-기다림-1"/>
+    <w:p>
+      <w:pPr>
+        <w:pStyle w:val="Heading3"/>
+      </w:pPr>
+      <w:r>
+        <w:t xml:space="preserve">장면2 — 서울 밤 10시 25분, 기다림</w:t>
+      </w:r>
+    </w:p>
+    <w:p>
+      <w:pPr>
+        <w:pStyle w:val="FirstParagraph"/>
+      </w:pPr>
+      <w:r>
+        <w:t xml:space="preserve">서현: 원장님, 오빠가 밖에 있어요. 무서워할 거예요. 오빠가 데려다줬어요.</w:t>
+      </w:r>
+    </w:p>
+    <w:p>
+      <w:pPr>
+        <w:pStyle w:val="BodyText"/>
+      </w:pPr>
+      <w:r>
+        <w:t xml:space="preserve">송예진: 지우 씨, 혹시—아니. 있어요. 여기 필요해요.</w:t>
+      </w:r>
+    </w:p>
+    <w:p>
+      <w:pPr>
+        <w:pStyle w:val="BodyText"/>
+      </w:pPr>
+      <w:r>
+        <w:t xml:space="preserve">최민준: 프런트에 전화할게요. 누가 옆에 있어 줄 수 있게. 이름이 뭐예요?</w:t>
+      </w:r>
+    </w:p>
+    <w:p>
+      <w:pPr>
+        <w:pStyle w:val="BodyText"/>
+      </w:pPr>
+      <w:r>
+        <w:t xml:space="preserve">서현: 민호. 박민호. 병원이면 저보다 더 못 견뎌요.</w:t>
+      </w:r>
+    </w:p>
+    <w:p>
+      <w:pPr>
+        <w:pStyle w:val="BodyText"/>
+      </w:pPr>
+      <w:r>
+        <w:t xml:space="preserve">노아: 엘레나. 내가 그 사람이랑 얘기할게요. 부탁해요. 그 사람이 어디 앉아 있는지 정확히 알아요.</w:t>
+      </w:r>
+    </w:p>
+    <w:p>
+      <w:pPr>
+        <w:pStyle w:val="BodyText"/>
+      </w:pPr>
+      <w:r>
+        <w:t xml:space="preserve">엘레나: …그레이스 회선으로. 이거 말고. 이 회선은 임상용이에요.</w:t>
+      </w:r>
+    </w:p>
+    <w:p>
+      <w:pPr>
+        <w:pStyle w:val="BodyText"/>
+      </w:pPr>
+      <w:r>
+        <w:t xml:space="preserve">그레이스: 노아, 깨어 있어요. 여기 10시 26분이에요. 클리닉에 전화해서 대기실로 연결할게요.</w:t>
+      </w:r>
+    </w:p>
+    <w:p>
+      <w:pPr>
+        <w:pStyle w:val="BodyText"/>
+      </w:pPr>
+      <w:r>
+        <w:t xml:space="preserve">민호: 여보세요? 누구세요? 제 동생 괜찮아요? 아무도 아무 말도 안 해 줘요.</w:t>
+      </w:r>
+    </w:p>
+    <w:p>
+      <w:pPr>
+        <w:pStyle w:val="BodyText"/>
+      </w:pPr>
+      <w:r>
+        <w:t xml:space="preserve">노아: 민호 씨. 노아예요. 필러 만드는 회사 사람이에요. 동생분은 말하고 있어요. 눈도 괜찮고요.</w:t>
+      </w:r>
+    </w:p>
+    <w:p>
+      <w:pPr>
+        <w:pStyle w:val="BodyText"/>
+      </w:pPr>
+      <w:r>
+        <w:t xml:space="preserve">민호: 그럼 왜 의사가 스피커폰으로 통화해요? 왜 다들 뛰어다녀요?</w:t>
+      </w:r>
+    </w:p>
+    <w:p>
+      <w:pPr>
+        <w:pStyle w:val="BodyText"/>
+      </w:pPr>
+      <w:r>
+        <w:t xml:space="preserve">노아: 모든 걸 빠르게 하고 있으니까요. 일부러. 오늘 밤엔 빠른 게 맞는 속도예요.</w:t>
+      </w:r>
+    </w:p>
+    <w:p>
+      <w:pPr>
+        <w:pStyle w:val="BodyText"/>
+      </w:pPr>
+      <w:r>
+        <w:t xml:space="preserve">민호: 하지 말라고 했어요. 코 필러. 결혼식 사진 때문에. 사촌 결혼식.</w:t>
+      </w:r>
+    </w:p>
+    <w:p>
+      <w:pPr>
+        <w:pStyle w:val="BodyText"/>
+      </w:pPr>
+      <w:r>
+        <w:t xml:space="preserve">노아: 7년 전에 내가 당신 자리에 있었어요. 플라스틱 의자, 대기실, 문 반대편에 있는 내 동생, 그리고 아무도 되돌릴 수 없는 필러. 나도 아무것도 몰랐고, 아무도 설명해 줄 시간이 없었어요. 그래서 당신 기분을 정확히 알아요.</w:t>
+      </w:r>
+    </w:p>
+    <w:p>
+      <w:pPr>
+        <w:pStyle w:val="BodyText"/>
+      </w:pPr>
+      <w:r>
+        <w:t xml:space="preserve">민호: 그분은 어떻게 됐어요? 동생분은?</w:t>
+      </w:r>
+    </w:p>
+    <w:p>
+      <w:pPr>
+        <w:pStyle w:val="BodyText"/>
+      </w:pPr>
+      <w:r>
+        <w:t xml:space="preserve">노아: 메디스파에 갔어요. 299달러. 인스타그램 할인. 교육 없음. 효소 없음. 40분.</w:t>
+      </w:r>
+    </w:p>
+    <w:p>
+      <w:pPr>
+        <w:pStyle w:val="BodyText"/>
+      </w:pPr>
+      <w:r>
+        <w:t xml:space="preserve">민호: …그래서요?</w:t>
+      </w:r>
+    </w:p>
+    <w:p>
+      <w:pPr>
+        <w:pStyle w:val="BodyText"/>
+      </w:pPr>
+      <w:r>
+        <w:t xml:space="preserve">노아: 작은 흉터가 있어요. 코끝에. 괜찮아요. 화가예요. 우리 로고를 그렸어요.</w:t>
+      </w:r>
+    </w:p>
+    <w:p>
+      <w:pPr>
+        <w:pStyle w:val="BodyText"/>
+      </w:pPr>
+      <w:r>
+        <w:t xml:space="preserve">민호: 제 동생도 흉터가 생겨요?</w:t>
+      </w:r>
+    </w:p>
+    <w:p>
+      <w:pPr>
+        <w:pStyle w:val="BodyText"/>
+      </w:pPr>
+      <w:r>
+        <w:t xml:space="preserve">노아: 약속은 못 해요. 난 의사가 아니에요. 하지만 오늘 밤은 그날 밤과 달라요. 중요한 모든 면에서.</w:t>
+      </w:r>
+    </w:p>
+    <w:p>
+      <w:pPr>
+        <w:pStyle w:val="BodyText"/>
+      </w:pPr>
+      <w:r>
+        <w:t xml:space="preserve">민호: 어떻게요?</w:t>
+      </w:r>
+    </w:p>
+    <w:p>
+      <w:pPr>
+        <w:pStyle w:val="BodyText"/>
+      </w:pPr>
+      <w:r>
+        <w:t xml:space="preserve">노아: 담당 의사가 교육받았고, 피부가 변한 순간 1초 만에 멈췄어요. 효소는 40분이 아니라 1분 안에 들어갔어요. 모든 주사기가 추적되니까, 이 배치가 문제없다는 것도 이미 알아요. 그리고 지금 의사 두 명이 더 전화로 돕고 있어요.</w:t>
+      </w:r>
+    </w:p>
+    <w:p>
+      <w:pPr>
+        <w:pStyle w:val="BodyText"/>
+      </w:pPr>
+      <w:r>
+        <w:t xml:space="preserve">민호: 필러 자체는요?</w:t>
+      </w:r>
+    </w:p>
+    <w:p>
+      <w:pPr>
+        <w:pStyle w:val="BodyText"/>
+      </w:pPr>
+      <w:r>
+        <w:t xml:space="preserve">노아: 세 배 빨리 녹아요. 그래서 만든 거예요. 오늘 같은 밤을 위해서.</w:t>
+      </w:r>
+    </w:p>
+    <w:p>
+      <w:pPr>
+        <w:pStyle w:val="BodyText"/>
+      </w:pPr>
+      <w:r>
+        <w:t xml:space="preserve">민호: …손이 떨려요.</w:t>
+      </w:r>
+    </w:p>
+    <w:p>
+      <w:pPr>
+        <w:pStyle w:val="BodyText"/>
+      </w:pPr>
+      <w:r>
+        <w:t xml:space="preserve">노아: 내 손은 두 시간 동안 떨렸어요. 전화를 무릎에. 숨 쉬어요. 끊지 않고 있을게요.</w:t>
+      </w:r>
+    </w:p>
+    <w:p>
+      <w:pPr>
+        <w:pStyle w:val="BodyText"/>
+      </w:pPr>
+      <w:r>
+        <w:t xml:space="preserve">그레이스: 노아, 지우가 문자했어요.</w:t>
+      </w:r>
+      <w:r>
+        <w:t xml:space="preserve"> </w:t>
+      </w:r>
+      <w:r>
+        <w:t xml:space="preserve">“</w:t>
+      </w:r>
+      <w:r>
+        <w:t xml:space="preserve">재충혈 3초. 나아짐.</w:t>
+      </w:r>
+      <w:r>
+        <w:t xml:space="preserve">”</w:t>
+      </w:r>
+      <w:r>
+        <w:t xml:space="preserve"> </w:t>
+      </w:r>
+      <w:r>
+        <w:t xml:space="preserve">전해 줘요.</w:t>
+      </w:r>
+    </w:p>
+    <w:p>
+      <w:pPr>
+        <w:pStyle w:val="BodyText"/>
+      </w:pPr>
+      <w:r>
+        <w:t xml:space="preserve">노아: 민호 씨. 3초. 4초였어요. 좋아지고 있어요.</w:t>
+      </w:r>
+    </w:p>
+    <w:p>
+      <w:pPr>
+        <w:pStyle w:val="BodyText"/>
+      </w:pPr>
+      <w:r>
+        <w:t xml:space="preserve">민호: 그게 무슨 뜻인지 모르겠어요. 하지만</w:t>
+      </w:r>
+      <w:r>
+        <w:t xml:space="preserve"> </w:t>
+      </w:r>
+      <w:r>
+        <w:t xml:space="preserve">“</w:t>
+      </w:r>
+      <w:r>
+        <w:t xml:space="preserve">나아졌다</w:t>
+      </w:r>
+      <w:r>
+        <w:t xml:space="preserve">”</w:t>
+      </w:r>
+      <w:r>
+        <w:t xml:space="preserve">고 하셨죠.</w:t>
+      </w:r>
+      <w:r>
+        <w:t xml:space="preserve"> </w:t>
+      </w:r>
+      <w:r>
+        <w:t xml:space="preserve">“</w:t>
+      </w:r>
+      <w:r>
+        <w:t xml:space="preserve">나아졌다</w:t>
+      </w:r>
+      <w:r>
+        <w:t xml:space="preserve">”</w:t>
+      </w:r>
+      <w:r>
+        <w:t xml:space="preserve">면 됐어요.</w:t>
+      </w:r>
+    </w:p>
+    <w:p>
+      <w:pPr>
+        <w:pStyle w:val="BodyText"/>
+      </w:pPr>
+      <w:r>
+        <w:t xml:space="preserve">노아: 7년 전에 나도 그렇게 말했어요. 엘레나라는 피부과 의사에게. 지금 다른 회선에 있어요.</w:t>
+      </w:r>
+    </w:p>
+    <w:p>
+      <w:pPr>
+        <w:pStyle w:val="BodyText"/>
+      </w:pPr>
+      <w:r>
+        <w:t xml:space="preserve">민호: 같은 의사요? 아직도요?</w:t>
+      </w:r>
+    </w:p>
+    <w:bookmarkEnd w:id="34"/>
+    <w:bookmarkStart w:id="35" w:name="절정전환-서울-밤-10시-27분-10시-40분-1"/>
+    <w:p>
+      <w:pPr>
+        <w:pStyle w:val="Heading3"/>
+      </w:pPr>
+      <w:r>
+        <w:t xml:space="preserve">절정·전환 — 서울 밤 10시 27분 ~ 10시 40분</w:t>
+      </w:r>
+    </w:p>
+    <w:p>
+      <w:pPr>
+        <w:pStyle w:val="FirstParagraph"/>
+      </w:pPr>
+      <w:r>
+        <w:t xml:space="preserve">송예진: 루이즈 박사님. 재충혈 다시. 누르고. 떼고. 하나… 둘. 2초.</w:t>
+      </w:r>
+    </w:p>
+    <w:p>
+      <w:pPr>
+        <w:pStyle w:val="BodyText"/>
+      </w:pPr>
+      <w:r>
+        <w:t xml:space="preserve">엘레나: 2초. 색깔은요?</w:t>
+      </w:r>
+    </w:p>
+    <w:p>
+      <w:pPr>
+        <w:pStyle w:val="BodyText"/>
+      </w:pPr>
+      <w:r>
+        <w:t xml:space="preserve">송예진: 분홍색. 그물 무늬 사라졌어요. 코끝이 분홍색이에요. 10시 27분.</w:t>
+      </w:r>
+    </w:p>
+    <w:p>
+      <w:pPr>
+        <w:pStyle w:val="BodyText"/>
+      </w:pPr>
+      <w:r>
+        <w:t xml:space="preserve">엘레나: 13분 만에 재관류. 시력 정상. 송 원장님… 모든 걸 옳게 했어요.</w:t>
+      </w:r>
+    </w:p>
+    <w:p>
+      <w:pPr>
+        <w:pStyle w:val="BodyText"/>
+      </w:pPr>
+      <w:r>
+        <w:t xml:space="preserve">송예진: …먼저 처치했어요. 그다음 전화했고요. 솔직히 그건 제가 아니라 지우 씨였어요. 저는 먼저 전화하고 싶었어요. 무서웠고, 경험 많은 누군가가 뭘 해야 할지 말해 주길 바랐거든요. 지우 씨가 효소를 건네면서</w:t>
+      </w:r>
+      <w:r>
+        <w:t xml:space="preserve"> </w:t>
+      </w:r>
+      <w:r>
+        <w:t xml:space="preserve">“</w:t>
+      </w:r>
+      <w:r>
+        <w:t xml:space="preserve">먼저 처치</w:t>
+      </w:r>
+      <w:r>
+        <w:t xml:space="preserve">”</w:t>
+      </w:r>
+      <w:r>
+        <w:t xml:space="preserve">라고 했어요.</w:t>
+      </w:r>
+    </w:p>
+    <w:p>
+      <w:pPr>
+        <w:pStyle w:val="BodyText"/>
+      </w:pPr>
+      <w:r>
+        <w:t xml:space="preserve">지우: 다들 먼저 전화하고 싶어 해요. 카드에서 안 된다고 해요.</w:t>
+      </w:r>
+    </w:p>
+    <w:p>
+      <w:pPr>
+        <w:pStyle w:val="BodyText"/>
+      </w:pPr>
+      <w:r>
+        <w:t xml:space="preserve">타샤: 지우 씨, 내가 그 카드를 3년 차에 썼어요. 딱 이런 밤을 위해서. 일부러 10초 분량으로 만들었어요. 겁먹은 사람은 긴 건 다 잊어버리니까요. 한 줄 한 줄 다 기억했다는 말이 그 카드가 받은 최고의 평가예요.</w:t>
+      </w:r>
+    </w:p>
+    <w:p>
+      <w:pPr>
+        <w:pStyle w:val="BodyText"/>
+      </w:pPr>
+      <w:r>
+        <w:t xml:space="preserve">지우: 그럼 고마워요. 그리고 마거릿에게도. 그레이스가 그분 이야기를 해 줬어요.</w:t>
+      </w:r>
+      <w:r>
+        <w:t xml:space="preserve"> </w:t>
+      </w:r>
+      <w:r>
+        <w:t xml:space="preserve">“</w:t>
+      </w:r>
+      <w:r>
+        <w:t xml:space="preserve">먼저 처치해요, 아가씨.</w:t>
+      </w:r>
+      <w:r>
+        <w:t xml:space="preserve">”</w:t>
+      </w:r>
+    </w:p>
+    <w:p>
+      <w:pPr>
+        <w:pStyle w:val="BodyText"/>
+      </w:pPr>
+      <w:r>
+        <w:t xml:space="preserve">최민준: 루이즈 박사님, 사후 계획입니다. 찜질 중단, 프로토콜대로 아스피린. 48시간 후에 재진하러 오게 하고, 그때까지 매일 사진을 보내게 할게요. 그래야 뒤늦은 색 변화도 일찍 잡을 수 있으니까요.</w:t>
+      </w:r>
+    </w:p>
+    <w:p>
+      <w:pPr>
+        <w:pStyle w:val="BodyText"/>
+      </w:pPr>
+      <w:r>
+        <w:t xml:space="preserve">엘레나: 동의해요. 그리고 식약처 보고. 자발적으로. 내일. 타임라인과 함께. 분 단위로.</w:t>
+      </w:r>
+    </w:p>
+    <w:p>
+      <w:pPr>
+        <w:pStyle w:val="BodyText"/>
+      </w:pPr>
+      <w:r>
+        <w:t xml:space="preserve">레오: 그리고 레지스트리. 사건 1,148번. 13분 만에 재관류. 아시아에서 가장 빨라요.</w:t>
+      </w:r>
+    </w:p>
+    <w:p>
+      <w:pPr>
+        <w:pStyle w:val="BodyText"/>
+      </w:pPr>
+      <w:r>
+        <w:t xml:space="preserve">서현: 원장님. 봐도 돼요? 거울?</w:t>
+      </w:r>
+    </w:p>
+    <w:p>
+      <w:pPr>
+        <w:pStyle w:val="BodyText"/>
+      </w:pPr>
+      <w:r>
+        <w:t xml:space="preserve">송예진: 여기요. 조금 빨개요. 마사지 때문에. 그리고 조금 부었어요. 가라앉을 거예요.</w:t>
+      </w:r>
+    </w:p>
+    <w:p>
+      <w:pPr>
+        <w:pStyle w:val="BodyText"/>
+      </w:pPr>
+      <w:r>
+        <w:t xml:space="preserve">서현: 내 코. …내 코 같아요.</w:t>
+      </w:r>
+    </w:p>
+    <w:p>
+      <w:pPr>
+        <w:pStyle w:val="BodyText"/>
+      </w:pPr>
+      <w:r>
+        <w:t xml:space="preserve">엘레나: 이런 밤 뒤에 환자가 할 수 있는 최고의 문장이에요.</w:t>
+      </w:r>
+    </w:p>
+    <w:p>
+      <w:pPr>
+        <w:pStyle w:val="BodyText"/>
+      </w:pPr>
+      <w:r>
+        <w:t xml:space="preserve">그레이스: 노아. 민호 씨를 들여보내고 있어요. 울고 있어요. 좋은 쪽으로. 대체로.</w:t>
+      </w:r>
+    </w:p>
+    <w:p>
+      <w:pPr>
+        <w:pStyle w:val="BodyText"/>
+      </w:pPr>
+      <w:r>
+        <w:t xml:space="preserve">민호: 서현아! 이 바보야. 진짜 바보. 괜찮아서 너무 다행이야.</w:t>
+      </w:r>
+    </w:p>
+    <w:p>
+      <w:pPr>
+        <w:pStyle w:val="BodyText"/>
+      </w:pPr>
+      <w:r>
+        <w:t xml:space="preserve">서현: 오빠, 결혼식 사진… 나 부어 있을 거야.</w:t>
+      </w:r>
+    </w:p>
+    <w:p>
+      <w:pPr>
+        <w:pStyle w:val="BodyText"/>
+      </w:pPr>
+      <w:r>
+        <w:t xml:space="preserve">민호: 내가 앞에 서 있을게. 노아 씨? 아직 계세요?</w:t>
+      </w:r>
+    </w:p>
+    <w:p>
+      <w:pPr>
+        <w:pStyle w:val="BodyText"/>
+      </w:pPr>
+      <w:r>
+        <w:t xml:space="preserve">노아: 여기 있어요.</w:t>
+      </w:r>
+    </w:p>
+    <w:p>
+      <w:pPr>
+        <w:pStyle w:val="BodyText"/>
+      </w:pPr>
+      <w:r>
+        <w:t xml:space="preserve">민호: 고마워요. 끊지 않고 있어 줘서. 동생분께… 로고 고맙다고 전해 주세요.</w:t>
+      </w:r>
+    </w:p>
+    <w:p>
+      <w:pPr>
+        <w:pStyle w:val="BodyText"/>
+      </w:pPr>
+      <w:r>
+        <w:t xml:space="preserve">노아: 전할게요. 오늘 밤.</w:t>
+      </w:r>
+    </w:p>
+    <w:p>
+      <w:pPr>
+        <w:pStyle w:val="BodyText"/>
+      </w:pPr>
+      <w:r>
+        <w:t xml:space="preserve">엘레나: 노아. 시계 봐요. 여기 7시 27분. 13분.</w:t>
+      </w:r>
+    </w:p>
+    <w:p>
+      <w:pPr>
+        <w:pStyle w:val="BodyText"/>
+      </w:pPr>
+      <w:r>
+        <w:t xml:space="preserve">노아: 릴리는 40분이었어요. 그리고 흉터.</w:t>
+      </w:r>
+    </w:p>
+    <w:p>
+      <w:pPr>
+        <w:pStyle w:val="BodyText"/>
+      </w:pPr>
+      <w:r>
+        <w:t xml:space="preserve">엘레나: 7년 전 응급실에서</w:t>
+      </w:r>
+      <w:r>
+        <w:t xml:space="preserve"> </w:t>
+      </w:r>
+      <w:r>
+        <w:t xml:space="preserve">“</w:t>
+      </w:r>
+      <w:r>
+        <w:t xml:space="preserve">1분 1분이 중요하다</w:t>
+      </w:r>
+      <w:r>
+        <w:t xml:space="preserve">”</w:t>
+      </w:r>
+      <w:r>
+        <w:t xml:space="preserve">고 했죠. 그날 밤엔 누가 나를 부르기도 전에 너무 많은 분을 잃었어요. 오늘 밤엔 모두가 올바른 순서로 자기 몫을 했고, 우린 그 분들을 이겼어요. 13분.</w:t>
+      </w:r>
+    </w:p>
+    <w:bookmarkEnd w:id="35"/>
+    <w:bookmarkStart w:id="36" w:name="마무리-서울-밤-11시-30분-오스틴-오전-8시-30분-1"/>
+    <w:p>
+      <w:pPr>
+        <w:pStyle w:val="Heading3"/>
+      </w:pPr>
+      <w:r>
+        <w:t xml:space="preserve">마무리 — 서울 밤 11시 30분 / 오스틴 오전 8시 30분</w:t>
+      </w:r>
+    </w:p>
+    <w:p>
+      <w:pPr>
+        <w:pStyle w:val="FirstParagraph"/>
+      </w:pPr>
+      <w:r>
+        <w:t xml:space="preserve">송예진: 루이즈 박사님. 끊기 전에. 하나 물어봐도 될까요? 임상 말고.</w:t>
+      </w:r>
+    </w:p>
+    <w:p>
+      <w:pPr>
+        <w:pStyle w:val="BodyText"/>
+      </w:pPr>
+      <w:r>
+        <w:t xml:space="preserve">엘레나: 물론이죠.</w:t>
+      </w:r>
+    </w:p>
+    <w:p>
+      <w:pPr>
+        <w:pStyle w:val="BodyText"/>
+      </w:pPr>
+      <w:r>
+        <w:t xml:space="preserve">송예진: 지금 손이 떨려요. 그때가 아니라. 지금. 정상인가요?</w:t>
+      </w:r>
+    </w:p>
+    <w:p>
+      <w:pPr>
+        <w:pStyle w:val="BodyText"/>
+      </w:pPr>
+      <w:r>
+        <w:t xml:space="preserve">엘레나: 완전히요. 그땐 의사였고. 지금은 사람이에요. 집에 가요. 뭐 좀 먹고. 자요.</w:t>
+      </w:r>
+    </w:p>
+    <w:p>
+      <w:pPr>
+        <w:pStyle w:val="BodyText"/>
+      </w:pPr>
+      <w:r>
+        <w:t xml:space="preserve">타샤: 그리고 느낀 걸 적어 둬요. 오늘 밤, 생생할 때. 임상 기록 말고요. 두려움, 결정들, 색이 돌아오는 걸 본 순간. 언젠가 그걸 가르치게 될 거고, 당신 이야기는 내가 쓸 수 있는 어떤 카드보다 젊은 의사에게 더 도움이 될 거예요.</w:t>
+      </w:r>
+    </w:p>
+    <w:p>
+      <w:pPr>
+        <w:pStyle w:val="BodyText"/>
+      </w:pPr>
+      <w:r>
+        <w:t xml:space="preserve">지우: 루이즈 박사님. 하나 더. 따뜻하게 해 줘요? 오늘 밤? 맞죠?</w:t>
+      </w:r>
+    </w:p>
+    <w:p>
+      <w:pPr>
+        <w:pStyle w:val="BodyText"/>
+      </w:pPr>
+      <w:r>
+        <w:t xml:space="preserve">엘레나: …따뜻하게 해 줘요. 네. 정확히 맞아요.</w:t>
+      </w:r>
+    </w:p>
+    <w:p>
+      <w:pPr>
+        <w:pStyle w:val="BodyText"/>
+      </w:pPr>
+      <w:r>
+        <w:t xml:space="preserve">노아: 그 말 나한테 했었죠. 응급실에서.</w:t>
+      </w:r>
+      <w:r>
+        <w:t xml:space="preserve"> </w:t>
+      </w:r>
+      <w:r>
+        <w:t xml:space="preserve">“</w:t>
+      </w:r>
+      <w:r>
+        <w:t xml:space="preserve">따뜻하게 해 줘요, 베넷 씨.</w:t>
+      </w:r>
+      <w:r>
+        <w:t xml:space="preserve">”</w:t>
+      </w:r>
+    </w:p>
+    <w:p>
+      <w:pPr>
+        <w:pStyle w:val="BodyText"/>
+      </w:pPr>
+      <w:r>
+        <w:t xml:space="preserve">엘레나: 모두에게 해요. 겁먹은 가족이 할 수 있는 유일한 일이니까요. 솔직히 따뜻한 담요가 혈류를 크게 바꾸진 않아요. 하지만 손에 할 일을 주고, 환자보다 가족에게 더 도움이 돼요.</w:t>
+      </w:r>
+    </w:p>
+    <w:p>
+      <w:pPr>
+        <w:pStyle w:val="BodyText"/>
+      </w:pPr>
+      <w:r>
+        <w:t xml:space="preserve">레오: 보고서 제출. 레지스트리 업데이트. 식약처 보고 초안 그레이스 검토 대기. 7시 29분.</w:t>
+      </w:r>
+    </w:p>
+    <w:p>
+      <w:pPr>
+        <w:pStyle w:val="BodyText"/>
+      </w:pPr>
+      <w:r>
+        <w:t xml:space="preserve">노아: 레오, 실제로 몇 시에 출근해요?</w:t>
+      </w:r>
+    </w:p>
+    <w:p>
+      <w:pPr>
+        <w:pStyle w:val="BodyText"/>
+      </w:pPr>
+      <w:r>
+        <w:t xml:space="preserve">레오: 마개 사건 이후로요? 6시 45분. 매일. 대부분의 문제는 클리닉에서 누가 알아채기 전에 데이터에 먼저 나타나요. 건물이 시끄러워지기 전에 밤사이 보고서를 읽는 게 좋아요. 문제를 숨기느니 찾겠어요.</w:t>
+      </w:r>
+    </w:p>
+    <w:p>
+      <w:pPr>
+        <w:pStyle w:val="BodyText"/>
+      </w:pPr>
+      <w:r>
+        <w:t xml:space="preserve">노아: 릴리한테 문자.</w:t>
+      </w:r>
+      <w:r>
+        <w:t xml:space="preserve"> </w:t>
+      </w:r>
+      <w:r>
+        <w:t xml:space="preserve">“</w:t>
+      </w:r>
+      <w:r>
+        <w:t xml:space="preserve">오늘 밤 서울. 코. 13분. 흉터 없음. 오빠가 로고 고맙대.</w:t>
+      </w:r>
+      <w:r>
+        <w:t xml:space="preserve">”</w:t>
+      </w:r>
+    </w:p>
+    <w:p>
+      <w:pPr>
+        <w:pStyle w:val="BodyText"/>
+      </w:pPr>
+      <w:r>
+        <w:t xml:space="preserve">타샤: 벌써 답장했어요? 8시 반인데.</w:t>
+      </w:r>
+    </w:p>
+    <w:p>
+      <w:pPr>
+        <w:pStyle w:val="BodyText"/>
+      </w:pPr>
+      <w:r>
+        <w:t xml:space="preserve">노아:</w:t>
+      </w:r>
+      <w:r>
+        <w:t xml:space="preserve"> </w:t>
+      </w:r>
+      <w:r>
+        <w:t xml:space="preserve">“</w:t>
+      </w:r>
+      <w:r>
+        <w:t xml:space="preserve">그럼 11월 18일은 쉽겠네. 늦지 마. —L.</w:t>
+      </w:r>
+      <w:r>
+        <w:t xml:space="preserve">”</w:t>
+      </w:r>
+    </w:p>
+    <w:bookmarkEnd w:id="36"/>
+    <w:bookmarkEnd w:id="37"/>
+    <w:bookmarkEnd w:id="38"/>
     <w:sectPr/>
   </w:body>
 </w:document>
@@ -4637,583 +4584,8 @@
       </w:pPr>
     </w:lvl>
   </w:abstractNum>
-  <w:abstractNum w:abstractNumId="99411">
-    <w:nsid w:val="A99411"/>
-    <w:multiLevelType w:val="multilevel"/>
-    <w:lvl w:ilvl="0">
-      <w:start w:val="1"/>
-      <w:numFmt w:val="decimal"/>
-      <w:lvlText w:val="%1."/>
-      <w:lvlJc w:val="left"/>
-      <w:pPr>
-        <w:ind w:left="720" w:hanging="480"/>
-      </w:pPr>
-    </w:lvl>
-    <w:lvl w:ilvl="1">
-      <w:start w:val="1"/>
-      <w:numFmt w:val="decimal"/>
-      <w:lvlText w:val="%2."/>
-      <w:lvlJc w:val="left"/>
-      <w:pPr>
-        <w:ind w:left="1440" w:hanging="480"/>
-      </w:pPr>
-    </w:lvl>
-    <w:lvl w:ilvl="2">
-      <w:start w:val="1"/>
-      <w:numFmt w:val="decimal"/>
-      <w:lvlText w:val="%3."/>
-      <w:lvlJc w:val="left"/>
-      <w:pPr>
-        <w:ind w:left="2160" w:hanging="480"/>
-      </w:pPr>
-    </w:lvl>
-    <w:lvl w:ilvl="3">
-      <w:start w:val="1"/>
-      <w:numFmt w:val="decimal"/>
-      <w:lvlText w:val="%4."/>
-      <w:lvlJc w:val="left"/>
-      <w:pPr>
-        <w:ind w:left="2880" w:hanging="480"/>
-      </w:pPr>
-    </w:lvl>
-    <w:lvl w:ilvl="4">
-      <w:start w:val="1"/>
-      <w:numFmt w:val="decimal"/>
-      <w:lvlText w:val="%5."/>
-      <w:lvlJc w:val="left"/>
-      <w:pPr>
-        <w:ind w:left="3600" w:hanging="480"/>
-      </w:pPr>
-    </w:lvl>
-    <w:lvl w:ilvl="5">
-      <w:start w:val="1"/>
-      <w:numFmt w:val="decimal"/>
-      <w:lvlText w:val="%6."/>
-      <w:lvlJc w:val="left"/>
-      <w:pPr>
-        <w:ind w:left="4320" w:hanging="480"/>
-      </w:pPr>
-    </w:lvl>
-    <w:lvl w:ilvl="6">
-      <w:start w:val="1"/>
-      <w:numFmt w:val="decimal"/>
-      <w:lvlText w:val="%7."/>
-      <w:lvlJc w:val="left"/>
-      <w:pPr>
-        <w:ind w:left="5040" w:hanging="480"/>
-      </w:pPr>
-    </w:lvl>
-    <w:lvl w:ilvl="7">
-      <w:start w:val="1"/>
-      <w:numFmt w:val="decimal"/>
-      <w:lvlText w:val="%8."/>
-      <w:lvlJc w:val="left"/>
-      <w:pPr>
-        <w:ind w:left="5760" w:hanging="480"/>
-      </w:pPr>
-    </w:lvl>
-    <w:lvl w:ilvl="8">
-      <w:start w:val="1"/>
-      <w:numFmt w:val="decimal"/>
-      <w:lvlText w:val="%9."/>
-      <w:lvlJc w:val="left"/>
-      <w:pPr>
-        <w:ind w:left="6480" w:hanging="480"/>
-      </w:pPr>
-    </w:lvl>
-  </w:abstractNum>
-  <w:abstractNum w:abstractNumId="994116">
-    <w:nsid w:val="A994116"/>
-    <w:multiLevelType w:val="multilevel"/>
-    <w:lvl w:ilvl="0">
-      <w:start w:val="16"/>
-      <w:numFmt w:val="decimal"/>
-      <w:lvlText w:val="%1."/>
-      <w:lvlJc w:val="left"/>
-      <w:pPr>
-        <w:ind w:left="720" w:hanging="480"/>
-      </w:pPr>
-    </w:lvl>
-    <w:lvl w:ilvl="1">
-      <w:start w:val="16"/>
-      <w:numFmt w:val="decimal"/>
-      <w:lvlText w:val="%2."/>
-      <w:lvlJc w:val="left"/>
-      <w:pPr>
-        <w:ind w:left="1440" w:hanging="480"/>
-      </w:pPr>
-    </w:lvl>
-    <w:lvl w:ilvl="2">
-      <w:start w:val="16"/>
-      <w:numFmt w:val="decimal"/>
-      <w:lvlText w:val="%3."/>
-      <w:lvlJc w:val="left"/>
-      <w:pPr>
-        <w:ind w:left="2160" w:hanging="480"/>
-      </w:pPr>
-    </w:lvl>
-    <w:lvl w:ilvl="3">
-      <w:start w:val="16"/>
-      <w:numFmt w:val="decimal"/>
-      <w:lvlText w:val="%4."/>
-      <w:lvlJc w:val="left"/>
-      <w:pPr>
-        <w:ind w:left="2880" w:hanging="480"/>
-      </w:pPr>
-    </w:lvl>
-    <w:lvl w:ilvl="4">
-      <w:start w:val="16"/>
-      <w:numFmt w:val="decimal"/>
-      <w:lvlText w:val="%5."/>
-      <w:lvlJc w:val="left"/>
-      <w:pPr>
-        <w:ind w:left="3600" w:hanging="480"/>
-      </w:pPr>
-    </w:lvl>
-    <w:lvl w:ilvl="5">
-      <w:start w:val="16"/>
-      <w:numFmt w:val="decimal"/>
-      <w:lvlText w:val="%6."/>
-      <w:lvlJc w:val="left"/>
-      <w:pPr>
-        <w:ind w:left="4320" w:hanging="480"/>
-      </w:pPr>
-    </w:lvl>
-    <w:lvl w:ilvl="6">
-      <w:start w:val="16"/>
-      <w:numFmt w:val="decimal"/>
-      <w:lvlText w:val="%7."/>
-      <w:lvlJc w:val="left"/>
-      <w:pPr>
-        <w:ind w:left="5040" w:hanging="480"/>
-      </w:pPr>
-    </w:lvl>
-    <w:lvl w:ilvl="7">
-      <w:start w:val="16"/>
-      <w:numFmt w:val="decimal"/>
-      <w:lvlText w:val="%8."/>
-      <w:lvlJc w:val="left"/>
-      <w:pPr>
-        <w:ind w:left="5760" w:hanging="480"/>
-      </w:pPr>
-    </w:lvl>
-    <w:lvl w:ilvl="8">
-      <w:start w:val="16"/>
-      <w:numFmt w:val="decimal"/>
-      <w:lvlText w:val="%9."/>
-      <w:lvlJc w:val="left"/>
-      <w:pPr>
-        <w:ind w:left="6480" w:hanging="480"/>
-      </w:pPr>
-    </w:lvl>
-  </w:abstractNum>
-  <w:abstractNum w:abstractNumId="994151">
-    <w:nsid w:val="A994151"/>
-    <w:multiLevelType w:val="multilevel"/>
-    <w:lvl w:ilvl="0">
-      <w:start w:val="51"/>
-      <w:numFmt w:val="decimal"/>
-      <w:lvlText w:val="%1."/>
-      <w:lvlJc w:val="left"/>
-      <w:pPr>
-        <w:ind w:left="720" w:hanging="480"/>
-      </w:pPr>
-    </w:lvl>
-    <w:lvl w:ilvl="1">
-      <w:start w:val="51"/>
-      <w:numFmt w:val="decimal"/>
-      <w:lvlText w:val="%2."/>
-      <w:lvlJc w:val="left"/>
-      <w:pPr>
-        <w:ind w:left="1440" w:hanging="480"/>
-      </w:pPr>
-    </w:lvl>
-    <w:lvl w:ilvl="2">
-      <w:start w:val="51"/>
-      <w:numFmt w:val="decimal"/>
-      <w:lvlText w:val="%3."/>
-      <w:lvlJc w:val="left"/>
-      <w:pPr>
-        <w:ind w:left="2160" w:hanging="480"/>
-      </w:pPr>
-    </w:lvl>
-    <w:lvl w:ilvl="3">
-      <w:start w:val="51"/>
-      <w:numFmt w:val="decimal"/>
-      <w:lvlText w:val="%4."/>
-      <w:lvlJc w:val="left"/>
-      <w:pPr>
-        <w:ind w:left="2880" w:hanging="480"/>
-      </w:pPr>
-    </w:lvl>
-    <w:lvl w:ilvl="4">
-      <w:start w:val="51"/>
-      <w:numFmt w:val="decimal"/>
-      <w:lvlText w:val="%5."/>
-      <w:lvlJc w:val="left"/>
-      <w:pPr>
-        <w:ind w:left="3600" w:hanging="480"/>
-      </w:pPr>
-    </w:lvl>
-    <w:lvl w:ilvl="5">
-      <w:start w:val="51"/>
-      <w:numFmt w:val="decimal"/>
-      <w:lvlText w:val="%6."/>
-      <w:lvlJc w:val="left"/>
-      <w:pPr>
-        <w:ind w:left="4320" w:hanging="480"/>
-      </w:pPr>
-    </w:lvl>
-    <w:lvl w:ilvl="6">
-      <w:start w:val="51"/>
-      <w:numFmt w:val="decimal"/>
-      <w:lvlText w:val="%7."/>
-      <w:lvlJc w:val="left"/>
-      <w:pPr>
-        <w:ind w:left="5040" w:hanging="480"/>
-      </w:pPr>
-    </w:lvl>
-    <w:lvl w:ilvl="7">
-      <w:start w:val="51"/>
-      <w:numFmt w:val="decimal"/>
-      <w:lvlText w:val="%8."/>
-      <w:lvlJc w:val="left"/>
-      <w:pPr>
-        <w:ind w:left="5760" w:hanging="480"/>
-      </w:pPr>
-    </w:lvl>
-    <w:lvl w:ilvl="8">
-      <w:start w:val="51"/>
-      <w:numFmt w:val="decimal"/>
-      <w:lvlText w:val="%9."/>
-      <w:lvlJc w:val="left"/>
-      <w:pPr>
-        <w:ind w:left="6480" w:hanging="480"/>
-      </w:pPr>
-    </w:lvl>
-  </w:abstractNum>
-  <w:abstractNum w:abstractNumId="994181">
-    <w:nsid w:val="A994181"/>
-    <w:multiLevelType w:val="multilevel"/>
-    <w:lvl w:ilvl="0">
-      <w:start w:val="81"/>
-      <w:numFmt w:val="decimal"/>
-      <w:lvlText w:val="%1."/>
-      <w:lvlJc w:val="left"/>
-      <w:pPr>
-        <w:ind w:left="720" w:hanging="480"/>
-      </w:pPr>
-    </w:lvl>
-    <w:lvl w:ilvl="1">
-      <w:start w:val="81"/>
-      <w:numFmt w:val="decimal"/>
-      <w:lvlText w:val="%2."/>
-      <w:lvlJc w:val="left"/>
-      <w:pPr>
-        <w:ind w:left="1440" w:hanging="480"/>
-      </w:pPr>
-    </w:lvl>
-    <w:lvl w:ilvl="2">
-      <w:start w:val="81"/>
-      <w:numFmt w:val="decimal"/>
-      <w:lvlText w:val="%3."/>
-      <w:lvlJc w:val="left"/>
-      <w:pPr>
-        <w:ind w:left="2160" w:hanging="480"/>
-      </w:pPr>
-    </w:lvl>
-    <w:lvl w:ilvl="3">
-      <w:start w:val="81"/>
-      <w:numFmt w:val="decimal"/>
-      <w:lvlText w:val="%4."/>
-      <w:lvlJc w:val="left"/>
-      <w:pPr>
-        <w:ind w:left="2880" w:hanging="480"/>
-      </w:pPr>
-    </w:lvl>
-    <w:lvl w:ilvl="4">
-      <w:start w:val="81"/>
-      <w:numFmt w:val="decimal"/>
-      <w:lvlText w:val="%5."/>
-      <w:lvlJc w:val="left"/>
-      <w:pPr>
-        <w:ind w:left="3600" w:hanging="480"/>
-      </w:pPr>
-    </w:lvl>
-    <w:lvl w:ilvl="5">
-      <w:start w:val="81"/>
-      <w:numFmt w:val="decimal"/>
-      <w:lvlText w:val="%6."/>
-      <w:lvlJc w:val="left"/>
-      <w:pPr>
-        <w:ind w:left="4320" w:hanging="480"/>
-      </w:pPr>
-    </w:lvl>
-    <w:lvl w:ilvl="6">
-      <w:start w:val="81"/>
-      <w:numFmt w:val="decimal"/>
-      <w:lvlText w:val="%7."/>
-      <w:lvlJc w:val="left"/>
-      <w:pPr>
-        <w:ind w:left="5040" w:hanging="480"/>
-      </w:pPr>
-    </w:lvl>
-    <w:lvl w:ilvl="7">
-      <w:start w:val="81"/>
-      <w:numFmt w:val="decimal"/>
-      <w:lvlText w:val="%8."/>
-      <w:lvlJc w:val="left"/>
-      <w:pPr>
-        <w:ind w:left="5760" w:hanging="480"/>
-      </w:pPr>
-    </w:lvl>
-    <w:lvl w:ilvl="8">
-      <w:start w:val="81"/>
-      <w:numFmt w:val="decimal"/>
-      <w:lvlText w:val="%9."/>
-      <w:lvlJc w:val="left"/>
-      <w:pPr>
-        <w:ind w:left="6480" w:hanging="480"/>
-      </w:pPr>
-    </w:lvl>
-  </w:abstractNum>
-  <w:abstractNum w:abstractNumId="9941106">
-    <w:nsid w:val="A9941106"/>
-    <w:multiLevelType w:val="multilevel"/>
-    <w:lvl w:ilvl="0">
-      <w:start w:val="106"/>
-      <w:numFmt w:val="decimal"/>
-      <w:lvlText w:val="%1."/>
-      <w:lvlJc w:val="left"/>
-      <w:pPr>
-        <w:ind w:left="720" w:hanging="480"/>
-      </w:pPr>
-    </w:lvl>
-    <w:lvl w:ilvl="1">
-      <w:start w:val="106"/>
-      <w:numFmt w:val="decimal"/>
-      <w:lvlText w:val="%2."/>
-      <w:lvlJc w:val="left"/>
-      <w:pPr>
-        <w:ind w:left="1440" w:hanging="480"/>
-      </w:pPr>
-    </w:lvl>
-    <w:lvl w:ilvl="2">
-      <w:start w:val="106"/>
-      <w:numFmt w:val="decimal"/>
-      <w:lvlText w:val="%3."/>
-      <w:lvlJc w:val="left"/>
-      <w:pPr>
-        <w:ind w:left="2160" w:hanging="480"/>
-      </w:pPr>
-    </w:lvl>
-    <w:lvl w:ilvl="3">
-      <w:start w:val="106"/>
-      <w:numFmt w:val="decimal"/>
-      <w:lvlText w:val="%4."/>
-      <w:lvlJc w:val="left"/>
-      <w:pPr>
-        <w:ind w:left="2880" w:hanging="480"/>
-      </w:pPr>
-    </w:lvl>
-    <w:lvl w:ilvl="4">
-      <w:start w:val="106"/>
-      <w:numFmt w:val="decimal"/>
-      <w:lvlText w:val="%5."/>
-      <w:lvlJc w:val="left"/>
-      <w:pPr>
-        <w:ind w:left="3600" w:hanging="480"/>
-      </w:pPr>
-    </w:lvl>
-    <w:lvl w:ilvl="5">
-      <w:start w:val="106"/>
-      <w:numFmt w:val="decimal"/>
-      <w:lvlText w:val="%6."/>
-      <w:lvlJc w:val="left"/>
-      <w:pPr>
-        <w:ind w:left="4320" w:hanging="480"/>
-      </w:pPr>
-    </w:lvl>
-    <w:lvl w:ilvl="6">
-      <w:start w:val="106"/>
-      <w:numFmt w:val="decimal"/>
-      <w:lvlText w:val="%7."/>
-      <w:lvlJc w:val="left"/>
-      <w:pPr>
-        <w:ind w:left="5040" w:hanging="480"/>
-      </w:pPr>
-    </w:lvl>
-    <w:lvl w:ilvl="7">
-      <w:start w:val="106"/>
-      <w:numFmt w:val="decimal"/>
-      <w:lvlText w:val="%8."/>
-      <w:lvlJc w:val="left"/>
-      <w:pPr>
-        <w:ind w:left="5760" w:hanging="480"/>
-      </w:pPr>
-    </w:lvl>
-    <w:lvl w:ilvl="8">
-      <w:start w:val="106"/>
-      <w:numFmt w:val="decimal"/>
-      <w:lvlText w:val="%9."/>
-      <w:lvlJc w:val="left"/>
-      <w:pPr>
-        <w:ind w:left="6480" w:hanging="480"/>
-      </w:pPr>
-    </w:lvl>
-  </w:abstractNum>
   <w:num w:numId="1000">
     <w:abstractNumId w:val="990"/>
-  </w:num>
-  <w:num w:numId="1001">
-    <w:abstractNumId w:val="99411"/>
-    <w:lvlOverride w:ilvl="0">
-      <w:startOverride w:val="1"/>
-    </w:lvlOverride>
-    <w:lvlOverride w:ilvl="1">
-      <w:startOverride w:val="1"/>
-    </w:lvlOverride>
-    <w:lvlOverride w:ilvl="2">
-      <w:startOverride w:val="1"/>
-    </w:lvlOverride>
-    <w:lvlOverride w:ilvl="3">
-      <w:startOverride w:val="1"/>
-    </w:lvlOverride>
-    <w:lvlOverride w:ilvl="4">
-      <w:startOverride w:val="1"/>
-    </w:lvlOverride>
-    <w:lvlOverride w:ilvl="5">
-      <w:startOverride w:val="1"/>
-    </w:lvlOverride>
-    <w:lvlOverride w:ilvl="6">
-      <w:startOverride w:val="1"/>
-    </w:lvlOverride>
-    <w:lvlOverride w:ilvl="7">
-      <w:startOverride w:val="1"/>
-    </w:lvlOverride>
-    <w:lvlOverride w:ilvl="8">
-      <w:startOverride w:val="1"/>
-    </w:lvlOverride>
-  </w:num>
-  <w:num w:numId="1002">
-    <w:abstractNumId w:val="994116"/>
-    <w:lvlOverride w:ilvl="0">
-      <w:startOverride w:val="16"/>
-    </w:lvlOverride>
-    <w:lvlOverride w:ilvl="1">
-      <w:startOverride w:val="16"/>
-    </w:lvlOverride>
-    <w:lvlOverride w:ilvl="2">
-      <w:startOverride w:val="16"/>
-    </w:lvlOverride>
-    <w:lvlOverride w:ilvl="3">
-      <w:startOverride w:val="16"/>
-    </w:lvlOverride>
-    <w:lvlOverride w:ilvl="4">
-      <w:startOverride w:val="16"/>
-    </w:lvlOverride>
-    <w:lvlOverride w:ilvl="5">
-      <w:startOverride w:val="16"/>
-    </w:lvlOverride>
-    <w:lvlOverride w:ilvl="6">
-      <w:startOverride w:val="16"/>
-    </w:lvlOverride>
-    <w:lvlOverride w:ilvl="7">
-      <w:startOverride w:val="16"/>
-    </w:lvlOverride>
-    <w:lvlOverride w:ilvl="8">
-      <w:startOverride w:val="16"/>
-    </w:lvlOverride>
-  </w:num>
-  <w:num w:numId="1003">
-    <w:abstractNumId w:val="994151"/>
-    <w:lvlOverride w:ilvl="0">
-      <w:startOverride w:val="51"/>
-    </w:lvlOverride>
-    <w:lvlOverride w:ilvl="1">
-      <w:startOverride w:val="51"/>
-    </w:lvlOverride>
-    <w:lvlOverride w:ilvl="2">
-      <w:startOverride w:val="51"/>
-    </w:lvlOverride>
-    <w:lvlOverride w:ilvl="3">
-      <w:startOverride w:val="51"/>
-    </w:lvlOverride>
-    <w:lvlOverride w:ilvl="4">
-      <w:startOverride w:val="51"/>
-    </w:lvlOverride>
-    <w:lvlOverride w:ilvl="5">
-      <w:startOverride w:val="51"/>
-    </w:lvlOverride>
-    <w:lvlOverride w:ilvl="6">
-      <w:startOverride w:val="51"/>
-    </w:lvlOverride>
-    <w:lvlOverride w:ilvl="7">
-      <w:startOverride w:val="51"/>
-    </w:lvlOverride>
-    <w:lvlOverride w:ilvl="8">
-      <w:startOverride w:val="51"/>
-    </w:lvlOverride>
-  </w:num>
-  <w:num w:numId="1004">
-    <w:abstractNumId w:val="994181"/>
-    <w:lvlOverride w:ilvl="0">
-      <w:startOverride w:val="81"/>
-    </w:lvlOverride>
-    <w:lvlOverride w:ilvl="1">
-      <w:startOverride w:val="81"/>
-    </w:lvlOverride>
-    <w:lvlOverride w:ilvl="2">
-      <w:startOverride w:val="81"/>
-    </w:lvlOverride>
-    <w:lvlOverride w:ilvl="3">
-      <w:startOverride w:val="81"/>
-    </w:lvlOverride>
-    <w:lvlOverride w:ilvl="4">
-      <w:startOverride w:val="81"/>
-    </w:lvlOverride>
-    <w:lvlOverride w:ilvl="5">
-      <w:startOverride w:val="81"/>
-    </w:lvlOverride>
-    <w:lvlOverride w:ilvl="6">
-      <w:startOverride w:val="81"/>
-    </w:lvlOverride>
-    <w:lvlOverride w:ilvl="7">
-      <w:startOverride w:val="81"/>
-    </w:lvlOverride>
-    <w:lvlOverride w:ilvl="8">
-      <w:startOverride w:val="81"/>
-    </w:lvlOverride>
-  </w:num>
-  <w:num w:numId="1005">
-    <w:abstractNumId w:val="9941106"/>
-    <w:lvlOverride w:ilvl="0">
-      <w:startOverride w:val="106"/>
-    </w:lvlOverride>
-    <w:lvlOverride w:ilvl="1">
-      <w:startOverride w:val="106"/>
-    </w:lvlOverride>
-    <w:lvlOverride w:ilvl="2">
-      <w:startOverride w:val="106"/>
-    </w:lvlOverride>
-    <w:lvlOverride w:ilvl="3">
-      <w:startOverride w:val="106"/>
-    </w:lvlOverride>
-    <w:lvlOverride w:ilvl="4">
-      <w:startOverride w:val="106"/>
-    </w:lvlOverride>
-    <w:lvlOverride w:ilvl="5">
-      <w:startOverride w:val="106"/>
-    </w:lvlOverride>
-    <w:lvlOverride w:ilvl="6">
-      <w:startOverride w:val="106"/>
-    </w:lvlOverride>
-    <w:lvlOverride w:ilvl="7">
-      <w:startOverride w:val="106"/>
-    </w:lvlOverride>
-    <w:lvlOverride w:ilvl="8">
-      <w:startOverride w:val="106"/>
-    </w:lvlOverride>
   </w:num>
 </w:numbering>
 </file>
